--- a/Claude_Files/docs/WPT无线充电系统-从零搭建全指南.docx
+++ b/Claude_Files/docs/WPT无线充电系统-从零搭建全指南.docx
@@ -15523,28 +15523,42 @@
           <w:sz w:val="28"/>
           <w:szCs w:val="28"/>
         </w:rPr>
-        <w:t xml:space="preserve">7.1 架构</w:t>
-      </w:r>
-    </w:p>
-    <w:p/>
-    <w:p>
-      <w:pPr>
-        <w:pBdr>
-          <w:left w:val="single" w:color="2B579A" w:sz="12" w:space="8"/>
-        </w:pBdr>
+        <w:t xml:space="preserve">7.1 当前架构 (V5.0)</w:t>
+      </w:r>
+    </w:p>
+    <w:p/>
+    <w:p>
+      <w:pPr>
         <w:spacing w:line="360"/>
-        <w:ind w:left="360"/>
-      </w:pPr>
-      <w:r>
-        <w:rPr>
-          <w:rFonts w:ascii="SimSun" w:cs="SimSun" w:eastAsia="SimSun" w:hAnsi="SimSun"/>
-          <w:i/>
-          <w:iCs/>
-          <w:color w:val="555555"/>
-          <w:sz w:val="20"/>
-          <w:szCs w:val="20"/>
-        </w:rPr>
-        <w:t xml:space="preserve">微信小程序真机对 WebSocket 有严格限制——只能用 `wss://` 连接已备案域名。EMQX 公共 Broker 不在白名单内, 直连必挂。</w:t>
+      </w:pPr>
+      <w:r>
+        <w:rPr>
+          <w:rFonts w:ascii="SimSun" w:cs="SimSun" w:eastAsia="SimSun" w:hAnsi="SimSun"/>
+          <w:color w:val="333333"/>
+          <w:sz w:val="22"/>
+          <w:szCs w:val="22"/>
+        </w:rPr>
+        <w:t xml:space="preserve">V5.0 起小程序</w:t>
+      </w:r>
+      <w:r>
+        <w:rPr>
+          <w:rFonts w:ascii="SimSun" w:cs="SimSun" w:eastAsia="SimSun" w:hAnsi="SimSun"/>
+          <w:b/>
+          <w:bCs/>
+          <w:color w:val="333333"/>
+          <w:sz w:val="22"/>
+          <w:szCs w:val="22"/>
+        </w:rPr>
+        <w:t xml:space="preserve">直连 OneNET HTTP API</w:t>
+      </w:r>
+      <w:r>
+        <w:rPr>
+          <w:rFonts w:ascii="SimSun" w:cs="SimSun" w:eastAsia="SimSun" w:hAnsi="SimSun"/>
+          <w:color w:val="333333"/>
+          <w:sz w:val="22"/>
+          <w:szCs w:val="22"/>
+        </w:rPr>
+        <w:t xml:space="preserve">，与网页端完全相同的后端逻辑：</w:t>
       </w:r>
     </w:p>
     <w:p/>
@@ -15561,7 +15575,7 @@
           <w:sz w:val="19"/>
           <w:szCs w:val="19"/>
         </w:rPr>
-        <w:t xml:space="preserve">小程序 ──HTTPS── Railway 桥接 ──MQTT── EMQX ── ESP8266 ── STM32</w:t>
+        <w:t xml:space="preserve">小程序 ──HTTPS── OneNET API (iot-api.heclouds.com) ──MQTT── ESP8266 ── STM32</w:t>
       </w:r>
     </w:p>
     <w:p/>
@@ -15576,7 +15590,7 @@
           <w:sz w:val="22"/>
           <w:szCs w:val="22"/>
         </w:rPr>
-        <w:t xml:space="preserve">桥接服务器 (`bridge.cjs`) 做 HTTP ↔ MQTT 转换:</w:t>
+        <w:t xml:space="preserve">不再依赖 Railway、EMQX 或任何中间桥接服务器。小程序和网页端共用同一套：</w:t>
       </w:r>
     </w:p>
     <w:p>
@@ -15590,7 +15604,7 @@
           <w:sz w:val="22"/>
           <w:szCs w:val="22"/>
         </w:rPr>
-        <w:t xml:space="preserve">- `GET /data` → 返回最新遥测 (含 `state` 字段, 0/1/2/3)</w:t>
+        <w:t xml:space="preserve">- `GET /thingmodel/query-device-property` 读取数据</w:t>
       </w:r>
     </w:p>
     <w:p>
@@ -15604,7 +15618,35 @@
           <w:sz w:val="22"/>
           <w:szCs w:val="22"/>
         </w:rPr>
-        <w:t xml:space="preserve">- `POST /cmd` → 下发控制指令</w:t>
+        <w:t xml:space="preserve">- `POST /thingmodel/set-device-property` 下发指令 (Switch / SetFreq)</w:t>
+      </w:r>
+    </w:p>
+    <w:p>
+      <w:pPr>
+        <w:spacing w:line="360"/>
+      </w:pPr>
+      <w:r>
+        <w:rPr>
+          <w:rFonts w:ascii="SimSun" w:cs="SimSun" w:eastAsia="SimSun" w:hAnsi="SimSun"/>
+          <w:color w:val="333333"/>
+          <w:sz w:val="22"/>
+          <w:szCs w:val="22"/>
+        </w:rPr>
+        <w:t xml:space="preserve">- 同一套 Token 鉴权</w:t>
+      </w:r>
+    </w:p>
+    <w:p>
+      <w:pPr>
+        <w:spacing w:line="360"/>
+      </w:pPr>
+      <w:r>
+        <w:rPr>
+          <w:rFonts w:ascii="SimSun" w:cs="SimSun" w:eastAsia="SimSun" w:hAnsi="SimSun"/>
+          <w:color w:val="333333"/>
+          <w:sz w:val="22"/>
+          <w:szCs w:val="22"/>
+        </w:rPr>
+        <w:t xml:space="preserve">- 同一套 fromCloud/toCloud 转换逻辑</w:t>
       </w:r>
     </w:p>
     <w:p/>
@@ -15622,7 +15664,7 @@
           <w:sz w:val="28"/>
           <w:szCs w:val="28"/>
         </w:rPr>
-        <w:t xml:space="preserve">7.2 方案演进</w:t>
+        <w:t xml:space="preserve">7.2 数据流与轮询</w:t>
       </w:r>
     </w:p>
     <w:p/>
@@ -15672,7 +15714,7 @@
                 <w:sz w:val="20"/>
                 <w:szCs w:val="20"/>
               </w:rPr>
-              <w:t xml:space="preserve">阶段</w:t>
+              <w:t xml:space="preserve">数据类型</w:t>
             </w:r>
           </w:p>
         </w:tc>
@@ -15703,7 +15745,7 @@
                 <w:sz w:val="20"/>
                 <w:szCs w:val="20"/>
               </w:rPr>
-              <w:t xml:space="preserve">方案</w:t>
+              <w:t xml:space="preserve">刷新间隔</w:t>
             </w:r>
           </w:p>
         </w:tc>
@@ -15734,7 +15776,7 @@
                 <w:sz w:val="20"/>
                 <w:szCs w:val="20"/>
               </w:rPr>
-              <w:t xml:space="preserve">结果</w:t>
+              <w:t xml:space="preserve">对标网页端</w:t>
             </w:r>
           </w:p>
         </w:tc>
@@ -15767,7 +15809,7 @@
                 <w:sz w:val="20"/>
                 <w:szCs w:val="20"/>
               </w:rPr>
-              <w:t xml:space="preserve">1</w:t>
+              <w:t xml:space="preserve">V/I/F 遥测</w:t>
             </w:r>
           </w:p>
         </w:tc>
@@ -15798,7 +15840,7 @@
                 <w:sz w:val="20"/>
                 <w:szCs w:val="20"/>
               </w:rPr>
-              <w:t xml:space="preserve">WebSocket 直连 EMQX</w:t>
+              <w:t xml:space="preserve">5 秒</w:t>
             </w:r>
           </w:p>
         </w:tc>
@@ -15829,7 +15871,7 @@
                 <w:sz w:val="20"/>
                 <w:szCs w:val="20"/>
               </w:rPr>
-              <w:t xml:space="preserve">微信真机拒 TLS 证书 ❌</w:t>
+              <w:t xml:space="preserve">网页首页</w:t>
             </w:r>
           </w:p>
         </w:tc>
@@ -15862,7 +15904,7 @@
                 <w:sz w:val="20"/>
                 <w:szCs w:val="20"/>
               </w:rPr>
-              <w:t xml:space="preserve">2</w:t>
+              <w:t xml:space="preserve">Switch/SetFreq 控制状态</w:t>
             </w:r>
           </w:p>
         </w:tc>
@@ -15893,7 +15935,7 @@
                 <w:sz w:val="20"/>
                 <w:szCs w:val="20"/>
               </w:rPr>
-              <w:t xml:space="preserve">HTTP 轮询 + ngrok 隧道</w:t>
+              <w:t xml:space="preserve">60 秒 + 手动刷新按钮</w:t>
             </w:r>
           </w:p>
         </w:tc>
@@ -15924,7 +15966,7 @@
                 <w:sz w:val="20"/>
                 <w:szCs w:val="20"/>
               </w:rPr>
-              <w:t xml:space="preserve">DNS 污染 + 免费限流 ❌</w:t>
+              <w:t xml:space="preserve">网页控制页</w:t>
             </w:r>
           </w:p>
         </w:tc>
@@ -15957,7 +15999,7 @@
                 <w:sz w:val="20"/>
                 <w:szCs w:val="20"/>
               </w:rPr>
-              <w:t xml:space="preserve">3</w:t>
+              <w:t xml:space="preserve">乐观锁</w:t>
             </w:r>
           </w:p>
         </w:tc>
@@ -15988,7 +16030,7 @@
                 <w:sz w:val="20"/>
                 <w:szCs w:val="20"/>
               </w:rPr>
-              <w:t xml:space="preserve">Railway 桥接 ✅</w:t>
+              <w:t xml:space="preserve">5 秒</w:t>
             </w:r>
           </w:p>
         </w:tc>
@@ -16019,7 +16061,7 @@
                 <w:sz w:val="20"/>
                 <w:szCs w:val="20"/>
               </w:rPr>
-              <w:t xml:space="preserve">稳定 HTTPS, 免费额度够用</w:t>
+              <w:t xml:space="preserve">防止云端旧值回弹</w:t>
             </w:r>
           </w:p>
         </w:tc>
@@ -16041,38 +16083,10 @@
           <w:sz w:val="28"/>
           <w:szCs w:val="28"/>
         </w:rPr>
-        <w:t xml:space="preserve">7.3 小程序功能</w:t>
-      </w:r>
-    </w:p>
-    <w:p/>
-    <w:p>
-      <w:pPr>
-        <w:spacing w:line="360"/>
-      </w:pPr>
-      <w:r>
-        <w:rPr>
-          <w:rFonts w:ascii="SimSun" w:cs="SimSun" w:eastAsia="SimSun" w:hAnsi="SimSun"/>
-          <w:color w:val="333333"/>
-          <w:sz w:val="22"/>
-          <w:szCs w:val="22"/>
-        </w:rPr>
-        <w:t xml:space="preserve">- 深色/浅色双主题 (☀/🌙 切换, 偏好持久化)</w:t>
-      </w:r>
-    </w:p>
-    <w:p>
-      <w:pPr>
-        <w:spacing w:line="360"/>
-      </w:pPr>
-      <w:r>
-        <w:rPr>
-          <w:rFonts w:ascii="SimSun" w:cs="SimSun" w:eastAsia="SimSun" w:hAnsi="SimSun"/>
-          <w:color w:val="333333"/>
-          <w:sz w:val="22"/>
-          <w:szCs w:val="22"/>
-        </w:rPr>
-        <w:t xml:space="preserve">- 状态/电压/电流/频率四卡片</w:t>
-      </w:r>
-    </w:p>
+        <w:t xml:space="preserve">7.3 功能特性</w:t>
+      </w:r>
+    </w:p>
+    <w:p/>
     <w:p>
       <w:pPr>
         <w:spacing w:line="360"/>
@@ -16095,16 +16109,16 @@
           <w:sz w:val="22"/>
           <w:szCs w:val="22"/>
         </w:rPr>
-        <w:t xml:space="preserve">频率设置</w:t>
-      </w:r>
-      <w:r>
-        <w:rPr>
-          <w:rFonts w:ascii="SimSun" w:cs="SimSun" w:eastAsia="SimSun" w:hAnsi="SimSun"/>
-          <w:color w:val="333333"/>
-          <w:sz w:val="22"/>
-          <w:szCs w:val="22"/>
-        </w:rPr>
-        <w:t xml:space="preserve">卡片: swiper 滑动选频 (只显示实际可达值) + 确认按钮</w:t>
+        <w:t xml:space="preserve">双主题</w:t>
+      </w:r>
+      <w:r>
+        <w:rPr>
+          <w:rFonts w:ascii="SimSun" w:cs="SimSun" w:eastAsia="SimSun" w:hAnsi="SimSun"/>
+          <w:color w:val="333333"/>
+          <w:sz w:val="22"/>
+          <w:szCs w:val="22"/>
+        </w:rPr>
+        <w:t xml:space="preserve">: 深色/浅色 (CSS 变量, localStorage 持久化)</w:t>
       </w:r>
     </w:p>
     <w:p>
@@ -16129,16 +16143,118 @@
           <w:sz w:val="22"/>
           <w:szCs w:val="22"/>
         </w:rPr>
-        <w:t xml:space="preserve">启停按钮</w:t>
-      </w:r>
-      <w:r>
-        <w:rPr>
-          <w:rFonts w:ascii="SimSun" w:cs="SimSun" w:eastAsia="SimSun" w:hAnsi="SimSun"/>
-          <w:color w:val="333333"/>
-          <w:sz w:val="22"/>
-          <w:szCs w:val="22"/>
-        </w:rPr>
-        <w:t xml:space="preserve">: 渐变背景+光晕阴影</w:t>
+        <w:t xml:space="preserve">启停开关</w:t>
+      </w:r>
+      <w:r>
+        <w:rPr>
+          <w:rFonts w:ascii="SimSun" w:cs="SimSun" w:eastAsia="SimSun" w:hAnsi="SimSun"/>
+          <w:color w:val="333333"/>
+          <w:sz w:val="22"/>
+          <w:szCs w:val="22"/>
+        </w:rPr>
+        <w:t xml:space="preserve">: `switch` 组件 toggle，与网页控制页完全一致</w:t>
+      </w:r>
+    </w:p>
+    <w:p>
+      <w:pPr>
+        <w:spacing w:line="360"/>
+      </w:pPr>
+      <w:r>
+        <w:rPr>
+          <w:rFonts w:ascii="SimSun" w:cs="SimSun" w:eastAsia="SimSun" w:hAnsi="SimSun"/>
+          <w:color w:val="333333"/>
+          <w:sz w:val="22"/>
+          <w:szCs w:val="22"/>
+        </w:rPr>
+        <w:t xml:space="preserve">- </w:t>
+      </w:r>
+      <w:r>
+        <w:rPr>
+          <w:rFonts w:ascii="SimSun" w:cs="SimSun" w:eastAsia="SimSun" w:hAnsi="SimSun"/>
+          <w:b/>
+          <w:bCs/>
+          <w:color w:val="333333"/>
+          <w:sz w:val="22"/>
+          <w:szCs w:val="22"/>
+        </w:rPr>
+        <w:t xml:space="preserve">频率设置</w:t>
+      </w:r>
+      <w:r>
+        <w:rPr>
+          <w:rFonts w:ascii="SimSun" w:cs="SimSun" w:eastAsia="SimSun" w:hAnsi="SimSun"/>
+          <w:color w:val="333333"/>
+          <w:sz w:val="22"/>
+          <w:szCs w:val="22"/>
+        </w:rPr>
+        <w:t xml:space="preserve">: swiper 滑动选频 (只显示可达值) + 确认按钮，发送 `kHz × 1000` Hz</w:t>
+      </w:r>
+    </w:p>
+    <w:p>
+      <w:pPr>
+        <w:spacing w:line="360"/>
+      </w:pPr>
+      <w:r>
+        <w:rPr>
+          <w:rFonts w:ascii="SimSun" w:cs="SimSun" w:eastAsia="SimSun" w:hAnsi="SimSun"/>
+          <w:color w:val="333333"/>
+          <w:sz w:val="22"/>
+          <w:szCs w:val="22"/>
+        </w:rPr>
+        <w:t xml:space="preserve">- </w:t>
+      </w:r>
+      <w:r>
+        <w:rPr>
+          <w:rFonts w:ascii="SimSun" w:cs="SimSun" w:eastAsia="SimSun" w:hAnsi="SimSun"/>
+          <w:b/>
+          <w:bCs/>
+          <w:color w:val="333333"/>
+          <w:sz w:val="22"/>
+          <w:szCs w:val="22"/>
+        </w:rPr>
+        <w:t xml:space="preserve">实时数据卡</w:t>
+      </w:r>
+      <w:r>
+        <w:rPr>
+          <w:rFonts w:ascii="SimSun" w:cs="SimSun" w:eastAsia="SimSun" w:hAnsi="SimSun"/>
+          <w:color w:val="333333"/>
+          <w:sz w:val="22"/>
+          <w:szCs w:val="22"/>
+        </w:rPr>
+        <w:t xml:space="preserve">: 电压/电流/频率，对标网页首页</w:t>
+      </w:r>
+    </w:p>
+    <w:p>
+      <w:pPr>
+        <w:spacing w:line="360"/>
+      </w:pPr>
+      <w:r>
+        <w:rPr>
+          <w:rFonts w:ascii="SimSun" w:cs="SimSun" w:eastAsia="SimSun" w:hAnsi="SimSun"/>
+          <w:color w:val="333333"/>
+          <w:sz w:val="22"/>
+          <w:szCs w:val="22"/>
+        </w:rPr>
+        <w:t xml:space="preserve">- </w:t>
+      </w:r>
+      <w:r>
+        <w:rPr>
+          <w:rFonts w:ascii="SimSun" w:cs="SimSun" w:eastAsia="SimSun" w:hAnsi="SimSun"/>
+          <w:b/>
+          <w:bCs/>
+          <w:color w:val="333333"/>
+          <w:sz w:val="22"/>
+          <w:szCs w:val="22"/>
+        </w:rPr>
+        <w:t xml:space="preserve">手动刷新</w:t>
+      </w:r>
+      <w:r>
+        <w:rPr>
+          <w:rFonts w:ascii="SimSun" w:cs="SimSun" w:eastAsia="SimSun" w:hAnsi="SimSun"/>
+          <w:color w:val="333333"/>
+          <w:sz w:val="22"/>
+          <w:szCs w:val="22"/>
+        </w:rPr>
+        <w:t xml:space="preserve">: 标题栏 ⟳ 按钮，旋转动画，一键拉取最新状态</w:t>
       </w:r>
     </w:p>
     <w:p/>
@@ -16156,7 +16272,7 @@
           <w:sz w:val="28"/>
           <w:szCs w:val="28"/>
         </w:rPr>
-        <w:t xml:space="preserve">7.4 已知局限</w:t>
+        <w:t xml:space="preserve">7.4 方案演进 (历史参考)</w:t>
       </w:r>
     </w:p>
     <w:p/>
@@ -16171,27 +16287,724 @@
           <w:sz w:val="22"/>
           <w:szCs w:val="22"/>
         </w:rPr>
-        <w:t xml:space="preserve">小程序目前依赖 Railway 桥接服务器。如果 Railway 免费额度用完或服务休眠, 小程序会不可用。日常使用推荐</w:t>
-      </w:r>
-      <w:r>
-        <w:rPr>
-          <w:rFonts w:ascii="SimSun" w:cs="SimSun" w:eastAsia="SimSun" w:hAnsi="SimSun"/>
+        <w:t xml:space="preserve">V5.0 之前经历了两代架构：</w:t>
+      </w:r>
+    </w:p>
+    <w:p/>
+    <w:p/>
+    <w:tbl>
+      <w:tblPr>
+        <w:tblW w:type="dxa" w:w="9072"/>
+        <w:tblBorders>
+          <w:top w:val="single" w:color="auto" w:sz="4"/>
+          <w:left w:val="single" w:color="auto" w:sz="4"/>
+          <w:bottom w:val="single" w:color="auto" w:sz="4"/>
+          <w:right w:val="single" w:color="auto" w:sz="4"/>
+          <w:insideH w:val="single" w:color="auto" w:sz="4"/>
+          <w:insideV w:val="single" w:color="auto" w:sz="4"/>
+        </w:tblBorders>
+      </w:tblPr>
+      <w:tblGrid>
+        <w:gridCol w:w="2268"/>
+        <w:gridCol w:w="2268"/>
+        <w:gridCol w:w="2268"/>
+        <w:gridCol w:w="2268"/>
+      </w:tblGrid>
+      <w:tr>
+        <w:tc>
+          <w:tcPr>
+            <w:tcW w:type="dxa" w:w="2268"/>
+            <w:tcBorders>
+              <w:top w:val="single" w:color="CCCCCC" w:sz="1"/>
+              <w:left w:val="single" w:color="CCCCCC" w:sz="1"/>
+              <w:bottom w:val="single" w:color="CCCCCC" w:sz="1"/>
+              <w:right w:val="single" w:color="CCCCCC" w:sz="1"/>
+            </w:tcBorders>
+            <w:shd w:fill="D5E8F0" w:val="clear"/>
+            <w:tcMar>
+              <w:top w:type="dxa" w:w="60"/>
+              <w:left w:type="dxa" w:w="100"/>
+              <w:bottom w:type="dxa" w:w="60"/>
+              <w:right w:type="dxa" w:w="100"/>
+            </w:tcMar>
+          </w:tcPr>
+          <w:p>
+            <w:r>
+              <w:rPr>
+                <w:rFonts w:ascii="SimSun" w:cs="SimSun" w:eastAsia="SimSun" w:hAnsi="SimSun"/>
+                <w:b/>
+                <w:bCs/>
+                <w:color w:val="333333"/>
+                <w:sz w:val="20"/>
+                <w:szCs w:val="20"/>
+              </w:rPr>
+              <w:t xml:space="preserve">阶段</w:t>
+            </w:r>
+          </w:p>
+        </w:tc>
+        <w:tc>
+          <w:tcPr>
+            <w:tcW w:type="dxa" w:w="2268"/>
+            <w:tcBorders>
+              <w:top w:val="single" w:color="CCCCCC" w:sz="1"/>
+              <w:left w:val="single" w:color="CCCCCC" w:sz="1"/>
+              <w:bottom w:val="single" w:color="CCCCCC" w:sz="1"/>
+              <w:right w:val="single" w:color="CCCCCC" w:sz="1"/>
+            </w:tcBorders>
+            <w:shd w:fill="D5E8F0" w:val="clear"/>
+            <w:tcMar>
+              <w:top w:type="dxa" w:w="60"/>
+              <w:left w:type="dxa" w:w="100"/>
+              <w:bottom w:type="dxa" w:w="60"/>
+              <w:right w:type="dxa" w:w="100"/>
+            </w:tcMar>
+          </w:tcPr>
+          <w:p>
+            <w:r>
+              <w:rPr>
+                <w:rFonts w:ascii="SimSun" w:cs="SimSun" w:eastAsia="SimSun" w:hAnsi="SimSun"/>
+                <w:b/>
+                <w:bCs/>
+                <w:color w:val="333333"/>
+                <w:sz w:val="20"/>
+                <w:szCs w:val="20"/>
+              </w:rPr>
+              <w:t xml:space="preserve">方案</w:t>
+            </w:r>
+          </w:p>
+        </w:tc>
+        <w:tc>
+          <w:tcPr>
+            <w:tcW w:type="dxa" w:w="2268"/>
+            <w:tcBorders>
+              <w:top w:val="single" w:color="CCCCCC" w:sz="1"/>
+              <w:left w:val="single" w:color="CCCCCC" w:sz="1"/>
+              <w:bottom w:val="single" w:color="CCCCCC" w:sz="1"/>
+              <w:right w:val="single" w:color="CCCCCC" w:sz="1"/>
+            </w:tcBorders>
+            <w:shd w:fill="D5E8F0" w:val="clear"/>
+            <w:tcMar>
+              <w:top w:type="dxa" w:w="60"/>
+              <w:left w:type="dxa" w:w="100"/>
+              <w:bottom w:type="dxa" w:w="60"/>
+              <w:right w:type="dxa" w:w="100"/>
+            </w:tcMar>
+          </w:tcPr>
+          <w:p>
+            <w:r>
+              <w:rPr>
+                <w:rFonts w:ascii="SimSun" w:cs="SimSun" w:eastAsia="SimSun" w:hAnsi="SimSun"/>
+                <w:b/>
+                <w:bCs/>
+                <w:color w:val="333333"/>
+                <w:sz w:val="20"/>
+                <w:szCs w:val="20"/>
+              </w:rPr>
+              <w:t xml:space="preserve">结果</w:t>
+            </w:r>
+          </w:p>
+        </w:tc>
+        <w:tc>
+          <w:tcPr>
+            <w:tcW w:type="dxa" w:w="2268"/>
+            <w:tcBorders>
+              <w:top w:val="single" w:color="CCCCCC" w:sz="1"/>
+              <w:left w:val="single" w:color="CCCCCC" w:sz="1"/>
+              <w:bottom w:val="single" w:color="CCCCCC" w:sz="1"/>
+              <w:right w:val="single" w:color="CCCCCC" w:sz="1"/>
+            </w:tcBorders>
+            <w:shd w:fill="D5E8F0" w:val="clear"/>
+            <w:tcMar>
+              <w:top w:type="dxa" w:w="60"/>
+              <w:left w:type="dxa" w:w="100"/>
+              <w:bottom w:type="dxa" w:w="60"/>
+              <w:right w:type="dxa" w:w="100"/>
+            </w:tcMar>
+          </w:tcPr>
+          <w:p>
+            <w:r>
+              <w:rPr>
+                <w:rFonts w:ascii="SimSun" w:cs="SimSun" w:eastAsia="SimSun" w:hAnsi="SimSun"/>
+                <w:b/>
+                <w:bCs/>
+                <w:color w:val="333333"/>
+                <w:sz w:val="20"/>
+                <w:szCs w:val="20"/>
+              </w:rPr>
+              <w:t xml:space="preserve">放弃原因</w:t>
+            </w:r>
+          </w:p>
+        </w:tc>
+      </w:tr>
+      <w:tr>
+        <w:tc>
+          <w:tcPr>
+            <w:tcW w:type="dxa" w:w="2268"/>
+            <w:tcBorders>
+              <w:top w:val="single" w:color="CCCCCC" w:sz="1"/>
+              <w:left w:val="single" w:color="CCCCCC" w:sz="1"/>
+              <w:bottom w:val="single" w:color="CCCCCC" w:sz="1"/>
+              <w:right w:val="single" w:color="CCCCCC" w:sz="1"/>
+            </w:tcBorders>
+            <w:tcMar>
+              <w:top w:type="dxa" w:w="60"/>
+              <w:left w:type="dxa" w:w="100"/>
+              <w:bottom w:type="dxa" w:w="60"/>
+              <w:right w:type="dxa" w:w="100"/>
+            </w:tcMar>
+          </w:tcPr>
+          <w:p>
+            <w:pPr>
+              <w:spacing w:line="288"/>
+            </w:pPr>
+            <w:r>
+              <w:rPr>
+                <w:rFonts w:ascii="SimSun" w:cs="SimSun" w:eastAsia="SimSun" w:hAnsi="SimSun"/>
+                <w:color w:val="333333"/>
+                <w:sz w:val="20"/>
+                <w:szCs w:val="20"/>
+              </w:rPr>
+              <w:t xml:space="preserve">V1</w:t>
+            </w:r>
+          </w:p>
+        </w:tc>
+        <w:tc>
+          <w:tcPr>
+            <w:tcW w:type="dxa" w:w="2268"/>
+            <w:tcBorders>
+              <w:top w:val="single" w:color="CCCCCC" w:sz="1"/>
+              <w:left w:val="single" w:color="CCCCCC" w:sz="1"/>
+              <w:bottom w:val="single" w:color="CCCCCC" w:sz="1"/>
+              <w:right w:val="single" w:color="CCCCCC" w:sz="1"/>
+            </w:tcBorders>
+            <w:tcMar>
+              <w:top w:type="dxa" w:w="60"/>
+              <w:left w:type="dxa" w:w="100"/>
+              <w:bottom w:type="dxa" w:w="60"/>
+              <w:right w:type="dxa" w:w="100"/>
+            </w:tcMar>
+          </w:tcPr>
+          <w:p>
+            <w:pPr>
+              <w:spacing w:line="288"/>
+            </w:pPr>
+            <w:r>
+              <w:rPr>
+                <w:rFonts w:ascii="SimSun" w:cs="SimSun" w:eastAsia="SimSun" w:hAnsi="SimSun"/>
+                <w:color w:val="333333"/>
+                <w:sz w:val="20"/>
+                <w:szCs w:val="20"/>
+              </w:rPr>
+              <w:t xml:space="preserve">WebSocket 直连 EMQX</w:t>
+            </w:r>
+          </w:p>
+        </w:tc>
+        <w:tc>
+          <w:tcPr>
+            <w:tcW w:type="dxa" w:w="2268"/>
+            <w:tcBorders>
+              <w:top w:val="single" w:color="CCCCCC" w:sz="1"/>
+              <w:left w:val="single" w:color="CCCCCC" w:sz="1"/>
+              <w:bottom w:val="single" w:color="CCCCCC" w:sz="1"/>
+              <w:right w:val="single" w:color="CCCCCC" w:sz="1"/>
+            </w:tcBorders>
+            <w:tcMar>
+              <w:top w:type="dxa" w:w="60"/>
+              <w:left w:type="dxa" w:w="100"/>
+              <w:bottom w:type="dxa" w:w="60"/>
+              <w:right w:type="dxa" w:w="100"/>
+            </w:tcMar>
+          </w:tcPr>
+          <w:p>
+            <w:pPr>
+              <w:spacing w:line="288"/>
+            </w:pPr>
+            <w:r>
+              <w:rPr>
+                <w:rFonts w:ascii="SimSun" w:cs="SimSun" w:eastAsia="SimSun" w:hAnsi="SimSun"/>
+                <w:color w:val="333333"/>
+                <w:sz w:val="20"/>
+                <w:szCs w:val="20"/>
+              </w:rPr>
+              <w:t xml:space="preserve">❌</w:t>
+            </w:r>
+          </w:p>
+        </w:tc>
+        <w:tc>
+          <w:tcPr>
+            <w:tcW w:type="dxa" w:w="2268"/>
+            <w:tcBorders>
+              <w:top w:val="single" w:color="CCCCCC" w:sz="1"/>
+              <w:left w:val="single" w:color="CCCCCC" w:sz="1"/>
+              <w:bottom w:val="single" w:color="CCCCCC" w:sz="1"/>
+              <w:right w:val="single" w:color="CCCCCC" w:sz="1"/>
+            </w:tcBorders>
+            <w:tcMar>
+              <w:top w:type="dxa" w:w="60"/>
+              <w:left w:type="dxa" w:w="100"/>
+              <w:bottom w:type="dxa" w:w="60"/>
+              <w:right w:type="dxa" w:w="100"/>
+            </w:tcMar>
+          </w:tcPr>
+          <w:p>
+            <w:pPr>
+              <w:spacing w:line="288"/>
+            </w:pPr>
+            <w:r>
+              <w:rPr>
+                <w:rFonts w:ascii="SimSun" w:cs="SimSun" w:eastAsia="SimSun" w:hAnsi="SimSun"/>
+                <w:color w:val="333333"/>
+                <w:sz w:val="20"/>
+                <w:szCs w:val="20"/>
+              </w:rPr>
+              <w:t xml:space="preserve">微信真机拒 EMQX TLS 证书</w:t>
+            </w:r>
+          </w:p>
+        </w:tc>
+      </w:tr>
+      <w:tr>
+        <w:tc>
+          <w:tcPr>
+            <w:tcW w:type="dxa" w:w="2268"/>
+            <w:tcBorders>
+              <w:top w:val="single" w:color="CCCCCC" w:sz="1"/>
+              <w:left w:val="single" w:color="CCCCCC" w:sz="1"/>
+              <w:bottom w:val="single" w:color="CCCCCC" w:sz="1"/>
+              <w:right w:val="single" w:color="CCCCCC" w:sz="1"/>
+            </w:tcBorders>
+            <w:tcMar>
+              <w:top w:type="dxa" w:w="60"/>
+              <w:left w:type="dxa" w:w="100"/>
+              <w:bottom w:type="dxa" w:w="60"/>
+              <w:right w:type="dxa" w:w="100"/>
+            </w:tcMar>
+          </w:tcPr>
+          <w:p>
+            <w:pPr>
+              <w:spacing w:line="288"/>
+            </w:pPr>
+            <w:r>
+              <w:rPr>
+                <w:rFonts w:ascii="SimSun" w:cs="SimSun" w:eastAsia="SimSun" w:hAnsi="SimSun"/>
+                <w:color w:val="333333"/>
+                <w:sz w:val="20"/>
+                <w:szCs w:val="20"/>
+              </w:rPr>
+              <w:t xml:space="preserve">V2</w:t>
+            </w:r>
+          </w:p>
+        </w:tc>
+        <w:tc>
+          <w:tcPr>
+            <w:tcW w:type="dxa" w:w="2268"/>
+            <w:tcBorders>
+              <w:top w:val="single" w:color="CCCCCC" w:sz="1"/>
+              <w:left w:val="single" w:color="CCCCCC" w:sz="1"/>
+              <w:bottom w:val="single" w:color="CCCCCC" w:sz="1"/>
+              <w:right w:val="single" w:color="CCCCCC" w:sz="1"/>
+            </w:tcBorders>
+            <w:tcMar>
+              <w:top w:type="dxa" w:w="60"/>
+              <w:left w:type="dxa" w:w="100"/>
+              <w:bottom w:type="dxa" w:w="60"/>
+              <w:right w:type="dxa" w:w="100"/>
+            </w:tcMar>
+          </w:tcPr>
+          <w:p>
+            <w:pPr>
+              <w:spacing w:line="288"/>
+            </w:pPr>
+            <w:r>
+              <w:rPr>
+                <w:rFonts w:ascii="SimSun" w:cs="SimSun" w:eastAsia="SimSun" w:hAnsi="SimSun"/>
+                <w:color w:val="333333"/>
+                <w:sz w:val="20"/>
+                <w:szCs w:val="20"/>
+              </w:rPr>
+              <w:t xml:space="preserve">HTTP 轮询 + ngrok 隧道</w:t>
+            </w:r>
+          </w:p>
+        </w:tc>
+        <w:tc>
+          <w:tcPr>
+            <w:tcW w:type="dxa" w:w="2268"/>
+            <w:tcBorders>
+              <w:top w:val="single" w:color="CCCCCC" w:sz="1"/>
+              <w:left w:val="single" w:color="CCCCCC" w:sz="1"/>
+              <w:bottom w:val="single" w:color="CCCCCC" w:sz="1"/>
+              <w:right w:val="single" w:color="CCCCCC" w:sz="1"/>
+            </w:tcBorders>
+            <w:tcMar>
+              <w:top w:type="dxa" w:w="60"/>
+              <w:left w:type="dxa" w:w="100"/>
+              <w:bottom w:type="dxa" w:w="60"/>
+              <w:right w:type="dxa" w:w="100"/>
+            </w:tcMar>
+          </w:tcPr>
+          <w:p>
+            <w:pPr>
+              <w:spacing w:line="288"/>
+            </w:pPr>
+            <w:r>
+              <w:rPr>
+                <w:rFonts w:ascii="SimSun" w:cs="SimSun" w:eastAsia="SimSun" w:hAnsi="SimSun"/>
+                <w:color w:val="333333"/>
+                <w:sz w:val="20"/>
+                <w:szCs w:val="20"/>
+              </w:rPr>
+              <w:t xml:space="preserve">❌</w:t>
+            </w:r>
+          </w:p>
+        </w:tc>
+        <w:tc>
+          <w:tcPr>
+            <w:tcW w:type="dxa" w:w="2268"/>
+            <w:tcBorders>
+              <w:top w:val="single" w:color="CCCCCC" w:sz="1"/>
+              <w:left w:val="single" w:color="CCCCCC" w:sz="1"/>
+              <w:bottom w:val="single" w:color="CCCCCC" w:sz="1"/>
+              <w:right w:val="single" w:color="CCCCCC" w:sz="1"/>
+            </w:tcBorders>
+            <w:tcMar>
+              <w:top w:type="dxa" w:w="60"/>
+              <w:left w:type="dxa" w:w="100"/>
+              <w:bottom w:type="dxa" w:w="60"/>
+              <w:right w:type="dxa" w:w="100"/>
+            </w:tcMar>
+          </w:tcPr>
+          <w:p>
+            <w:pPr>
+              <w:spacing w:line="288"/>
+            </w:pPr>
+            <w:r>
+              <w:rPr>
+                <w:rFonts w:ascii="SimSun" w:cs="SimSun" w:eastAsia="SimSun" w:hAnsi="SimSun"/>
+                <w:color w:val="333333"/>
+                <w:sz w:val="20"/>
+                <w:szCs w:val="20"/>
+              </w:rPr>
+              <w:t xml:space="preserve">DNS 污染 + 免费版限流</w:t>
+            </w:r>
+          </w:p>
+        </w:tc>
+      </w:tr>
+      <w:tr>
+        <w:tc>
+          <w:tcPr>
+            <w:tcW w:type="dxa" w:w="2268"/>
+            <w:tcBorders>
+              <w:top w:val="single" w:color="CCCCCC" w:sz="1"/>
+              <w:left w:val="single" w:color="CCCCCC" w:sz="1"/>
+              <w:bottom w:val="single" w:color="CCCCCC" w:sz="1"/>
+              <w:right w:val="single" w:color="CCCCCC" w:sz="1"/>
+            </w:tcBorders>
+            <w:tcMar>
+              <w:top w:type="dxa" w:w="60"/>
+              <w:left w:type="dxa" w:w="100"/>
+              <w:bottom w:type="dxa" w:w="60"/>
+              <w:right w:type="dxa" w:w="100"/>
+            </w:tcMar>
+          </w:tcPr>
+          <w:p>
+            <w:pPr>
+              <w:spacing w:line="288"/>
+            </w:pPr>
+            <w:r>
+              <w:rPr>
+                <w:rFonts w:ascii="SimSun" w:cs="SimSun" w:eastAsia="SimSun" w:hAnsi="SimSun"/>
+                <w:color w:val="333333"/>
+                <w:sz w:val="20"/>
+                <w:szCs w:val="20"/>
+              </w:rPr>
+              <w:t xml:space="preserve">V3</w:t>
+            </w:r>
+          </w:p>
+        </w:tc>
+        <w:tc>
+          <w:tcPr>
+            <w:tcW w:type="dxa" w:w="2268"/>
+            <w:tcBorders>
+              <w:top w:val="single" w:color="CCCCCC" w:sz="1"/>
+              <w:left w:val="single" w:color="CCCCCC" w:sz="1"/>
+              <w:bottom w:val="single" w:color="CCCCCC" w:sz="1"/>
+              <w:right w:val="single" w:color="CCCCCC" w:sz="1"/>
+            </w:tcBorders>
+            <w:tcMar>
+              <w:top w:type="dxa" w:w="60"/>
+              <w:left w:type="dxa" w:w="100"/>
+              <w:bottom w:type="dxa" w:w="60"/>
+              <w:right w:type="dxa" w:w="100"/>
+            </w:tcMar>
+          </w:tcPr>
+          <w:p>
+            <w:pPr>
+              <w:spacing w:line="288"/>
+            </w:pPr>
+            <w:r>
+              <w:rPr>
+                <w:rFonts w:ascii="SimSun" w:cs="SimSun" w:eastAsia="SimSun" w:hAnsi="SimSun"/>
+                <w:color w:val="333333"/>
+                <w:sz w:val="20"/>
+                <w:szCs w:val="20"/>
+              </w:rPr>
+              <w:t xml:space="preserve">Railway 桥接 (bridge.cjs)</w:t>
+            </w:r>
+          </w:p>
+        </w:tc>
+        <w:tc>
+          <w:tcPr>
+            <w:tcW w:type="dxa" w:w="2268"/>
+            <w:tcBorders>
+              <w:top w:val="single" w:color="CCCCCC" w:sz="1"/>
+              <w:left w:val="single" w:color="CCCCCC" w:sz="1"/>
+              <w:bottom w:val="single" w:color="CCCCCC" w:sz="1"/>
+              <w:right w:val="single" w:color="CCCCCC" w:sz="1"/>
+            </w:tcBorders>
+            <w:tcMar>
+              <w:top w:type="dxa" w:w="60"/>
+              <w:left w:type="dxa" w:w="100"/>
+              <w:bottom w:type="dxa" w:w="60"/>
+              <w:right w:type="dxa" w:w="100"/>
+            </w:tcMar>
+          </w:tcPr>
+          <w:p>
+            <w:pPr>
+              <w:spacing w:line="288"/>
+            </w:pPr>
+            <w:r>
+              <w:rPr>
+                <w:rFonts w:ascii="SimSun" w:cs="SimSun" w:eastAsia="SimSun" w:hAnsi="SimSun"/>
+                <w:color w:val="333333"/>
+                <w:sz w:val="20"/>
+                <w:szCs w:val="20"/>
+              </w:rPr>
+              <w:t xml:space="preserve">✅→废弃</w:t>
+            </w:r>
+          </w:p>
+        </w:tc>
+        <w:tc>
+          <w:tcPr>
+            <w:tcW w:type="dxa" w:w="2268"/>
+            <w:tcBorders>
+              <w:top w:val="single" w:color="CCCCCC" w:sz="1"/>
+              <w:left w:val="single" w:color="CCCCCC" w:sz="1"/>
+              <w:bottom w:val="single" w:color="CCCCCC" w:sz="1"/>
+              <w:right w:val="single" w:color="CCCCCC" w:sz="1"/>
+            </w:tcBorders>
+            <w:tcMar>
+              <w:top w:type="dxa" w:w="60"/>
+              <w:left w:type="dxa" w:w="100"/>
+              <w:bottom w:type="dxa" w:w="60"/>
+              <w:right w:type="dxa" w:w="100"/>
+            </w:tcMar>
+          </w:tcPr>
+          <w:p>
+            <w:pPr>
+              <w:spacing w:line="288"/>
+            </w:pPr>
+            <w:r>
+              <w:rPr>
+                <w:rFonts w:ascii="SimSun" w:cs="SimSun" w:eastAsia="SimSun" w:hAnsi="SimSun"/>
+                <w:color w:val="333333"/>
+                <w:sz w:val="20"/>
+                <w:szCs w:val="20"/>
+              </w:rPr>
+              <w:t xml:space="preserve">多一层中转, 免费额度有限</w:t>
+            </w:r>
+          </w:p>
+        </w:tc>
+      </w:tr>
+      <w:tr>
+        <w:tc>
+          <w:tcPr>
+            <w:tcW w:type="dxa" w:w="2268"/>
+            <w:tcBorders>
+              <w:top w:val="single" w:color="CCCCCC" w:sz="1"/>
+              <w:left w:val="single" w:color="CCCCCC" w:sz="1"/>
+              <w:bottom w:val="single" w:color="CCCCCC" w:sz="1"/>
+              <w:right w:val="single" w:color="CCCCCC" w:sz="1"/>
+            </w:tcBorders>
+            <w:tcMar>
+              <w:top w:type="dxa" w:w="60"/>
+              <w:left w:type="dxa" w:w="100"/>
+              <w:bottom w:type="dxa" w:w="60"/>
+              <w:right w:type="dxa" w:w="100"/>
+            </w:tcMar>
+          </w:tcPr>
+          <w:p>
+            <w:pPr>
+              <w:spacing w:line="288"/>
+            </w:pPr>
+            <w:r>
+              <w:rPr>
+                <w:rFonts w:ascii="SimSun" w:cs="SimSun" w:eastAsia="SimSun" w:hAnsi="SimSun"/>
+                <w:color w:val="333333"/>
+                <w:sz w:val="20"/>
+                <w:szCs w:val="20"/>
+              </w:rPr>
+              <w:t xml:space="preserve">**V4**</w:t>
+            </w:r>
+          </w:p>
+        </w:tc>
+        <w:tc>
+          <w:tcPr>
+            <w:tcW w:type="dxa" w:w="2268"/>
+            <w:tcBorders>
+              <w:top w:val="single" w:color="CCCCCC" w:sz="1"/>
+              <w:left w:val="single" w:color="CCCCCC" w:sz="1"/>
+              <w:bottom w:val="single" w:color="CCCCCC" w:sz="1"/>
+              <w:right w:val="single" w:color="CCCCCC" w:sz="1"/>
+            </w:tcBorders>
+            <w:tcMar>
+              <w:top w:type="dxa" w:w="60"/>
+              <w:left w:type="dxa" w:w="100"/>
+              <w:bottom w:type="dxa" w:w="60"/>
+              <w:right w:type="dxa" w:w="100"/>
+            </w:tcMar>
+          </w:tcPr>
+          <w:p>
+            <w:pPr>
+              <w:spacing w:line="288"/>
+            </w:pPr>
+            <w:r>
+              <w:rPr>
+                <w:rFonts w:ascii="SimSun" w:cs="SimSun" w:eastAsia="SimSun" w:hAnsi="SimSun"/>
+                <w:color w:val="333333"/>
+                <w:sz w:val="20"/>
+                <w:szCs w:val="20"/>
+              </w:rPr>
+              <w:t xml:space="preserve">**OneNET API 直连**</w:t>
+            </w:r>
+          </w:p>
+        </w:tc>
+        <w:tc>
+          <w:tcPr>
+            <w:tcW w:type="dxa" w:w="2268"/>
+            <w:tcBorders>
+              <w:top w:val="single" w:color="CCCCCC" w:sz="1"/>
+              <w:left w:val="single" w:color="CCCCCC" w:sz="1"/>
+              <w:bottom w:val="single" w:color="CCCCCC" w:sz="1"/>
+              <w:right w:val="single" w:color="CCCCCC" w:sz="1"/>
+            </w:tcBorders>
+            <w:tcMar>
+              <w:top w:type="dxa" w:w="60"/>
+              <w:left w:type="dxa" w:w="100"/>
+              <w:bottom w:type="dxa" w:w="60"/>
+              <w:right w:type="dxa" w:w="100"/>
+            </w:tcMar>
+          </w:tcPr>
+          <w:p>
+            <w:pPr>
+              <w:spacing w:line="288"/>
+            </w:pPr>
+            <w:r>
+              <w:rPr>
+                <w:rFonts w:ascii="SimSun" w:cs="SimSun" w:eastAsia="SimSun" w:hAnsi="SimSun"/>
+                <w:color w:val="333333"/>
+                <w:sz w:val="20"/>
+                <w:szCs w:val="20"/>
+              </w:rPr>
+              <w:t xml:space="preserve">**✅ 当前**</w:t>
+            </w:r>
+          </w:p>
+        </w:tc>
+        <w:tc>
+          <w:tcPr>
+            <w:tcW w:type="dxa" w:w="2268"/>
+            <w:tcBorders>
+              <w:top w:val="single" w:color="CCCCCC" w:sz="1"/>
+              <w:left w:val="single" w:color="CCCCCC" w:sz="1"/>
+              <w:bottom w:val="single" w:color="CCCCCC" w:sz="1"/>
+              <w:right w:val="single" w:color="CCCCCC" w:sz="1"/>
+            </w:tcBorders>
+            <w:tcMar>
+              <w:top w:type="dxa" w:w="60"/>
+              <w:left w:type="dxa" w:w="100"/>
+              <w:bottom w:type="dxa" w:w="60"/>
+              <w:right w:type="dxa" w:w="100"/>
+            </w:tcMar>
+          </w:tcPr>
+          <w:p>
+            <w:pPr>
+              <w:spacing w:line="288"/>
+            </w:pPr>
+            <w:r>
+              <w:rPr>
+                <w:rFonts w:ascii="SimSun" w:cs="SimSun" w:eastAsia="SimSun" w:hAnsi="SimSun"/>
+                <w:color w:val="333333"/>
+                <w:sz w:val="20"/>
+                <w:szCs w:val="20"/>
+              </w:rPr>
+              <w:t xml:space="preserve">与网页端统一, 零额外依赖</w:t>
+            </w:r>
+          </w:p>
+        </w:tc>
+      </w:tr>
+    </w:tbl>
+    <w:p/>
+    <w:p/>
+    <w:p>
+      <w:pPr>
+        <w:pStyle w:val="Heading3"/>
+        <w:spacing w:after="80" w:before="160"/>
+      </w:pPr>
+      <w:r>
+        <w:rPr>
+          <w:rFonts w:ascii="Microsoft YaHei" w:cs="Microsoft YaHei" w:eastAsia="Microsoft YaHei" w:hAnsi="Microsoft YaHei"/>
           <w:b/>
           <w:bCs/>
-          <w:color w:val="333333"/>
-          <w:sz w:val="22"/>
-          <w:szCs w:val="22"/>
-        </w:rPr>
-        <w:t xml:space="preserve">网页控制台</w:t>
-      </w:r>
-      <w:r>
-        <w:rPr>
-          <w:rFonts w:ascii="SimSun" w:cs="SimSun" w:eastAsia="SimSun" w:hAnsi="SimSun"/>
-          <w:color w:val="333333"/>
-          <w:sz w:val="22"/>
-          <w:szCs w:val="22"/>
-        </w:rPr>
-        <w:t xml:space="preserve">（Cloudflare Pages, 稳定且免费）。</w:t>
+          <w:color w:val="2B579A"/>
+          <w:sz w:val="28"/>
+          <w:szCs w:val="28"/>
+        </w:rPr>
+        <w:t xml:space="preserve">7.5 Railway 桥接方案 (备选, 仅作参考)</w:t>
+      </w:r>
+    </w:p>
+    <w:p/>
+    <w:p>
+      <w:pPr>
+        <w:spacing w:line="360"/>
+      </w:pPr>
+      <w:r>
+        <w:rPr>
+          <w:rFonts w:ascii="SimSun" w:cs="SimSun" w:eastAsia="SimSun" w:hAnsi="SimSun"/>
+          <w:color w:val="333333"/>
+          <w:sz w:val="22"/>
+          <w:szCs w:val="22"/>
+        </w:rPr>
+        <w:t xml:space="preserve">如果未来 OneNET API 有变化导致小程序无法直连，可以回退到 Railway 桥接方案：</w:t>
+      </w:r>
+    </w:p>
+    <w:p/>
+    <w:p>
+      <w:pPr>
+        <w:shd w:fill="F5F5F5" w:val="clear"/>
+        <w:spacing w:line="240"/>
+        <w:ind w:left="360"/>
+      </w:pPr>
+      <w:r>
+        <w:rPr>
+          <w:rFonts w:ascii="Consolas" w:cs="Consolas" w:eastAsia="Consolas" w:hAnsi="Consolas"/>
+          <w:color w:val="2D2D2D"/>
+          <w:sz w:val="19"/>
+          <w:szCs w:val="19"/>
+        </w:rPr>
+        <w:t xml:space="preserve">小程序 ──HTTPS── Railway ──MQTT── EMQX ── ESP8266 ── STM32</w:t>
+      </w:r>
+    </w:p>
+    <w:p/>
+    <w:p>
+      <w:pPr>
+        <w:spacing w:line="360"/>
+      </w:pPr>
+      <w:r>
+        <w:rPr>
+          <w:rFonts w:ascii="SimSun" w:cs="SimSun" w:eastAsia="SimSun" w:hAnsi="SimSun"/>
+          <w:color w:val="333333"/>
+          <w:sz w:val="22"/>
+          <w:szCs w:val="22"/>
+        </w:rPr>
+        <w:t xml:space="preserve">桥接代码位于 `安卓app/server/bridge.cjs`（本地）和 `Railway_Deploy/bridge.mjs`（云端），部署参考仓库 `Ran-sh/WPT_Railway`。当前版本已不推荐此方案。</w:t>
       </w:r>
     </w:p>
     <w:p/>

--- a/Claude_Files/docs/WPT无线充电系统-从零搭建全指南.docx
+++ b/Claude_Files/docs/WPT无线充电系统-从零搭建全指南.docx
@@ -14196,7 +14196,168 @@
           <w:sz w:val="28"/>
           <w:szCs w:val="28"/>
         </w:rPr>
-        <w:t xml:space="preserve">6.1 方案演进 (我们踩过的全记录)</w:t>
+        <w:t xml:space="preserve">6.1 本地开发 (V1, 调试保留)</w:t>
+      </w:r>
+    </w:p>
+    <w:p/>
+    <w:p>
+      <w:pPr>
+        <w:spacing w:line="360"/>
+      </w:pPr>
+      <w:r>
+        <w:rPr>
+          <w:rFonts w:ascii="SimSun" w:cs="SimSun" w:eastAsia="SimSun" w:hAnsi="SimSun"/>
+          <w:color w:val="333333"/>
+          <w:sz w:val="22"/>
+          <w:szCs w:val="22"/>
+        </w:rPr>
+        <w:t xml:space="preserve">在电脑上直接运行，浏览器 `http://localhost:4567` 打开：</w:t>
+      </w:r>
+    </w:p>
+    <w:p/>
+    <w:p>
+      <w:pPr>
+        <w:shd w:fill="F5F5F5" w:val="clear"/>
+        <w:spacing w:line="240"/>
+        <w:ind w:left="360"/>
+      </w:pPr>
+      <w:r>
+        <w:rPr>
+          <w:rFonts w:ascii="Consolas" w:cs="Consolas" w:eastAsia="Consolas" w:hAnsi="Consolas"/>
+          <w:color w:val="2D2D2D"/>
+          <w:sz w:val="19"/>
+          <w:szCs w:val="19"/>
+        </w:rPr>
+        <w:t xml:space="preserve">cd ONENETapp</w:t>
+      </w:r>
+    </w:p>
+    <w:p>
+      <w:pPr>
+        <w:shd w:fill="F5F5F5" w:val="clear"/>
+        <w:spacing w:line="240"/>
+        <w:ind w:left="360"/>
+      </w:pPr>
+      <w:r>
+        <w:rPr>
+          <w:rFonts w:ascii="Consolas" w:cs="Consolas" w:eastAsia="Consolas" w:hAnsi="Consolas"/>
+          <w:color w:val="2D2D2D"/>
+          <w:sz w:val="19"/>
+          <w:szCs w:val="19"/>
+        </w:rPr>
+        <w:t xml:space="preserve">node -e "const h=require('http');const f=require('fs');const p=require('path');</w:t>
+      </w:r>
+    </w:p>
+    <w:p>
+      <w:pPr>
+        <w:shd w:fill="F5F5F5" w:val="clear"/>
+        <w:spacing w:line="240"/>
+        <w:ind w:left="360"/>
+      </w:pPr>
+      <w:r>
+        <w:rPr>
+          <w:rFonts w:ascii="Consolas" w:cs="Consolas" w:eastAsia="Consolas" w:hAnsi="Consolas"/>
+          <w:color w:val="2D2D2D"/>
+          <w:sz w:val="19"/>
+          <w:szCs w:val="19"/>
+        </w:rPr>
+        <w:t xml:space="preserve">h.createServer((q,r)=&gt;{let fp=q.url.split('?')[0];if(fp==='/')fp='/login.html';</w:t>
+      </w:r>
+    </w:p>
+    <w:p>
+      <w:pPr>
+        <w:shd w:fill="F5F5F5" w:val="clear"/>
+        <w:spacing w:line="240"/>
+        <w:ind w:left="360"/>
+      </w:pPr>
+      <w:r>
+        <w:rPr>
+          <w:rFonts w:ascii="Consolas" w:cs="Consolas" w:eastAsia="Consolas" w:hAnsi="Consolas"/>
+          <w:color w:val="2D2D2D"/>
+          <w:sz w:val="19"/>
+          <w:szCs w:val="19"/>
+        </w:rPr>
+        <w:t xml:space="preserve">if(!p.extname(fp))fp+='.html';</w:t>
+      </w:r>
+    </w:p>
+    <w:p>
+      <w:pPr>
+        <w:shd w:fill="F5F5F5" w:val="clear"/>
+        <w:spacing w:line="240"/>
+        <w:ind w:left="360"/>
+      </w:pPr>
+      <w:r>
+        <w:rPr>
+          <w:rFonts w:ascii="Consolas" w:cs="Consolas" w:eastAsia="Consolas" w:hAnsi="Consolas"/>
+          <w:color w:val="2D2D2D"/>
+          <w:sz w:val="19"/>
+          <w:szCs w:val="19"/>
+        </w:rPr>
+        <w:t xml:space="preserve">f.readFile(p.join(__dirname,fp),(e,d)=&gt;{if(e){f.readFile(p.join(__dirname,</w:t>
+      </w:r>
+    </w:p>
+    <w:p>
+      <w:pPr>
+        <w:shd w:fill="F5F5F5" w:val="clear"/>
+        <w:spacing w:line="240"/>
+        <w:ind w:left="360"/>
+      </w:pPr>
+      <w:r>
+        <w:rPr>
+          <w:rFonts w:ascii="Consolas" w:cs="Consolas" w:eastAsia="Consolas" w:hAnsi="Consolas"/>
+          <w:color w:val="2D2D2D"/>
+          <w:sz w:val="19"/>
+          <w:szCs w:val="19"/>
+        </w:rPr>
+        <w:t xml:space="preserve">'login.html'),(e2,d2)=&gt;{r.writeHead(200);r.end(d2)});return}</w:t>
+      </w:r>
+    </w:p>
+    <w:p>
+      <w:pPr>
+        <w:shd w:fill="F5F5F5" w:val="clear"/>
+        <w:spacing w:line="240"/>
+        <w:ind w:left="360"/>
+      </w:pPr>
+      <w:r>
+        <w:rPr>
+          <w:rFonts w:ascii="Consolas" w:cs="Consolas" w:eastAsia="Consolas" w:hAnsi="Consolas"/>
+          <w:color w:val="2D2D2D"/>
+          <w:sz w:val="19"/>
+          <w:szCs w:val="19"/>
+        </w:rPr>
+        <w:t xml:space="preserve">r.writeHead(200);r.end(d)})}).listen(4567,()=&gt;console.log('http://localhost:4567'))"</w:t>
+      </w:r>
+    </w:p>
+    <w:p/>
+    <w:p>
+      <w:pPr>
+        <w:spacing w:line="360"/>
+      </w:pPr>
+      <w:r>
+        <w:rPr>
+          <w:rFonts w:ascii="SimSun" w:cs="SimSun" w:eastAsia="SimSun" w:hAnsi="SimSun"/>
+          <w:color w:val="333333"/>
+          <w:sz w:val="22"/>
+          <w:szCs w:val="22"/>
+        </w:rPr>
+        <w:t xml:space="preserve">本地模式适合调试——改了代码立刻刷新看效果。缺点是无法外网访问，手机和其他设备打不开。</w:t>
+      </w:r>
+    </w:p>
+    <w:p/>
+    <w:p>
+      <w:pPr>
+        <w:pStyle w:val="Heading3"/>
+        <w:spacing w:after="80" w:before="160"/>
+      </w:pPr>
+      <w:r>
+        <w:rPr>
+          <w:rFonts w:ascii="Microsoft YaHei" w:cs="Microsoft YaHei" w:eastAsia="Microsoft YaHei" w:hAnsi="Microsoft YaHei"/>
+          <w:b/>
+          <w:bCs/>
+          <w:color w:val="2B579A"/>
+          <w:sz w:val="28"/>
+          <w:szCs w:val="28"/>
+        </w:rPr>
+        <w:t xml:space="preserve">6.2 方案演进 (我们踩过的全记录)</w:t>
       </w:r>
     </w:p>
     <w:p/>
@@ -14372,7 +14533,7 @@
                 <w:sz w:val="20"/>
                 <w:szCs w:val="20"/>
               </w:rPr>
-              <w:t xml:space="preserve">本地 `node -e "..."` 启动</w:t>
+              <w:t xml:space="preserve">**本地 Node.js 服务**</w:t>
             </w:r>
           </w:p>
         </w:tc>
@@ -14403,7 +14564,7 @@
                 <w:sz w:val="20"/>
                 <w:szCs w:val="20"/>
               </w:rPr>
-              <w:t xml:space="preserve">只能自己电脑用</w:t>
+              <w:t xml:space="preserve">只能自己电脑用, 无法外网访问</w:t>
             </w:r>
           </w:p>
         </w:tc>
@@ -14498,7 +14659,7 @@
                 <w:sz w:val="20"/>
                 <w:szCs w:val="20"/>
               </w:rPr>
-              <w:t xml:space="preserve">免费带宽耗尽, 网站被暂停 ☠️</w:t>
+              <w:t xml:space="preserve">刚上线时正常, 后来免费带宽耗尽被暂停 ☠️</w:t>
             </w:r>
           </w:p>
         </w:tc>
@@ -14593,7 +14754,7 @@
                 <w:sz w:val="20"/>
                 <w:szCs w:val="20"/>
               </w:rPr>
-              <w:t xml:space="preserve">子目录路由 `/monitoring` 不认 `.html` → 404</w:t>
+              <w:t xml:space="preserve">部署成功但路由有 bug——`/monitoring` 无法映射到 `monitoring.html` → 404</w:t>
             </w:r>
           </w:p>
         </w:tc>
@@ -14626,7 +14787,7 @@
                 <w:sz w:val="20"/>
                 <w:szCs w:val="20"/>
               </w:rPr>
-              <w:t xml:space="preserve">V4</w:t>
+              <w:t xml:space="preserve">**V4**</w:t>
             </w:r>
           </w:p>
         </w:tc>
@@ -14688,7 +14849,7 @@
                 <w:sz w:val="20"/>
                 <w:szCs w:val="20"/>
               </w:rPr>
-              <w:t xml:space="preserve">免费不限量, 支持SPA路由, 当前方案</w:t>
+              <w:t xml:space="preserve">免费不限量, 原生支持 SPA 路由, **当前方案**</w:t>
             </w:r>
           </w:p>
         </w:tc>

--- a/Claude_Files/docs/WPT无线充电系统-从零搭建全指南.docx
+++ b/Claude_Files/docs/WPT无线充电系统-从零搭建全指南.docx
@@ -288,7 +288,7 @@
                 <w:sz w:val="20"/>
                 <w:szCs w:val="20"/>
               </w:rPr>
-              <w:t xml:space="preserve">V5.1</w:t>
+              <w:t xml:space="preserve">V6.1</w:t>
             </w:r>
           </w:p>
         </w:tc>
@@ -352,7 +352,7 @@
                 <w:sz w:val="20"/>
                 <w:szCs w:val="20"/>
               </w:rPr>
-              <w:t xml:space="preserve">2026-05-25</w:t>
+              <w:t xml:space="preserve">2026-06-01</w:t>
             </w:r>
           </w:p>
         </w:tc>
@@ -416,7 +416,7 @@
                 <w:sz w:val="20"/>
                 <w:szCs w:val="20"/>
               </w:rPr>
-              <w:t xml:space="preserve">V5.1</w:t>
+              <w:t xml:space="preserve">V6.1</w:t>
             </w:r>
           </w:p>
         </w:tc>
@@ -902,6 +902,163 @@
                 <w:szCs w:val="20"/>
               </w:rPr>
               <w:t xml:space="preserve">全篇重构：新增调试避坑模块、配图标注、双主题小程序、频率渐变斜坡、网页端Cloudflare部署、1.6万字扩写</w:t>
+            </w:r>
+          </w:p>
+        </w:tc>
+      </w:tr>
+      <w:tr>
+        <w:tc>
+          <w:tcPr>
+            <w:tcW w:type="dxa" w:w="3024"/>
+            <w:tcBorders>
+              <w:top w:val="single" w:color="CCCCCC" w:sz="1"/>
+              <w:left w:val="single" w:color="CCCCCC" w:sz="1"/>
+              <w:bottom w:val="single" w:color="CCCCCC" w:sz="1"/>
+              <w:right w:val="single" w:color="CCCCCC" w:sz="1"/>
+            </w:tcBorders>
+            <w:tcMar>
+              <w:top w:type="dxa" w:w="60"/>
+              <w:left w:type="dxa" w:w="100"/>
+              <w:bottom w:type="dxa" w:w="60"/>
+              <w:right w:type="dxa" w:w="100"/>
+            </w:tcMar>
+          </w:tcPr>
+          <w:p>
+            <w:pPr>
+              <w:spacing w:line="288"/>
+            </w:pPr>
+            <w:r>
+              <w:rPr>
+                <w:rFonts w:ascii="SimSun" w:cs="SimSun" w:eastAsia="SimSun" w:hAnsi="SimSun"/>
+                <w:color w:val="333333"/>
+                <w:sz w:val="20"/>
+                <w:szCs w:val="20"/>
+              </w:rPr>
+              <w:t xml:space="preserve">V6.1</w:t>
+            </w:r>
+          </w:p>
+        </w:tc>
+        <w:tc>
+          <w:tcPr>
+            <w:tcW w:type="dxa" w:w="3024"/>
+            <w:tcBorders>
+              <w:top w:val="single" w:color="CCCCCC" w:sz="1"/>
+              <w:left w:val="single" w:color="CCCCCC" w:sz="1"/>
+              <w:bottom w:val="single" w:color="CCCCCC" w:sz="1"/>
+              <w:right w:val="single" w:color="CCCCCC" w:sz="1"/>
+            </w:tcBorders>
+            <w:tcMar>
+              <w:top w:type="dxa" w:w="60"/>
+              <w:left w:type="dxa" w:w="100"/>
+              <w:bottom w:type="dxa" w:w="60"/>
+              <w:right w:type="dxa" w:w="100"/>
+            </w:tcMar>
+          </w:tcPr>
+          <w:p>
+            <w:pPr>
+              <w:spacing w:line="288"/>
+            </w:pPr>
+            <w:r>
+              <w:rPr>
+                <w:rFonts w:ascii="SimSun" w:cs="SimSun" w:eastAsia="SimSun" w:hAnsi="SimSun"/>
+                <w:color w:val="333333"/>
+                <w:sz w:val="20"/>
+                <w:szCs w:val="20"/>
+              </w:rPr>
+              <w:t xml:space="preserve">2026-06-01</w:t>
+            </w:r>
+          </w:p>
+        </w:tc>
+        <w:tc>
+          <w:tcPr>
+            <w:tcW w:type="dxa" w:w="3024"/>
+            <w:tcBorders>
+              <w:top w:val="single" w:color="CCCCCC" w:sz="1"/>
+              <w:left w:val="single" w:color="CCCCCC" w:sz="1"/>
+              <w:bottom w:val="single" w:color="CCCCCC" w:sz="1"/>
+              <w:right w:val="single" w:color="CCCCCC" w:sz="1"/>
+            </w:tcBorders>
+            <w:tcMar>
+              <w:top w:type="dxa" w:w="60"/>
+              <w:left w:type="dxa" w:w="100"/>
+              <w:bottom w:type="dxa" w:w="60"/>
+              <w:right w:type="dxa" w:w="100"/>
+            </w:tcMar>
+          </w:tcPr>
+          <w:p>
+            <w:pPr>
+              <w:spacing w:line="288"/>
+            </w:pPr>
+            <w:r>
+              <w:rPr>
+                <w:rFonts w:ascii="SimSun" w:cs="SimSun" w:eastAsia="SimSun" w:hAnsi="SimSun"/>
+                <w:color w:val="333333"/>
+                <w:sz w:val="20"/>
+                <w:szCs w:val="20"/>
+              </w:rPr>
+              <w:t xml:space="preserve">8项Bug修复: CRITICAL-PWM基线恢复V0.0(Up计数+PartialRemap+PWM1/PWM2), 频率斜坡容差收敛(</w:t>
+            </w:r>
+          </w:p>
+        </w:tc>
+        <w:tc>
+          <w:tcPr>
+            <w:tcW w:type="dxa" w:w="3024"/>
+            <w:tcBorders>
+              <w:top w:val="single" w:color="CCCCCC" w:sz="1"/>
+              <w:left w:val="single" w:color="CCCCCC" w:sz="1"/>
+              <w:bottom w:val="single" w:color="CCCCCC" w:sz="1"/>
+              <w:right w:val="single" w:color="CCCCCC" w:sz="1"/>
+            </w:tcBorders>
+            <w:tcMar>
+              <w:top w:type="dxa" w:w="60"/>
+              <w:left w:type="dxa" w:w="100"/>
+              <w:bottom w:type="dxa" w:w="60"/>
+              <w:right w:type="dxa" w:w="100"/>
+            </w:tcMar>
+          </w:tcPr>
+          <w:p>
+            <w:pPr>
+              <w:spacing w:line="288"/>
+            </w:pPr>
+            <w:r>
+              <w:rPr>
+                <w:rFonts w:ascii="SimSun" w:cs="SimSun" w:eastAsia="SimSun" w:hAnsi="SimSun"/>
+                <w:color w:val="333333"/>
+                <w:sz w:val="20"/>
+                <w:szCs w:val="20"/>
+              </w:rPr>
+              <w:t xml:space="preserve">diff</w:t>
+            </w:r>
+          </w:p>
+        </w:tc>
+        <w:tc>
+          <w:tcPr>
+            <w:tcW w:type="dxa" w:w="3024"/>
+            <w:tcBorders>
+              <w:top w:val="single" w:color="CCCCCC" w:sz="1"/>
+              <w:left w:val="single" w:color="CCCCCC" w:sz="1"/>
+              <w:bottom w:val="single" w:color="CCCCCC" w:sz="1"/>
+              <w:right w:val="single" w:color="CCCCCC" w:sz="1"/>
+            </w:tcBorders>
+            <w:tcMar>
+              <w:top w:type="dxa" w:w="60"/>
+              <w:left w:type="dxa" w:w="100"/>
+              <w:bottom w:type="dxa" w:w="60"/>
+              <w:right w:type="dxa" w:w="100"/>
+            </w:tcMar>
+          </w:tcPr>
+          <w:p>
+            <w:pPr>
+              <w:spacing w:line="288"/>
+            </w:pPr>
+            <w:r>
+              <w:rPr>
+                <w:rFonts w:ascii="SimSun" w:cs="SimSun" w:eastAsia="SimSun" w:hAnsi="SimSun"/>
+                <w:color w:val="333333"/>
+                <w:sz w:val="20"/>
+                <w:szCs w:val="20"/>
+              </w:rPr>
+              <w:t xml:space="preserve">≤1000Hz), 过流保护5A接入(Soft_Start_Fault调用); HIGH-RX缓冲清除+PRIMASK规范; MEDIUM-Adc静态断言HSE72MHz, double→float, EMA状态重置; LOW-遥测门控重构</w:t>
             </w:r>
           </w:p>
         </w:tc>

--- a/Claude_Files/docs/WPT无线充电系统-从零搭建全指南.docx
+++ b/Claude_Files/docs/WPT无线充电系统-从零搭建全指南.docx
@@ -288,7 +288,7 @@
                 <w:sz w:val="20"/>
                 <w:szCs w:val="20"/>
               </w:rPr>
-              <w:t xml:space="preserve">V6.1</w:t>
+              <w:t xml:space="preserve">V6.2</w:t>
             </w:r>
           </w:p>
         </w:tc>
@@ -352,7 +352,7 @@
                 <w:sz w:val="20"/>
                 <w:szCs w:val="20"/>
               </w:rPr>
-              <w:t xml:space="preserve">2026-06-01</w:t>
+              <w:t xml:space="preserve">2026-06-04</w:t>
             </w:r>
           </w:p>
         </w:tc>
@@ -416,7 +416,7 @@
                 <w:sz w:val="20"/>
                 <w:szCs w:val="20"/>
               </w:rPr>
-              <w:t xml:space="preserve">V6.1</w:t>
+              <w:t xml:space="preserve">V6.2</w:t>
             </w:r>
           </w:p>
         </w:tc>
@@ -480,7 +480,7 @@
                 <w:sz w:val="20"/>
                 <w:szCs w:val="20"/>
               </w:rPr>
-              <w:t xml:space="preserve">[Ran-sh/WPT_PWM](https://github.com/Ran-sh/WPT_PWM) (分支 `ONENET`)</w:t>
+              <w:t xml:space="preserve">[Ran-sh/WPT_PWM](https://github.com/Ran-sh/WPT_PWM) (分支 `3.0ONENET`)</w:t>
             </w:r>
           </w:p>
         </w:tc>
@@ -807,6 +807,101 @@
                 <w:szCs w:val="20"/>
               </w:rPr>
               <w:t xml:space="preserve">变更说明</w:t>
+            </w:r>
+          </w:p>
+        </w:tc>
+      </w:tr>
+      <w:tr>
+        <w:tc>
+          <w:tcPr>
+            <w:tcW w:type="dxa" w:w="3024"/>
+            <w:tcBorders>
+              <w:top w:val="single" w:color="CCCCCC" w:sz="1"/>
+              <w:left w:val="single" w:color="CCCCCC" w:sz="1"/>
+              <w:bottom w:val="single" w:color="CCCCCC" w:sz="1"/>
+              <w:right w:val="single" w:color="CCCCCC" w:sz="1"/>
+            </w:tcBorders>
+            <w:tcMar>
+              <w:top w:type="dxa" w:w="60"/>
+              <w:left w:type="dxa" w:w="100"/>
+              <w:bottom w:type="dxa" w:w="60"/>
+              <w:right w:type="dxa" w:w="100"/>
+            </w:tcMar>
+          </w:tcPr>
+          <w:p>
+            <w:pPr>
+              <w:spacing w:line="288"/>
+            </w:pPr>
+            <w:r>
+              <w:rPr>
+                <w:rFonts w:ascii="SimSun" w:cs="SimSun" w:eastAsia="SimSun" w:hAnsi="SimSun"/>
+                <w:color w:val="333333"/>
+                <w:sz w:val="20"/>
+                <w:szCs w:val="20"/>
+              </w:rPr>
+              <w:t xml:space="preserve">V6.2</w:t>
+            </w:r>
+          </w:p>
+        </w:tc>
+        <w:tc>
+          <w:tcPr>
+            <w:tcW w:type="dxa" w:w="3024"/>
+            <w:tcBorders>
+              <w:top w:val="single" w:color="CCCCCC" w:sz="1"/>
+              <w:left w:val="single" w:color="CCCCCC" w:sz="1"/>
+              <w:bottom w:val="single" w:color="CCCCCC" w:sz="1"/>
+              <w:right w:val="single" w:color="CCCCCC" w:sz="1"/>
+            </w:tcBorders>
+            <w:tcMar>
+              <w:top w:type="dxa" w:w="60"/>
+              <w:left w:type="dxa" w:w="100"/>
+              <w:bottom w:type="dxa" w:w="60"/>
+              <w:right w:type="dxa" w:w="100"/>
+            </w:tcMar>
+          </w:tcPr>
+          <w:p>
+            <w:pPr>
+              <w:spacing w:line="288"/>
+            </w:pPr>
+            <w:r>
+              <w:rPr>
+                <w:rFonts w:ascii="SimSun" w:cs="SimSun" w:eastAsia="SimSun" w:hAnsi="SimSun"/>
+                <w:color w:val="333333"/>
+                <w:sz w:val="20"/>
+                <w:szCs w:val="20"/>
+              </w:rPr>
+              <w:t xml:space="preserve">2026-06-04</w:t>
+            </w:r>
+          </w:p>
+        </w:tc>
+        <w:tc>
+          <w:tcPr>
+            <w:tcW w:type="dxa" w:w="3024"/>
+            <w:tcBorders>
+              <w:top w:val="single" w:color="CCCCCC" w:sz="1"/>
+              <w:left w:val="single" w:color="CCCCCC" w:sz="1"/>
+              <w:bottom w:val="single" w:color="CCCCCC" w:sz="1"/>
+              <w:right w:val="single" w:color="CCCCCC" w:sz="1"/>
+            </w:tcBorders>
+            <w:tcMar>
+              <w:top w:type="dxa" w:w="60"/>
+              <w:left w:type="dxa" w:w="100"/>
+              <w:bottom w:type="dxa" w:w="60"/>
+              <w:right w:type="dxa" w:w="100"/>
+            </w:tcMar>
+          </w:tcPr>
+          <w:p>
+            <w:pPr>
+              <w:spacing w:line="288"/>
+            </w:pPr>
+            <w:r>
+              <w:rPr>
+                <w:rFonts w:ascii="SimSun" w:cs="SimSun" w:eastAsia="SimSun" w:hAnsi="SimSun"/>
+                <w:color w:val="333333"/>
+                <w:sz w:val="20"/>
+                <w:szCs w:val="20"/>
+              </w:rPr>
+              <w:t xml:space="preserve">12项代码质量优化: MEDIUM-Oled写合并重复代码+删除Oled_Int_Pow(LUT/位位移替代), EMA魔法数字→Ui_Controller_EMA(), Ui重复状态检测合并, App_Network样板代码→Reset_Connect_State()+PROTO_*常量, Esp8266删除死代码HW_DONE; LOW-Adc删除无效编译期断言+稳态预计算缩放+双读DWT合并, Ui硬编码retry→App_Network_Get_Max_Retries(); 分支3.0ONENET</w:t>
             </w:r>
           </w:p>
         </w:tc>

--- a/Claude_Files/docs/WPT无线充电系统-从零搭建全指南.docx
+++ b/Claude_Files/docs/WPT无线充电系统-从零搭建全指南.docx
@@ -288,7 +288,7 @@
                 <w:sz w:val="20"/>
                 <w:szCs w:val="20"/>
               </w:rPr>
-              <w:t xml:space="preserve">V6.1</w:t>
+              <w:t xml:space="preserve">V9</w:t>
             </w:r>
           </w:p>
         </w:tc>
@@ -352,7 +352,7 @@
                 <w:sz w:val="20"/>
                 <w:szCs w:val="20"/>
               </w:rPr>
-              <w:t xml:space="preserve">2026-06-01</w:t>
+              <w:t xml:space="preserve">2026-06-11</w:t>
             </w:r>
           </w:p>
         </w:tc>
@@ -416,7 +416,7 @@
                 <w:sz w:val="20"/>
                 <w:szCs w:val="20"/>
               </w:rPr>
-              <w:t xml:space="preserve">V6.1</w:t>
+              <w:t xml:space="preserve">V9</w:t>
             </w:r>
           </w:p>
         </w:tc>
@@ -480,7 +480,7 @@
                 <w:sz w:val="20"/>
                 <w:szCs w:val="20"/>
               </w:rPr>
-              <w:t xml:space="preserve">[Ran-sh/WPT_PWM](https://github.com/Ran-sh/WPT_PWM) (分支 `ONENET`)</w:t>
+              <w:t xml:space="preserve">[Ran-sh/WPT_PWM](https://github.com/Ran-sh/WPT_PWM) (分支 `4.0TFT`)</w:t>
             </w:r>
           </w:p>
         </w:tc>
@@ -934,6 +934,101 @@
                 <w:sz w:val="20"/>
                 <w:szCs w:val="20"/>
               </w:rPr>
+              <w:t xml:space="preserve">V9</w:t>
+            </w:r>
+          </w:p>
+        </w:tc>
+        <w:tc>
+          <w:tcPr>
+            <w:tcW w:type="dxa" w:w="3024"/>
+            <w:tcBorders>
+              <w:top w:val="single" w:color="CCCCCC" w:sz="1"/>
+              <w:left w:val="single" w:color="CCCCCC" w:sz="1"/>
+              <w:bottom w:val="single" w:color="CCCCCC" w:sz="1"/>
+              <w:right w:val="single" w:color="CCCCCC" w:sz="1"/>
+            </w:tcBorders>
+            <w:tcMar>
+              <w:top w:type="dxa" w:w="60"/>
+              <w:left w:type="dxa" w:w="100"/>
+              <w:bottom w:type="dxa" w:w="60"/>
+              <w:right w:type="dxa" w:w="100"/>
+            </w:tcMar>
+          </w:tcPr>
+          <w:p>
+            <w:pPr>
+              <w:spacing w:line="288"/>
+            </w:pPr>
+            <w:r>
+              <w:rPr>
+                <w:rFonts w:ascii="SimSun" w:cs="SimSun" w:eastAsia="SimSun" w:hAnsi="SimSun"/>
+                <w:color w:val="333333"/>
+                <w:sz w:val="20"/>
+                <w:szCs w:val="20"/>
+              </w:rPr>
+              <w:t xml:space="preserve">2026-06-11</w:t>
+            </w:r>
+          </w:p>
+        </w:tc>
+        <w:tc>
+          <w:tcPr>
+            <w:tcW w:type="dxa" w:w="3024"/>
+            <w:tcBorders>
+              <w:top w:val="single" w:color="CCCCCC" w:sz="1"/>
+              <w:left w:val="single" w:color="CCCCCC" w:sz="1"/>
+              <w:bottom w:val="single" w:color="CCCCCC" w:sz="1"/>
+              <w:right w:val="single" w:color="CCCCCC" w:sz="1"/>
+            </w:tcBorders>
+            <w:tcMar>
+              <w:top w:type="dxa" w:w="60"/>
+              <w:left w:type="dxa" w:w="100"/>
+              <w:bottom w:type="dxa" w:w="60"/>
+              <w:right w:type="dxa" w:w="100"/>
+            </w:tcMar>
+          </w:tcPr>
+          <w:p>
+            <w:pPr>
+              <w:spacing w:line="288"/>
+            </w:pPr>
+            <w:r>
+              <w:rPr>
+                <w:rFonts w:ascii="SimSun" w:cs="SimSun" w:eastAsia="SimSun" w:hAnsi="SimSun"/>
+                <w:color w:val="333333"/>
+                <w:sz w:val="20"/>
+                <w:szCs w:val="20"/>
+              </w:rPr>
+              <w:t xml:space="preserve">4.0TFT 重大升级: OLED→TFT彩屏 + 6态UI + 动态能量条 + 4键6LED蜂鸣器 + PWM默认映射 + 37项代码审查修复 + 开机安全强化(TIM1全关+无WIFI默认+PB10独立) + 远程指令安全加固</w:t>
+            </w:r>
+          </w:p>
+        </w:tc>
+      </w:tr>
+      <w:tr>
+        <w:tc>
+          <w:tcPr>
+            <w:tcW w:type="dxa" w:w="3024"/>
+            <w:tcBorders>
+              <w:top w:val="single" w:color="CCCCCC" w:sz="1"/>
+              <w:left w:val="single" w:color="CCCCCC" w:sz="1"/>
+              <w:bottom w:val="single" w:color="CCCCCC" w:sz="1"/>
+              <w:right w:val="single" w:color="CCCCCC" w:sz="1"/>
+            </w:tcBorders>
+            <w:tcMar>
+              <w:top w:type="dxa" w:w="60"/>
+              <w:left w:type="dxa" w:w="100"/>
+              <w:bottom w:type="dxa" w:w="60"/>
+              <w:right w:type="dxa" w:w="100"/>
+            </w:tcMar>
+          </w:tcPr>
+          <w:p>
+            <w:pPr>
+              <w:spacing w:line="288"/>
+            </w:pPr>
+            <w:r>
+              <w:rPr>
+                <w:rFonts w:ascii="SimSun" w:cs="SimSun" w:eastAsia="SimSun" w:hAnsi="SimSun"/>
+                <w:color w:val="333333"/>
+                <w:sz w:val="20"/>
+                <w:szCs w:val="20"/>
+              </w:rPr>
               <w:t xml:space="preserve">V6.1</w:t>
             </w:r>
           </w:p>
@@ -996,69 +1091,7 @@
                 <w:sz w:val="20"/>
                 <w:szCs w:val="20"/>
               </w:rPr>
-              <w:t xml:space="preserve">8项Bug修复: CRITICAL-PWM基线恢复V0.0(Up计数+PartialRemap+PWM1/PWM2), 频率斜坡容差收敛(</w:t>
-            </w:r>
-          </w:p>
-        </w:tc>
-        <w:tc>
-          <w:tcPr>
-            <w:tcW w:type="dxa" w:w="3024"/>
-            <w:tcBorders>
-              <w:top w:val="single" w:color="CCCCCC" w:sz="1"/>
-              <w:left w:val="single" w:color="CCCCCC" w:sz="1"/>
-              <w:bottom w:val="single" w:color="CCCCCC" w:sz="1"/>
-              <w:right w:val="single" w:color="CCCCCC" w:sz="1"/>
-            </w:tcBorders>
-            <w:tcMar>
-              <w:top w:type="dxa" w:w="60"/>
-              <w:left w:type="dxa" w:w="100"/>
-              <w:bottom w:type="dxa" w:w="60"/>
-              <w:right w:type="dxa" w:w="100"/>
-            </w:tcMar>
-          </w:tcPr>
-          <w:p>
-            <w:pPr>
-              <w:spacing w:line="288"/>
-            </w:pPr>
-            <w:r>
-              <w:rPr>
-                <w:rFonts w:ascii="SimSun" w:cs="SimSun" w:eastAsia="SimSun" w:hAnsi="SimSun"/>
-                <w:color w:val="333333"/>
-                <w:sz w:val="20"/>
-                <w:szCs w:val="20"/>
-              </w:rPr>
-              <w:t xml:space="preserve">diff</w:t>
-            </w:r>
-          </w:p>
-        </w:tc>
-        <w:tc>
-          <w:tcPr>
-            <w:tcW w:type="dxa" w:w="3024"/>
-            <w:tcBorders>
-              <w:top w:val="single" w:color="CCCCCC" w:sz="1"/>
-              <w:left w:val="single" w:color="CCCCCC" w:sz="1"/>
-              <w:bottom w:val="single" w:color="CCCCCC" w:sz="1"/>
-              <w:right w:val="single" w:color="CCCCCC" w:sz="1"/>
-            </w:tcBorders>
-            <w:tcMar>
-              <w:top w:type="dxa" w:w="60"/>
-              <w:left w:type="dxa" w:w="100"/>
-              <w:bottom w:type="dxa" w:w="60"/>
-              <w:right w:type="dxa" w:w="100"/>
-            </w:tcMar>
-          </w:tcPr>
-          <w:p>
-            <w:pPr>
-              <w:spacing w:line="288"/>
-            </w:pPr>
-            <w:r>
-              <w:rPr>
-                <w:rFonts w:ascii="SimSun" w:cs="SimSun" w:eastAsia="SimSun" w:hAnsi="SimSun"/>
-                <w:color w:val="333333"/>
-                <w:sz w:val="20"/>
-                <w:szCs w:val="20"/>
-              </w:rPr>
-              <w:t xml:space="preserve">≤1000Hz), 过流保护5A接入(Soft_Start_Fault调用); HIGH-RX缓冲清除+PRIMASK规范; MEDIUM-Adc静态断言HSE72MHz, double→float, EMA状态重置; LOW-遥测门控重构</w:t>
+              <w:t xml:space="preserve">8项Bug修复: CRITICAL-PWM基线恢复V0.0, 频率斜坡容差收敛, 过流保护5A接入; HIGH-RX缓冲清除+PRIMASK规范; MEDIUM-ADC静态断言HSE72MHz, double→float, EMA状态重置; LOW-遥测门控重构</w:t>
             </w:r>
           </w:p>
         </w:tc>

--- a/Claude_Files/docs/WPT无线充电系统-从零搭建全指南.docx
+++ b/Claude_Files/docs/WPT无线充电系统-从零搭建全指南.docx
@@ -288,7 +288,7 @@
                 <w:sz w:val="20"/>
                 <w:szCs w:val="20"/>
               </w:rPr>
-              <w:t xml:space="preserve">V10</w:t>
+              <w:t xml:space="preserve">V4.2.0</w:t>
             </w:r>
           </w:p>
         </w:tc>
@@ -416,7 +416,7 @@
                 <w:sz w:val="20"/>
                 <w:szCs w:val="20"/>
               </w:rPr>
-              <w:t xml:space="preserve">V26 (分支 `4.0TFT`)</w:t>
+              <w:t xml:space="preserve">V4.2.0 (分支 `4.0TFT`)</w:t>
             </w:r>
           </w:p>
         </w:tc>
@@ -934,7 +934,7 @@
                 <w:sz w:val="20"/>
                 <w:szCs w:val="20"/>
               </w:rPr>
-              <w:t xml:space="preserve">V9</w:t>
+              <w:t xml:space="preserve">V4.2.0</w:t>
             </w:r>
           </w:p>
         </w:tc>
@@ -965,7 +965,7 @@
                 <w:sz w:val="20"/>
                 <w:szCs w:val="20"/>
               </w:rPr>
-              <w:t xml:space="preserve">2026-06-11</w:t>
+              <w:t xml:space="preserve">2026-06-17</w:t>
             </w:r>
           </w:p>
         </w:tc>
@@ -996,7 +996,7 @@
                 <w:sz w:val="20"/>
                 <w:szCs w:val="20"/>
               </w:rPr>
-              <w:t xml:space="preserve">4.0TFT 重大升级: OLED→TFT彩屏 + 9页面UI + 动态能量条 + 4键6LED蜂鸣器 + 37项审查修复</w:t>
+              <w:t xml:space="preserve">全平台版本号统一为 Vx.x.x 体系 + TFT字库 76字精准对齐(综/合字模修复) + 底部栏简化(仅ON:确定+PAGE:返回) + EMA双级滤波链 + 16轮全链路审查 + 微信小程序全重写 + 文件结构更新</w:t>
             </w:r>
           </w:p>
         </w:tc>
@@ -1029,7 +1029,7 @@
                 <w:sz w:val="20"/>
                 <w:szCs w:val="20"/>
               </w:rPr>
-              <w:t xml:space="preserve">V10</w:t>
+              <w:t xml:space="preserve">V4.1.0</w:t>
             </w:r>
           </w:p>
         </w:tc>
@@ -1060,7 +1060,7 @@
                 <w:sz w:val="20"/>
                 <w:szCs w:val="20"/>
               </w:rPr>
-              <w:t xml:space="preserve">2026-06-17</w:t>
+              <w:t xml:space="preserve">2026-06-11</w:t>
             </w:r>
           </w:p>
         </w:tc>
@@ -1091,7 +1091,7 @@
                 <w:sz w:val="20"/>
                 <w:szCs w:val="20"/>
               </w:rPr>
-              <w:t xml:space="preserve">V26 全链路升级: TFT字库 76字精准对齐(综/合字模修复) + 底部栏简化(仅ON:确定+PAGE:返回) + EMA双级滤波链 + 16轮全链路审查 + 微信小程序 V25 全重写 + 文件结构更新</w:t>
+              <w:t xml:space="preserve">OLED→TFT彩屏 + 9页面UI + 动态能量条 + 4键6LED蜂鸣器 + 37项审查修复</w:t>
             </w:r>
           </w:p>
         </w:tc>
@@ -14317,7 +14317,7 @@
           <w:sz w:val="22"/>
           <w:szCs w:val="22"/>
         </w:rPr>
-        <w:t xml:space="preserve">#### 4.3.6 EMA 双级滤波链 (V26)</w:t>
+        <w:t xml:space="preserve">#### 4.3.6 EMA 双级滤波链</w:t>
       </w:r>
     </w:p>
     <w:p/>
@@ -16744,7 +16744,7 @@
           <w:sz w:val="22"/>
           <w:szCs w:val="22"/>
         </w:rPr>
-        <w:t xml:space="preserve">底部栏 (V26 简化)</w:t>
+        <w:t xml:space="preserve">底部栏</w:t>
       </w:r>
       <w:r>
         <w:rPr>
@@ -24332,7 +24332,7 @@
           <w:sz w:val="32"/>
           <w:szCs w:val="32"/>
         </w:rPr>
-        <w:t xml:space="preserve">7. 微信小程序 (V25)</w:t>
+        <w:t xml:space="preserve">7. 微信小程序 (6页面+Component)</w:t>
       </w:r>
     </w:p>
     <w:p/>
@@ -24365,7 +24365,7 @@
           <w:sz w:val="22"/>
           <w:szCs w:val="22"/>
         </w:rPr>
-        <w:t xml:space="preserve">V25 小程序</w:t>
+        <w:t xml:space="preserve">V4.2.0 小程序</w:t>
       </w:r>
       <w:r>
         <w:rPr>
@@ -28727,7 +28727,7 @@
           <w:sz w:val="28"/>
           <w:szCs w:val="28"/>
         </w:rPr>
-        <w:t xml:space="preserve">10.4 TFT 中文"综合"变"失败" (V26 修复)</w:t>
+        <w:t xml:space="preserve">10.4 TFT 中文"综合"变"失败"</w:t>
       </w:r>
     </w:p>
     <w:p/>
@@ -28916,7 +28916,7 @@
           <w:sz w:val="28"/>
           <w:szCs w:val="28"/>
         </w:rPr>
-        <w:t xml:space="preserve">10.7 审查历史 (V15→V26, 共16轮)</w:t>
+        <w:t xml:space="preserve">10.7 审查历史</w:t>
       </w:r>
     </w:p>
     <w:p/>
@@ -29029,7 +29029,7 @@
                 <w:sz w:val="20"/>
                 <w:szCs w:val="20"/>
               </w:rPr>
-              <w:t xml:space="preserve">V16</w:t>
+              <w:t xml:space="preserve">V4.2.0</w:t>
             </w:r>
           </w:p>
         </w:tc>
@@ -29060,7 +29060,7 @@
                 <w:sz w:val="20"/>
                 <w:szCs w:val="20"/>
               </w:rPr>
-              <w:t xml:space="preserve">8轮全链路审查: MQTT超时+TOCTOU+FAULT防重触+ESP去抖+数据一致性铁律 (30+项)</w:t>
+              <w:t xml:space="preserve">TFT字库修复 + 底部栏简化 + 全平台版本号统一</w:t>
             </w:r>
           </w:p>
         </w:tc>
@@ -29093,7 +29093,7 @@
                 <w:sz w:val="20"/>
                 <w:szCs w:val="20"/>
               </w:rPr>
-              <w:t xml:space="preserve">V25</w:t>
+              <w:t xml:space="preserve">V4.1.0</w:t>
             </w:r>
           </w:p>
         </w:tc>
@@ -29124,7 +29124,7 @@
                 <w:sz w:val="20"/>
                 <w:szCs w:val="20"/>
               </w:rPr>
-              <w:t xml:space="preserve">小程序全重写: 单数据模型+双API并行+动态卡片+底部栏Component+HTTP细化错误</w:t>
+              <w:t xml:space="preserve">9页面TFT UI + 全局状态机 + Sys_Safety + 圆弧能量条仪表盘</w:t>
             </w:r>
           </w:p>
         </w:tc>
@@ -29157,7 +29157,7 @@
                 <w:sz w:val="20"/>
                 <w:szCs w:val="20"/>
               </w:rPr>
-              <w:t xml:space="preserve">V26</w:t>
+              <w:t xml:space="preserve">V4.0.0</w:t>
             </w:r>
           </w:p>
         </w:tc>
@@ -29188,7 +29188,7 @@
                 <w:sz w:val="20"/>
                 <w:szCs w:val="20"/>
               </w:rPr>
-              <w:t xml:space="preserve">CN_FONT[74..75] 失败→综合 字模替换 + 底部栏简化(仅ON:确定+PAGE:返回)</w:t>
+              <w:t xml:space="preserve">小程序全重写 + 网页乐观更新 + ESP去抖 + 数据一致性铁律</w:t>
             </w:r>
           </w:p>
         </w:tc>
@@ -29221,7 +29221,7 @@
           <w:sz w:val="20"/>
           <w:szCs w:val="20"/>
         </w:rPr>
-        <w:t xml:space="preserve">**全文完**。这份文档从 V5 写到 V10, 踩过的坑比跑通的代码还多。如果你跟着做遇到问题, 回头翻第 9 章故障速查表, 大概率能找到答案。祝你的全桥不发烫, ESP8266 不掉线, OneNET 不报 401, TFT 不显示乱码。</w:t>
+        <w:t xml:space="preserve">**全文完**。这份文档从 V4.0.0 一路迭代到 V4.2.0, 踩过的坑比跑通的代码还多。如果你跟着做遇到问题, 回头翻第 9 章故障速查表, 大概率能找到答案。祝你的全桥不发烫, ESP8266 不掉线, OneNET 不报 401, TFT 不显示乱码。</w:t>
       </w:r>
     </w:p>
     <w:p/>

--- a/Claude_Files/docs/WPT无线充电系统-从零搭建全指南.docx
+++ b/Claude_Files/docs/WPT无线充电系统-从零搭建全指南.docx
@@ -839,7 +839,7 @@
                 <w:sz w:val="20"/>
                 <w:szCs w:val="20"/>
               </w:rPr>
-              <w:t xml:space="preserve">V5.0</w:t>
+              <w:t xml:space="preserve">V2.2.0</w:t>
             </w:r>
           </w:p>
         </w:tc>

--- a/Claude_Files/docs/WPT无线充电系统-从零搭建全指南.docx
+++ b/Claude_Files/docs/WPT无线充电系统-从零搭建全指南.docx
@@ -288,7 +288,7 @@
                 <w:sz w:val="20"/>
                 <w:szCs w:val="20"/>
               </w:rPr>
-              <w:t xml:space="preserve">V6.2</w:t>
+              <w:t xml:space="preserve">V3.0.0</w:t>
             </w:r>
           </w:p>
         </w:tc>
@@ -352,7 +352,7 @@
                 <w:sz w:val="20"/>
                 <w:szCs w:val="20"/>
               </w:rPr>
-              <w:t xml:space="preserve">2026-06-04</w:t>
+              <w:t xml:space="preserve">2026-06-17</w:t>
             </w:r>
           </w:p>
         </w:tc>
@@ -416,7 +416,7 @@
                 <w:sz w:val="20"/>
                 <w:szCs w:val="20"/>
               </w:rPr>
-              <w:t xml:space="preserve">V6.2</w:t>
+              <w:t xml:space="preserve">V3.0.0</w:t>
             </w:r>
           </w:p>
         </w:tc>
@@ -839,7 +839,7 @@
                 <w:sz w:val="20"/>
                 <w:szCs w:val="20"/>
               </w:rPr>
-              <w:t xml:space="preserve">V6.2</w:t>
+              <w:t xml:space="preserve">V3.0.0</w:t>
             </w:r>
           </w:p>
         </w:tc>
@@ -870,7 +870,7 @@
                 <w:sz w:val="20"/>
                 <w:szCs w:val="20"/>
               </w:rPr>
-              <w:t xml:space="preserve">2026-06-04</w:t>
+              <w:t xml:space="preserve">2026-06-17</w:t>
             </w:r>
           </w:p>
         </w:tc>
@@ -901,7 +901,7 @@
                 <w:sz w:val="20"/>
                 <w:szCs w:val="20"/>
               </w:rPr>
-              <w:t xml:space="preserve">12项代码质量优化: MEDIUM-Oled写合并重复代码+删除Oled_Int_Pow(LUT/位位移替代), EMA魔法数字→Ui_Controller_EMA(), Ui重复状态检测合并, App_Network样板代码→Reset_Connect_State()+PROTO_*常量, Esp8266删除死代码HW_DONE; LOW-Adc删除无效编译期断言+稳态预计算缩放+双读DWT合并, Ui硬编码retry→App_Network_Get_Max_Retries(); 分支3.0ONENET</w:t>
+              <w:t xml:space="preserve">全项目版本号统一为 V3.x.y 规则 (x=3固定, y=大功能, z=Bug修复); 文档基线重置</w:t>
             </w:r>
           </w:p>
         </w:tc>
@@ -934,7 +934,7 @@
                 <w:sz w:val="20"/>
                 <w:szCs w:val="20"/>
               </w:rPr>
-              <w:t xml:space="preserve">V5.0</w:t>
+              <w:t xml:space="preserve">V3.1.2</w:t>
             </w:r>
           </w:p>
         </w:tc>
@@ -965,7 +965,7 @@
                 <w:sz w:val="20"/>
                 <w:szCs w:val="20"/>
               </w:rPr>
-              <w:t xml:space="preserve">2026-05-24</w:t>
+              <w:t xml:space="preserve">2026-06-04</w:t>
             </w:r>
           </w:p>
         </w:tc>
@@ -996,7 +996,7 @@
                 <w:sz w:val="20"/>
                 <w:szCs w:val="20"/>
               </w:rPr>
-              <w:t xml:space="preserve">全篇重构：新增调试避坑模块、配图标注、双主题小程序、频率渐变斜坡、网页端Cloudflare部署、1.6万字扩写</w:t>
+              <w:t xml:space="preserve">12项代码质量优化: Oled写合并重复代码+删除Oled_Int_Pow(LUT/位位移替代), EMA魔法数字→Ui_Controller_EMA(), Ui重复状态检测合并, App_Network样板代码→Reset_Connect_State()+PROTO_*常量, Esp8266删除死代码HW_DONE; LOW-Adc删除无效编译期断言+稳态预计算缩放+双读DWT合并, Ui硬编码retry→App_Network_Get_Max_Retries()</w:t>
             </w:r>
           </w:p>
         </w:tc>
@@ -1029,7 +1029,7 @@
                 <w:sz w:val="20"/>
                 <w:szCs w:val="20"/>
               </w:rPr>
-              <w:t xml:space="preserve">V6.1</w:t>
+              <w:t xml:space="preserve">V3.1.1</w:t>
             </w:r>
           </w:p>
         </w:tc>
@@ -1153,7 +1153,7 @@
                 <w:sz w:val="20"/>
                 <w:szCs w:val="20"/>
               </w:rPr>
-              <w:t xml:space="preserve">≤1000Hz), 过流保护5A接入(Soft_Start_Fault调用); HIGH-RX缓冲清除+PRIMASK规范; MEDIUM-Adc静态断言HSE72MHz, double→float, EMA状态重置; LOW-遥测门控重构</w:t>
+              <w:t xml:space="preserve">≤1000Hz), 过流保护5A接入(Soft_Start_Fault调用); HIGH-RX缓冲清除+PRIMASK规范; MEDIUM-double→float, EMA状态重置; LOW-遥测门控重构</w:t>
             </w:r>
           </w:p>
         </w:tc>
@@ -1186,7 +1186,7 @@
                 <w:sz w:val="20"/>
                 <w:szCs w:val="20"/>
               </w:rPr>
-              <w:t xml:space="preserve">V5.1</w:t>
+              <w:t xml:space="preserve">V3.1.0</w:t>
             </w:r>
           </w:p>
         </w:tc>
@@ -1217,6 +1217,101 @@
                 <w:sz w:val="20"/>
                 <w:szCs w:val="20"/>
               </w:rPr>
+              <w:t xml:space="preserve">2026-05</w:t>
+            </w:r>
+          </w:p>
+        </w:tc>
+        <w:tc>
+          <w:tcPr>
+            <w:tcW w:type="dxa" w:w="3024"/>
+            <w:tcBorders>
+              <w:top w:val="single" w:color="CCCCCC" w:sz="1"/>
+              <w:left w:val="single" w:color="CCCCCC" w:sz="1"/>
+              <w:bottom w:val="single" w:color="CCCCCC" w:sz="1"/>
+              <w:right w:val="single" w:color="CCCCCC" w:sz="1"/>
+            </w:tcBorders>
+            <w:tcMar>
+              <w:top w:type="dxa" w:w="60"/>
+              <w:left w:type="dxa" w:w="100"/>
+              <w:bottom w:type="dxa" w:w="60"/>
+              <w:right w:type="dxa" w:w="100"/>
+            </w:tcMar>
+          </w:tcPr>
+          <w:p>
+            <w:pPr>
+              <w:spacing w:line="288"/>
+            </w:pPr>
+            <w:r>
+              <w:rPr>
+                <w:rFonts w:ascii="SimSun" w:cs="SimSun" w:eastAsia="SimSun" w:hAnsi="SimSun"/>
+                <w:color w:val="333333"/>
+                <w:sz w:val="20"/>
+                <w:szCs w:val="20"/>
+              </w:rPr>
+              <w:t xml:space="preserve">全模块命名规范 + 显式状态枚举 + ESP 前缀匹配</w:t>
+            </w:r>
+          </w:p>
+        </w:tc>
+      </w:tr>
+      <w:tr>
+        <w:tc>
+          <w:tcPr>
+            <w:tcW w:type="dxa" w:w="3024"/>
+            <w:tcBorders>
+              <w:top w:val="single" w:color="CCCCCC" w:sz="1"/>
+              <w:left w:val="single" w:color="CCCCCC" w:sz="1"/>
+              <w:bottom w:val="single" w:color="CCCCCC" w:sz="1"/>
+              <w:right w:val="single" w:color="CCCCCC" w:sz="1"/>
+            </w:tcBorders>
+            <w:tcMar>
+              <w:top w:type="dxa" w:w="60"/>
+              <w:left w:type="dxa" w:w="100"/>
+              <w:bottom w:type="dxa" w:w="60"/>
+              <w:right w:type="dxa" w:w="100"/>
+            </w:tcMar>
+          </w:tcPr>
+          <w:p>
+            <w:pPr>
+              <w:spacing w:line="288"/>
+            </w:pPr>
+            <w:r>
+              <w:rPr>
+                <w:rFonts w:ascii="SimSun" w:cs="SimSun" w:eastAsia="SimSun" w:hAnsi="SimSun"/>
+                <w:color w:val="333333"/>
+                <w:sz w:val="20"/>
+                <w:szCs w:val="20"/>
+              </w:rPr>
+              <w:t xml:space="preserve">V3.0.1</w:t>
+            </w:r>
+          </w:p>
+        </w:tc>
+        <w:tc>
+          <w:tcPr>
+            <w:tcW w:type="dxa" w:w="3024"/>
+            <w:tcBorders>
+              <w:top w:val="single" w:color="CCCCCC" w:sz="1"/>
+              <w:left w:val="single" w:color="CCCCCC" w:sz="1"/>
+              <w:bottom w:val="single" w:color="CCCCCC" w:sz="1"/>
+              <w:right w:val="single" w:color="CCCCCC" w:sz="1"/>
+            </w:tcBorders>
+            <w:tcMar>
+              <w:top w:type="dxa" w:w="60"/>
+              <w:left w:type="dxa" w:w="100"/>
+              <w:bottom w:type="dxa" w:w="60"/>
+              <w:right w:type="dxa" w:w="100"/>
+            </w:tcMar>
+          </w:tcPr>
+          <w:p>
+            <w:pPr>
+              <w:spacing w:line="288"/>
+            </w:pPr>
+            <w:r>
+              <w:rPr>
+                <w:rFonts w:ascii="SimSun" w:cs="SimSun" w:eastAsia="SimSun" w:hAnsi="SimSun"/>
+                <w:color w:val="333333"/>
+                <w:sz w:val="20"/>
+                <w:szCs w:val="20"/>
+              </w:rPr>
               <w:t xml:space="preserve">2026-05-25</w:t>
             </w:r>
           </w:p>
@@ -1248,7 +1343,102 @@
                 <w:sz w:val="20"/>
                 <w:szCs w:val="20"/>
               </w:rPr>
-              <w:t xml:space="preserve">STM32: 7界面状态机(INIT→CONNECTING→READY→SWEEPING→RUNNING→FAULT), 上电自动连WiFi+3次重试, OneNET遥测门控(仅&gt;=READY发送), 新LED逻辑。ESP8266: SetFreq防覆盖, Switch命令后跳变次遥测, DEBUG关。小程序: fetchAll合并轮询2s, 在线检测(10s超时), Swiper首次同步后锁定。网页: 修复SetFreq下发崩溃</w:t>
+              <w:t xml:space="preserve">STM32: 7界面状态机(INIT→CONNECTING→READY→SWEEPING→RUNNING→FAULT), 上电自动连WiFi+3次重试, OneNET遥测门控, 新LED逻辑。ESP8266: SetFreq防覆盖, Switch命令后跳变次遥测。小程序: fetchAll合并轮询2s, 在线检测(10s超时), Swiper首次同步后锁定。网页: 修复SetFreq下发崩溃</w:t>
+            </w:r>
+          </w:p>
+        </w:tc>
+      </w:tr>
+      <w:tr>
+        <w:tc>
+          <w:tcPr>
+            <w:tcW w:type="dxa" w:w="3024"/>
+            <w:tcBorders>
+              <w:top w:val="single" w:color="CCCCCC" w:sz="1"/>
+              <w:left w:val="single" w:color="CCCCCC" w:sz="1"/>
+              <w:bottom w:val="single" w:color="CCCCCC" w:sz="1"/>
+              <w:right w:val="single" w:color="CCCCCC" w:sz="1"/>
+            </w:tcBorders>
+            <w:tcMar>
+              <w:top w:type="dxa" w:w="60"/>
+              <w:left w:type="dxa" w:w="100"/>
+              <w:bottom w:type="dxa" w:w="60"/>
+              <w:right w:type="dxa" w:w="100"/>
+            </w:tcMar>
+          </w:tcPr>
+          <w:p>
+            <w:pPr>
+              <w:spacing w:line="288"/>
+            </w:pPr>
+            <w:r>
+              <w:rPr>
+                <w:rFonts w:ascii="SimSun" w:cs="SimSun" w:eastAsia="SimSun" w:hAnsi="SimSun"/>
+                <w:color w:val="333333"/>
+                <w:sz w:val="20"/>
+                <w:szCs w:val="20"/>
+              </w:rPr>
+              <w:t xml:space="preserve">V3.0.0</w:t>
+            </w:r>
+          </w:p>
+        </w:tc>
+        <w:tc>
+          <w:tcPr>
+            <w:tcW w:type="dxa" w:w="3024"/>
+            <w:tcBorders>
+              <w:top w:val="single" w:color="CCCCCC" w:sz="1"/>
+              <w:left w:val="single" w:color="CCCCCC" w:sz="1"/>
+              <w:bottom w:val="single" w:color="CCCCCC" w:sz="1"/>
+              <w:right w:val="single" w:color="CCCCCC" w:sz="1"/>
+            </w:tcBorders>
+            <w:tcMar>
+              <w:top w:type="dxa" w:w="60"/>
+              <w:left w:type="dxa" w:w="100"/>
+              <w:bottom w:type="dxa" w:w="60"/>
+              <w:right w:type="dxa" w:w="100"/>
+            </w:tcMar>
+          </w:tcPr>
+          <w:p>
+            <w:pPr>
+              <w:spacing w:line="288"/>
+            </w:pPr>
+            <w:r>
+              <w:rPr>
+                <w:rFonts w:ascii="SimSun" w:cs="SimSun" w:eastAsia="SimSun" w:hAnsi="SimSun"/>
+                <w:color w:val="333333"/>
+                <w:sz w:val="20"/>
+                <w:szCs w:val="20"/>
+              </w:rPr>
+              <w:t xml:space="preserve">2026-05-24</w:t>
+            </w:r>
+          </w:p>
+        </w:tc>
+        <w:tc>
+          <w:tcPr>
+            <w:tcW w:type="dxa" w:w="3024"/>
+            <w:tcBorders>
+              <w:top w:val="single" w:color="CCCCCC" w:sz="1"/>
+              <w:left w:val="single" w:color="CCCCCC" w:sz="1"/>
+              <w:bottom w:val="single" w:color="CCCCCC" w:sz="1"/>
+              <w:right w:val="single" w:color="CCCCCC" w:sz="1"/>
+            </w:tcBorders>
+            <w:tcMar>
+              <w:top w:type="dxa" w:w="60"/>
+              <w:left w:type="dxa" w:w="100"/>
+              <w:bottom w:type="dxa" w:w="60"/>
+              <w:right w:type="dxa" w:w="100"/>
+            </w:tcMar>
+          </w:tcPr>
+          <w:p>
+            <w:pPr>
+              <w:spacing w:line="288"/>
+            </w:pPr>
+            <w:r>
+              <w:rPr>
+                <w:rFonts w:ascii="SimSun" w:cs="SimSun" w:eastAsia="SimSun" w:hAnsi="SimSun"/>
+                <w:color w:val="333333"/>
+                <w:sz w:val="20"/>
+                <w:szCs w:val="20"/>
+              </w:rPr>
+              <w:t xml:space="preserve">全篇重构：新增调试避坑模块、配图标注、双主题小程序、频率渐变斜坡、网页端Cloudflare部署、1.6万字扩写 (基线版本)</w:t>
             </w:r>
           </w:p>
         </w:tc>
@@ -12913,7 +13103,7 @@
           <w:sz w:val="20"/>
           <w:szCs w:val="20"/>
         </w:rPr>
-        <w:t xml:space="preserve">**V5.1 重大重构**: 上电自动连 WiFi、3 次重试、UI 状态门控遥测</w:t>
+        <w:t xml:space="preserve">**V3.0.1 重大重构**: 上电自动连 WiFi、3 次重试、UI 状态门控遥测</w:t>
       </w:r>
     </w:p>
     <w:p/>
@@ -13310,7 +13500,7 @@
           <w:sz w:val="22"/>
           <w:szCs w:val="22"/>
         </w:rPr>
-        <w:t xml:space="preserve">#### 4.3.9 UI — 7 界面状态机 (V5.1)</w:t>
+        <w:t xml:space="preserve">#### 4.3.9 UI — 7 界面状态机 (V3.0.1)</w:t>
       </w:r>
     </w:p>
     <w:p/>
@@ -13325,7 +13515,7 @@
           <w:sz w:val="22"/>
           <w:szCs w:val="22"/>
         </w:rPr>
-        <w:t xml:space="preserve">V5.1 重构为 7 界面状态机, 替代旧的三状态 (DISCONN/NoWiFi/Online):</w:t>
+        <w:t xml:space="preserve">V3.0.1 重构为 7 界面状态机, 替代旧的三状态 (DISCONN/NoWiFi/Online):</w:t>
       </w:r>
     </w:p>
     <w:p/>
@@ -14446,7 +14636,7 @@
           <w:sz w:val="22"/>
           <w:szCs w:val="22"/>
         </w:rPr>
-        <w:t xml:space="preserve">LED 逻辑 (V5.1)</w:t>
+        <w:t xml:space="preserve">LED 逻辑 (V3.0.1)</w:t>
       </w:r>
       <w:r>
         <w:rPr>
@@ -16313,7 +16503,7 @@
           <w:sz w:val="20"/>
           <w:szCs w:val="20"/>
         </w:rPr>
-        <w:t xml:space="preserve">#### V5.1 关键修复: 遥测覆盖命令问题</w:t>
+        <w:t xml:space="preserve">#### V3.0.1 关键修复: 遥测覆盖命令问题</w:t>
       </w:r>
     </w:p>
     <w:p>
@@ -18715,7 +18905,7 @@
           <w:sz w:val="28"/>
           <w:szCs w:val="28"/>
         </w:rPr>
-        <w:t xml:space="preserve">7.1 当前架构 (V5.1)</w:t>
+        <w:t xml:space="preserve">7.1 当前架构 (V3.0.1)</w:t>
       </w:r>
     </w:p>
     <w:p/>
@@ -18730,7 +18920,7 @@
           <w:sz w:val="22"/>
           <w:szCs w:val="22"/>
         </w:rPr>
-        <w:t xml:space="preserve">V5.0 起小程序</w:t>
+        <w:t xml:space="preserve">V3.0.0 起小程序</w:t>
       </w:r>
       <w:r>
         <w:rPr>
@@ -19049,7 +19239,7 @@
                 <w:sz w:val="20"/>
                 <w:szCs w:val="20"/>
               </w:rPr>
-              <w:t xml:space="preserve">V5.1合并为 fetchAll</w:t>
+              <w:t xml:space="preserve">V3.0.1合并为 fetchAll</w:t>
             </w:r>
           </w:p>
         </w:tc>
@@ -19359,7 +19549,7 @@
           <w:sz w:val="20"/>
           <w:szCs w:val="20"/>
         </w:rPr>
-        <w:t xml:space="preserve">#### V5.1 关键变更</w:t>
+        <w:t xml:space="preserve">#### V3.0.1 关键变更</w:t>
       </w:r>
     </w:p>
     <w:p>
@@ -19413,7 +19603,7 @@
           <w:sz w:val="20"/>
           <w:szCs w:val="20"/>
         </w:rPr>
-        <w:t xml:space="preserve">- **在线检测**: 之前只判断 HTTP 请求成功与否 → V5.1 检查数据时间戳, 超过 10s 无新数据判定设备离线. 配合 STM32 固件 V5.1 的遥测门控 (UI&gt;=READY 才发), 实现"设备在线=可操作"的准确判断</w:t>
+        <w:t xml:space="preserve">- **在线检测**: 之前只判断 HTTP 请求成功与否 → V3.0.1 检查数据时间戳, 超过 10s 无新数据判定设备离线. 配合 STM32 固件 V3.0.1 的遥测门控 (UI&gt;=READY 才发), 实现"设备在线=可操作"的准确判断</w:t>
       </w:r>
     </w:p>
     <w:p>
@@ -19675,7 +19865,7 @@
           <w:sz w:val="22"/>
           <w:szCs w:val="22"/>
         </w:rPr>
-        <w:t xml:space="preserve">V5.0 之前经历了两代架构：</w:t>
+        <w:t xml:space="preserve">V3.0.0 之前经历了两代架构：</w:t>
       </w:r>
     </w:p>
     <w:p/>
@@ -23418,7 +23608,7 @@
                 <w:sz w:val="20"/>
                 <w:szCs w:val="20"/>
               </w:rPr>
-              <w:t xml:space="preserve">V5.1: FREQ_HZ/FREQ_LIST 未定义, 已修复</w:t>
+              <w:t xml:space="preserve">V3.0.1: FREQ_HZ/FREQ_LIST 未定义, 已修复</w:t>
             </w:r>
           </w:p>
         </w:tc>
@@ -23513,7 +23703,7 @@
                 <w:sz w:val="20"/>
                 <w:szCs w:val="20"/>
               </w:rPr>
-              <w:t xml:space="preserve">V5.1: swiper 锁定仅首连同步, 之后不受云影响</w:t>
+              <w:t xml:space="preserve">V3.0.1: swiper 锁定仅首连同步, 之后不受云影响</w:t>
             </w:r>
           </w:p>
         </w:tc>
@@ -23608,7 +23798,7 @@
                 <w:sz w:val="20"/>
                 <w:szCs w:val="20"/>
               </w:rPr>
-              <w:t xml:space="preserve">V5.1: Switch 带 3s 验证重发</w:t>
+              <w:t xml:space="preserve">V3.0.1: Switch 带 3s 验证重发</w:t>
             </w:r>
           </w:p>
         </w:tc>

--- a/Claude_Files/docs/WPT无线充电系统-从零搭建全指南.docx
+++ b/Claude_Files/docs/WPT无线充电系统-从零搭建全指南.docx
@@ -288,7 +288,7 @@
                 <w:sz w:val="20"/>
                 <w:szCs w:val="20"/>
               </w:rPr>
-              <w:t xml:space="preserve">V4.2.0</w:t>
+              <w:t xml:space="preserve">V4.2.1</w:t>
             </w:r>
           </w:p>
         </w:tc>
@@ -416,7 +416,7 @@
                 <w:sz w:val="20"/>
                 <w:szCs w:val="20"/>
               </w:rPr>
-              <w:t xml:space="preserve">V4.2.0 (分支 `4.0TFT`)</w:t>
+              <w:t xml:space="preserve">V4.2.1 (分支 `4.0TFT`)</w:t>
             </w:r>
           </w:p>
         </w:tc>
@@ -934,6 +934,101 @@
                 <w:sz w:val="20"/>
                 <w:szCs w:val="20"/>
               </w:rPr>
+              <w:t xml:space="preserve">V4.2.1</w:t>
+            </w:r>
+          </w:p>
+        </w:tc>
+        <w:tc>
+          <w:tcPr>
+            <w:tcW w:type="dxa" w:w="3024"/>
+            <w:tcBorders>
+              <w:top w:val="single" w:color="CCCCCC" w:sz="1"/>
+              <w:left w:val="single" w:color="CCCCCC" w:sz="1"/>
+              <w:bottom w:val="single" w:color="CCCCCC" w:sz="1"/>
+              <w:right w:val="single" w:color="CCCCCC" w:sz="1"/>
+            </w:tcBorders>
+            <w:tcMar>
+              <w:top w:type="dxa" w:w="60"/>
+              <w:left w:type="dxa" w:w="100"/>
+              <w:bottom w:type="dxa" w:w="60"/>
+              <w:right w:type="dxa" w:w="100"/>
+            </w:tcMar>
+          </w:tcPr>
+          <w:p>
+            <w:pPr>
+              <w:spacing w:line="288"/>
+            </w:pPr>
+            <w:r>
+              <w:rPr>
+                <w:rFonts w:ascii="SimSun" w:cs="SimSun" w:eastAsia="SimSun" w:hAnsi="SimSun"/>
+                <w:color w:val="333333"/>
+                <w:sz w:val="20"/>
+                <w:szCs w:val="20"/>
+              </w:rPr>
+              <w:t xml:space="preserve">2026-06-17</w:t>
+            </w:r>
+          </w:p>
+        </w:tc>
+        <w:tc>
+          <w:tcPr>
+            <w:tcW w:type="dxa" w:w="3024"/>
+            <w:tcBorders>
+              <w:top w:val="single" w:color="CCCCCC" w:sz="1"/>
+              <w:left w:val="single" w:color="CCCCCC" w:sz="1"/>
+              <w:bottom w:val="single" w:color="CCCCCC" w:sz="1"/>
+              <w:right w:val="single" w:color="CCCCCC" w:sz="1"/>
+            </w:tcBorders>
+            <w:tcMar>
+              <w:top w:type="dxa" w:w="60"/>
+              <w:left w:type="dxa" w:w="100"/>
+              <w:bottom w:type="dxa" w:w="60"/>
+              <w:right w:type="dxa" w:w="100"/>
+            </w:tcMar>
+          </w:tcPr>
+          <w:p>
+            <w:pPr>
+              <w:spacing w:line="288"/>
+            </w:pPr>
+            <w:r>
+              <w:rPr>
+                <w:rFonts w:ascii="SimSun" w:cs="SimSun" w:eastAsia="SimSun" w:hAnsi="SimSun"/>
+                <w:color w:val="333333"/>
+                <w:sz w:val="20"/>
+                <w:szCs w:val="20"/>
+              </w:rPr>
+              <w:t xml:space="preserve">全项目 README 重写(4分支统一分支表) + 版本号规则全文档对齐</w:t>
+            </w:r>
+          </w:p>
+        </w:tc>
+      </w:tr>
+      <w:tr>
+        <w:tc>
+          <w:tcPr>
+            <w:tcW w:type="dxa" w:w="3024"/>
+            <w:tcBorders>
+              <w:top w:val="single" w:color="CCCCCC" w:sz="1"/>
+              <w:left w:val="single" w:color="CCCCCC" w:sz="1"/>
+              <w:bottom w:val="single" w:color="CCCCCC" w:sz="1"/>
+              <w:right w:val="single" w:color="CCCCCC" w:sz="1"/>
+            </w:tcBorders>
+            <w:tcMar>
+              <w:top w:type="dxa" w:w="60"/>
+              <w:left w:type="dxa" w:w="100"/>
+              <w:bottom w:type="dxa" w:w="60"/>
+              <w:right w:type="dxa" w:w="100"/>
+            </w:tcMar>
+          </w:tcPr>
+          <w:p>
+            <w:pPr>
+              <w:spacing w:line="288"/>
+            </w:pPr>
+            <w:r>
+              <w:rPr>
+                <w:rFonts w:ascii="SimSun" w:cs="SimSun" w:eastAsia="SimSun" w:hAnsi="SimSun"/>
+                <w:color w:val="333333"/>
+                <w:sz w:val="20"/>
+                <w:szCs w:val="20"/>
+              </w:rPr>
               <w:t xml:space="preserve">V4.2.0</w:t>
             </w:r>
           </w:p>
@@ -996,7 +1091,7 @@
                 <w:sz w:val="20"/>
                 <w:szCs w:val="20"/>
               </w:rPr>
-              <w:t xml:space="preserve">全平台版本号统一为 Vx.x.x 体系 + TFT字库 76字精准对齐(综/合字模修复) + 底部栏简化(仅ON:确定+PAGE:返回) + EMA双级滤波链 + 16轮全链路审查 + 微信小程序全重写 + 文件结构更新</w:t>
+              <w:t xml:space="preserve">全平台版本号统一为 Vx.x.x 体系 + TFT字库 76字精准对齐(综/合字模修复) + 底部栏简化(仅ON:确定+PAGE:返回) + EMA双级滤波链</w:t>
             </w:r>
           </w:p>
         </w:tc>
@@ -1157,7 +1252,8 @@
           <w:sz w:val="22"/>
           <w:szCs w:val="22"/>
         </w:rPr>
-        <w:t xml:space="preserve">[📍此处需配图：系统整体实拍，左边电源+STM32+全桥板+ESP8266+TFT，右边手机显示网页控制台]</w:t>
+        <w:t xml:space="preserve">[📍此处需配图：系统整体实拍，左边电源+STM32+全桥板+ESP8266+TFT，右边手机显示网页控制台]
+</w:t>
       </w:r>
     </w:p>
     <w:p/>
@@ -1216,7 +1312,8 @@
           <w:sz w:val="22"/>
           <w:szCs w:val="22"/>
         </w:rPr>
-        <w:t xml:space="preserve">把这几个东西想象成一个团队:</w:t>
+        <w:t xml:space="preserve">把这几个东西想象成一个团队:
+</w:t>
       </w:r>
     </w:p>
     <w:p/>
@@ -1251,7 +1348,8 @@
           <w:sz w:val="22"/>
           <w:szCs w:val="22"/>
         </w:rPr>
-        <w:t xml:space="preserve"> = 工厂车间主任。管着PWM发波（决定输出多大功率/什么频率）、ADC采集（实时盯着电压电流）、遇到故障立刻拉闸。</w:t>
+        <w:t xml:space="preserve"> = 工厂车间主任。管着PWM发波（决定输出多大功率/什么频率）、ADC采集（实时盯着电压电流）、遇到故障立刻拉闸。
+</w:t>
       </w:r>
     </w:p>
     <w:p>
@@ -1285,7 +1383,8 @@
           <w:sz w:val="22"/>
           <w:szCs w:val="22"/>
         </w:rPr>
-        <w:t xml:space="preserve"> = 车间的前台文员。只管一件事：把车间主任给的数据发到云上，把云上的指令传回车间。它不碰任何生产设备。</w:t>
+        <w:t xml:space="preserve"> = 车间的前台文员。只管一件事：把车间主任给的数据发到云上，把云上的指令传回车间。它不碰任何生产设备。
+</w:t>
       </w:r>
     </w:p>
     <w:p>
@@ -1319,7 +1418,8 @@
           <w:sz w:val="22"/>
           <w:szCs w:val="22"/>
         </w:rPr>
-        <w:t xml:space="preserve"> = 公司的云办公系统。所有数据在这里汇总，远程指令从这里发出。</w:t>
+        <w:t xml:space="preserve"> = 公司的云办公系统。所有数据在这里汇总，远程指令从这里发出。
+</w:t>
       </w:r>
     </w:p>
     <w:p>
@@ -1353,7 +1453,8 @@
           <w:sz w:val="22"/>
           <w:szCs w:val="22"/>
         </w:rPr>
-        <w:t xml:space="preserve"> = 你的手机。你在任何地方打开就能看到车间情况，还能远程下命令。</w:t>
+        <w:t xml:space="preserve"> = 你的手机。你在任何地方打开就能看到车间情况，还能远程下命令。
+</w:t>
       </w:r>
     </w:p>
     <w:p/>
@@ -1388,7 +1489,8 @@
           <w:sz w:val="22"/>
           <w:szCs w:val="22"/>
         </w:rPr>
-        <w:t xml:space="preserve">:</w:t>
+        <w:t xml:space="preserve">:
+</w:t>
       </w:r>
     </w:p>
     <w:p>
@@ -1402,7 +1504,8 @@
           <w:sz w:val="22"/>
           <w:szCs w:val="22"/>
         </w:rPr>
-        <w:t xml:space="preserve">- 手机/电脑实时看电压、电流、频率</w:t>
+        <w:t xml:space="preserve">- 手机/电脑实时看电压、电流、频率
+</w:t>
       </w:r>
     </w:p>
     <w:p>
@@ -1416,7 +1519,8 @@
           <w:sz w:val="22"/>
           <w:szCs w:val="22"/>
         </w:rPr>
-        <w:t xml:space="preserve">- 远程开关机</w:t>
+        <w:t xml:space="preserve">- 远程开关机
+</w:t>
       </w:r>
     </w:p>
     <w:p>
@@ -1430,7 +1534,8 @@
           <w:sz w:val="22"/>
           <w:szCs w:val="22"/>
         </w:rPr>
-        <w:t xml:space="preserve">- 远程调频率 (95kHz~150kHz, 步进到实际可达值)</w:t>
+        <w:t xml:space="preserve">- 远程调频率 (95kHz~150kHz, 步进到实际可达值)
+</w:t>
       </w:r>
     </w:p>
     <w:p>
@@ -1444,7 +1549,8 @@
           <w:sz w:val="22"/>
           <w:szCs w:val="22"/>
         </w:rPr>
-        <w:t xml:space="preserve">- TFT 彩屏本地显示: 圆弧能量条仪表盘 + 9页面 UI</w:t>
+        <w:t xml:space="preserve">- TFT 彩屏本地显示: 圆弧能量条仪表盘 + 9页面 UI
+</w:t>
       </w:r>
     </w:p>
     <w:p>
@@ -1458,7 +1564,8 @@
           <w:sz w:val="22"/>
           <w:szCs w:val="22"/>
         </w:rPr>
-        <w:t xml:space="preserve">- 看历史数据曲线</w:t>
+        <w:t xml:space="preserve">- 看历史数据曲线
+</w:t>
       </w:r>
     </w:p>
     <w:p>
@@ -1472,7 +1579,8 @@
           <w:sz w:val="22"/>
           <w:szCs w:val="22"/>
         </w:rPr>
-        <w:t xml:space="preserve">- 过流自动保护</w:t>
+        <w:t xml:space="preserve">- 过流自动保护
+</w:t>
       </w:r>
     </w:p>
     <w:p/>
@@ -1507,7 +1615,8 @@
           <w:sz w:val="19"/>
           <w:szCs w:val="19"/>
         </w:rPr>
-        <w:t xml:space="preserve">┌─────────────────────────────────────────────────────┐</w:t>
+        <w:t xml:space="preserve">┌─────────────────────────────────────────────────────┐
+</w:t>
       </w:r>
     </w:p>
     <w:p>
@@ -1523,7 +1632,8 @@
           <w:sz w:val="19"/>
           <w:szCs w:val="19"/>
         </w:rPr>
-        <w:t xml:space="preserve">│                  你的手机 / 电脑                       │</w:t>
+        <w:t xml:space="preserve">│                  你的手机 / 电脑                       │
+</w:t>
       </w:r>
     </w:p>
     <w:p>
@@ -1539,7 +1649,8 @@
           <w:sz w:val="19"/>
           <w:szCs w:val="19"/>
         </w:rPr>
-        <w:t xml:space="preserve">│    网页: wptonenet.483763727.workers.dev             │</w:t>
+        <w:t xml:space="preserve">│    网页: wptonenet.483763727.workers.dev             │
+</w:t>
       </w:r>
     </w:p>
     <w:p>
@@ -1555,7 +1666,8 @@
           <w:sz w:val="19"/>
           <w:szCs w:val="19"/>
         </w:rPr>
-        <w:t xml:space="preserve">│    小程序: 微信扫码 (直连 OneNET API)                  │</w:t>
+        <w:t xml:space="preserve">│    小程序: 微信扫码 (直连 OneNET API)                  │
+</w:t>
       </w:r>
     </w:p>
     <w:p>
@@ -1571,7 +1683,8 @@
           <w:sz w:val="19"/>
           <w:szCs w:val="19"/>
         </w:rPr>
-        <w:t xml:space="preserve">└──────────────┬──────────────────────────────────────┘</w:t>
+        <w:t xml:space="preserve">└──────────────┬──────────────────────────────────────┘
+</w:t>
       </w:r>
     </w:p>
     <w:p>
@@ -1587,7 +1700,8 @@
           <w:sz w:val="19"/>
           <w:szCs w:val="19"/>
         </w:rPr>
-        <w:t xml:space="preserve">               │ HTTPS</w:t>
+        <w:t xml:space="preserve">               │ HTTPS
+</w:t>
       </w:r>
     </w:p>
     <w:p>
@@ -1603,7 +1717,8 @@
           <w:sz w:val="19"/>
           <w:szCs w:val="19"/>
         </w:rPr>
-        <w:t xml:space="preserve">┌──────────────┴──────────────────────────────────────┐</w:t>
+        <w:t xml:space="preserve">┌──────────────┴──────────────────────────────────────┐
+</w:t>
       </w:r>
     </w:p>
     <w:p>
@@ -1619,7 +1734,8 @@
           <w:sz w:val="19"/>
           <w:szCs w:val="19"/>
         </w:rPr>
-        <w:t xml:space="preserve">│   Cloudflare Pages (网页) / 微信小程序 (直连 API)     │</w:t>
+        <w:t xml:space="preserve">│   Cloudflare Pages (网页) / 微信小程序 (直连 API)     │
+</w:t>
       </w:r>
     </w:p>
     <w:p>
@@ -1635,7 +1751,8 @@
           <w:sz w:val="19"/>
           <w:szCs w:val="19"/>
         </w:rPr>
-        <w:t xml:space="preserve">└──────────────┬──────────────────────────────────────┘</w:t>
+        <w:t xml:space="preserve">└──────────────┬──────────────────────────────────────┘
+</w:t>
       </w:r>
     </w:p>
     <w:p>
@@ -1651,7 +1768,8 @@
           <w:sz w:val="19"/>
           <w:szCs w:val="19"/>
         </w:rPr>
-        <w:t xml:space="preserve">               │ HTTP API / MQTT</w:t>
+        <w:t xml:space="preserve">               │ HTTP API / MQTT
+</w:t>
       </w:r>
     </w:p>
     <w:p>
@@ -1667,7 +1785,8 @@
           <w:sz w:val="19"/>
           <w:szCs w:val="19"/>
         </w:rPr>
-        <w:t xml:space="preserve">┌──────────────┴──────────────────────────────────────┐</w:t>
+        <w:t xml:space="preserve">┌──────────────┴──────────────────────────────────────┐
+</w:t>
       </w:r>
     </w:p>
     <w:p>
@@ -1683,7 +1802,8 @@
           <w:sz w:val="19"/>
           <w:szCs w:val="19"/>
         </w:rPr>
-        <w:t xml:space="preserve">│              OneNET 云平台 (中国移动)                  │</w:t>
+        <w:t xml:space="preserve">│              OneNET 云平台 (中国移动)                  │
+</w:t>
       </w:r>
     </w:p>
     <w:p>
@@ -1699,7 +1819,8 @@
           <w:sz w:val="19"/>
           <w:szCs w:val="19"/>
         </w:rPr>
-        <w:t xml:space="preserve">│    物模型属性: V(电压) I(电流) F(频率)               │</w:t>
+        <w:t xml:space="preserve">│    物模型属性: V(电压) I(电流) F(频率)               │
+</w:t>
       </w:r>
     </w:p>
     <w:p>
@@ -1715,7 +1836,8 @@
           <w:sz w:val="19"/>
           <w:szCs w:val="19"/>
         </w:rPr>
-        <w:t xml:space="preserve">│              Switch(开关) SetFreq(设置频率)           │</w:t>
+        <w:t xml:space="preserve">│              Switch(开关) SetFreq(设置频率)           │
+</w:t>
       </w:r>
     </w:p>
     <w:p>
@@ -1731,7 +1853,8 @@
           <w:sz w:val="19"/>
           <w:szCs w:val="19"/>
         </w:rPr>
-        <w:t xml:space="preserve">└──────────────┬──────────────────────────────────────┘</w:t>
+        <w:t xml:space="preserve">└──────────────┬──────────────────────────────────────┘
+</w:t>
       </w:r>
     </w:p>
     <w:p>
@@ -1747,7 +1870,8 @@
           <w:sz w:val="19"/>
           <w:szCs w:val="19"/>
         </w:rPr>
-        <w:t xml:space="preserve">               │ MQTT (mqtts.heclouds.com:1883)</w:t>
+        <w:t xml:space="preserve">               │ MQTT (mqtts.heclouds.com:1883)
+</w:t>
       </w:r>
     </w:p>
     <w:p>
@@ -1763,7 +1887,8 @@
           <w:sz w:val="19"/>
           <w:szCs w:val="19"/>
         </w:rPr>
-        <w:t xml:space="preserve">┌──────────────┴──────────────────────────────────────┐</w:t>
+        <w:t xml:space="preserve">┌──────────────┴──────────────────────────────────────┐
+</w:t>
       </w:r>
     </w:p>
     <w:p>
@@ -1779,7 +1904,8 @@
           <w:sz w:val="19"/>
           <w:szCs w:val="19"/>
         </w:rPr>
-        <w:t xml:space="preserve">│          ESP8266-01 (联网脑)                          │</w:t>
+        <w:t xml:space="preserve">│          ESP8266-01 (联网脑)                          │
+</w:t>
       </w:r>
     </w:p>
     <w:p>
@@ -1795,7 +1921,8 @@
           <w:sz w:val="19"/>
           <w:szCs w:val="19"/>
         </w:rPr>
-        <w:t xml:space="preserve">│  • WiFiManager网页配网 • MQTT双连接                   │</w:t>
+        <w:t xml:space="preserve">│  • WiFiManager网页配网 • MQTT双连接                   │
+</w:t>
       </w:r>
     </w:p>
     <w:p>
@@ -1811,7 +1938,8 @@
           <w:sz w:val="19"/>
           <w:szCs w:val="19"/>
         </w:rPr>
-        <w:t xml:space="preserve">│  • JSON串口透传 • 指令转发+去抖 • 自动重连             │</w:t>
+        <w:t xml:space="preserve">│  • JSON串口透传 • 指令转发+去抖 • 自动重连             │
+</w:t>
       </w:r>
     </w:p>
     <w:p>
@@ -1827,7 +1955,8 @@
           <w:sz w:val="19"/>
           <w:szCs w:val="19"/>
         </w:rPr>
-        <w:t xml:space="preserve">└──────────────┬──────────────────────────────────────┘</w:t>
+        <w:t xml:space="preserve">└──────────────┬──────────────────────────────────────┘
+</w:t>
       </w:r>
     </w:p>
     <w:p>
@@ -1843,7 +1972,8 @@
           <w:sz w:val="19"/>
           <w:szCs w:val="19"/>
         </w:rPr>
-        <w:t xml:space="preserve">               │ USART2 115200bps (纯文本JSON, 零AT指令)</w:t>
+        <w:t xml:space="preserve">               │ USART2 115200bps (纯文本JSON, 零AT指令)
+</w:t>
       </w:r>
     </w:p>
     <w:p>
@@ -1859,7 +1989,8 @@
           <w:sz w:val="19"/>
           <w:szCs w:val="19"/>
         </w:rPr>
-        <w:t xml:space="preserve">┌──────────────┴──────────────────────────────────────┐</w:t>
+        <w:t xml:space="preserve">┌──────────────┴──────────────────────────────────────┐
+</w:t>
       </w:r>
     </w:p>
     <w:p>
@@ -1875,7 +2006,8 @@
           <w:sz w:val="19"/>
           <w:szCs w:val="19"/>
         </w:rPr>
-        <w:t xml:space="preserve">│        STM32F103C8T6 (物理脑)                        │</w:t>
+        <w:t xml:space="preserve">│        STM32F103C8T6 (物理脑)                        │
+</w:t>
       </w:r>
     </w:p>
     <w:p>
@@ -1891,7 +2023,8 @@
           <w:sz w:val="19"/>
           <w:szCs w:val="19"/>
         </w:rPr>
-        <w:t xml:space="preserve">│  • TIM1全桥PWM (95k~150kHz, 50%占空比, 1000ns死区)   │</w:t>
+        <w:t xml:space="preserve">│  • TIM1全桥PWM (95k~150kHz, 50%占空比, 1000ns死区)   │
+</w:t>
       </w:r>
     </w:p>
     <w:p>
@@ -1907,7 +2040,8 @@
           <w:sz w:val="19"/>
           <w:szCs w:val="19"/>
         </w:rPr>
-        <w:t xml:space="preserve">│  • ADC双通道+64样本滑动滤波 • 非阻塞软启动扫频          │</w:t>
+        <w:t xml:space="preserve">│  • ADC双通道+64样本滑动滤波 • 非阻塞软启动扫频          │
+</w:t>
       </w:r>
     </w:p>
     <w:p>
@@ -1923,7 +2057,8 @@
           <w:sz w:val="19"/>
           <w:szCs w:val="19"/>
         </w:rPr>
-        <w:t xml:space="preserve">│  • TFT 160×128彩屏+4键+6LED+蜂鸣器                   │</w:t>
+        <w:t xml:space="preserve">│  • TFT 160×128彩屏+4键+6LED+蜂鸣器                   │
+</w:t>
       </w:r>
     </w:p>
     <w:p>
@@ -1939,7 +2074,8 @@
           <w:sz w:val="19"/>
           <w:szCs w:val="19"/>
         </w:rPr>
-        <w:t xml:space="preserve">│  • EMA双级滤波(安全级+显示级) • 频率渐变斜坡 • 过流保护  │</w:t>
+        <w:t xml:space="preserve">│  • EMA双级滤波(安全级+显示级) • 频率渐变斜坡 • 过流保护  │
+</w:t>
       </w:r>
     </w:p>
     <w:p>
@@ -1955,7 +2091,8 @@
           <w:sz w:val="19"/>
           <w:szCs w:val="19"/>
         </w:rPr>
-        <w:t xml:space="preserve">└─────────────────────────────────────────────────────┘</w:t>
+        <w:t xml:space="preserve">└─────────────────────────────────────────────────────┘
+</w:t>
       </w:r>
     </w:p>
     <w:p/>
@@ -3072,7 +3209,8 @@
           <w:sz w:val="22"/>
           <w:szCs w:val="22"/>
         </w:rPr>
-        <w:t xml:space="preserve">[📍此处需配图：STM32F103C8T6引脚图，用彩色标出本系统用到的每一根引脚]</w:t>
+        <w:t xml:space="preserve">[📍此处需配图：STM32F103C8T6引脚图，用彩色标出本系统用到的每一根引脚]
+</w:t>
       </w:r>
     </w:p>
     <w:p/>
@@ -6828,7 +6966,8 @@
           <w:sz w:val="22"/>
           <w:szCs w:val="22"/>
         </w:rPr>
-        <w:t xml:space="preserve">[📍此处需配图：全部物料平铺摆放的实物照片，标注每个元件的名称]</w:t>
+        <w:t xml:space="preserve">[📍此处需配图：全部物料平铺摆放的实物照片，标注每个元件的名称]
+</w:t>
       </w:r>
     </w:p>
     <w:p/>
@@ -8962,7 +9101,8 @@
           <w:sz w:val="22"/>
           <w:szCs w:val="22"/>
         </w:rPr>
-        <w:t xml:space="preserve">:</w:t>
+        <w:t xml:space="preserve">:
+</w:t>
       </w:r>
     </w:p>
     <w:p>
@@ -8978,7 +9118,8 @@
           <w:sz w:val="19"/>
           <w:szCs w:val="19"/>
         </w:rPr>
-        <w:t xml:space="preserve">STM32 PA2 (TX)  ──── 橙线 ──── ESP8266 RXD     ← 数据: STM32→ESP8266</w:t>
+        <w:t xml:space="preserve">STM32 PA2 (TX)  ──── 橙线 ──── ESP8266 RXD     ← 数据: STM32→ESP8266
+</w:t>
       </w:r>
     </w:p>
     <w:p>
@@ -8994,7 +9135,8 @@
           <w:sz w:val="19"/>
           <w:szCs w:val="19"/>
         </w:rPr>
-        <w:t xml:space="preserve">STM32 PA3 (RX)  ──── 绿线 ──── ESP8266 TXD     ← 数据: ESP8266→STM32</w:t>
+        <w:t xml:space="preserve">STM32 PA3 (RX)  ──── 绿线 ──── ESP8266 TXD     ← 数据: ESP8266→STM32
+</w:t>
       </w:r>
     </w:p>
     <w:p>
@@ -9010,7 +9152,8 @@
           <w:sz w:val="19"/>
           <w:szCs w:val="19"/>
         </w:rPr>
-        <w:t xml:space="preserve">STM32 PA1       ──── 黄线 ──── ESP8266 RST     ← 硬件复位控制</w:t>
+        <w:t xml:space="preserve">STM32 PA1       ──── 黄线 ──── ESP8266 RST     ← 硬件复位控制
+</w:t>
       </w:r>
     </w:p>
     <w:p>
@@ -9026,7 +9169,8 @@
           <w:sz w:val="19"/>
           <w:szCs w:val="19"/>
         </w:rPr>
-        <w:t xml:space="preserve">STM32 PB11      ──── 蓝线 ──── ESP8266 CH_PD   ← 硬件使能控制</w:t>
+        <w:t xml:space="preserve">STM32 PB11      ──── 蓝线 ──── ESP8266 CH_PD   ← 硬件使能控制
+</w:t>
       </w:r>
     </w:p>
     <w:p>
@@ -9042,7 +9186,8 @@
           <w:sz w:val="19"/>
           <w:szCs w:val="19"/>
         </w:rPr>
-        <w:t xml:space="preserve">STM32 GND       ──── 黑线 ──── ESP8266 GND     ← 必须共地!</w:t>
+        <w:t xml:space="preserve">STM32 GND       ──── 黑线 ──── ESP8266 GND     ← 必须共地!
+</w:t>
       </w:r>
     </w:p>
     <w:p/>
@@ -9077,7 +9222,8 @@
           <w:sz w:val="22"/>
           <w:szCs w:val="22"/>
         </w:rPr>
-        <w:t xml:space="preserve">:</w:t>
+        <w:t xml:space="preserve">:
+</w:t>
       </w:r>
     </w:p>
     <w:p>
@@ -9093,7 +9239,8 @@
           <w:sz w:val="19"/>
           <w:szCs w:val="19"/>
         </w:rPr>
-        <w:t xml:space="preserve">5V电源 → AMS1117-3.3 Vin</w:t>
+        <w:t xml:space="preserve">5V电源 → AMS1117-3.3 Vin
+</w:t>
       </w:r>
     </w:p>
     <w:p>
@@ -9109,7 +9256,8 @@
           <w:sz w:val="19"/>
           <w:szCs w:val="19"/>
         </w:rPr>
-        <w:t xml:space="preserve">AMS1117-3.3 Vout → ESP8266 VCC + CH_PD(上拉10kΩ)</w:t>
+        <w:t xml:space="preserve">AMS1117-3.3 Vout → ESP8266 VCC + CH_PD(上拉10kΩ)
+</w:t>
       </w:r>
     </w:p>
     <w:p>
@@ -9125,7 +9273,8 @@
           <w:sz w:val="19"/>
           <w:szCs w:val="19"/>
         </w:rPr>
-        <w:t xml:space="preserve">AMS1117-3.3 GND → 电源GND + ESP8266 GND</w:t>
+        <w:t xml:space="preserve">AMS1117-3.3 GND → 电源GND + ESP8266 GND
+</w:t>
       </w:r>
     </w:p>
     <w:p>
@@ -9141,7 +9290,8 @@
           <w:sz w:val="19"/>
           <w:szCs w:val="19"/>
         </w:rPr>
-        <w:t xml:space="preserve">Vin并100μF+0.1μF, Vout并100μF+0.1μF</w:t>
+        <w:t xml:space="preserve">Vin并100μF+0.1μF, Vout并100μF+0.1μF
+</w:t>
       </w:r>
     </w:p>
     <w:p/>
@@ -9196,7 +9346,8 @@
           <w:sz w:val="22"/>
           <w:szCs w:val="22"/>
         </w:rPr>
-        <w:t xml:space="preserve">&gt;</w:t>
+        <w:t xml:space="preserve">&gt;
+</w:t>
       </w:r>
     </w:p>
     <w:p>
@@ -9230,7 +9381,8 @@
           <w:sz w:val="22"/>
           <w:szCs w:val="22"/>
         </w:rPr>
-        <w:t xml:space="preserve">&gt;</w:t>
+        <w:t xml:space="preserve">&gt;
+</w:t>
       </w:r>
     </w:p>
     <w:p>
@@ -9264,7 +9416,8 @@
           <w:sz w:val="22"/>
           <w:szCs w:val="22"/>
         </w:rPr>
-        <w:t xml:space="preserve">&gt;</w:t>
+        <w:t xml:space="preserve">&gt;
+</w:t>
       </w:r>
     </w:p>
     <w:p>
@@ -9298,7 +9451,8 @@
           <w:sz w:val="22"/>
           <w:szCs w:val="22"/>
         </w:rPr>
-        <w:t xml:space="preserve">&gt;</w:t>
+        <w:t xml:space="preserve">&gt;
+</w:t>
       </w:r>
     </w:p>
     <w:p>
@@ -9332,7 +9486,8 @@
           <w:sz w:val="22"/>
           <w:szCs w:val="22"/>
         </w:rPr>
-        <w:t xml:space="preserve">&gt;</w:t>
+        <w:t xml:space="preserve">&gt;
+</w:t>
       </w:r>
     </w:p>
     <w:p>
@@ -9405,7 +9560,8 @@
           <w:sz w:val="22"/>
           <w:szCs w:val="22"/>
         </w:rPr>
-        <w:t xml:space="preserve">烧录 ESP8266 固件时, 需要把 ESP8266-01 从 STM32 旁边拆下来, 接到 USB-TTL 模块上:</w:t>
+        <w:t xml:space="preserve">烧录 ESP8266 固件时, 需要把 ESP8266-01 从 STM32 旁边拆下来, 接到 USB-TTL 模块上:
+</w:t>
       </w:r>
     </w:p>
     <w:p/>
@@ -9937,7 +10093,8 @@
           <w:sz w:val="22"/>
           <w:szCs w:val="22"/>
         </w:rPr>
-        <w:t xml:space="preserve">[📍此处需配图：USB-TTL接ESP8266-01的实物照片，红色箭头指向GPIO0-GND的短接线]</w:t>
+        <w:t xml:space="preserve">[📍此处需配图：USB-TTL接ESP8266-01的实物照片，红色箭头指向GPIO0-GND的短接线]
+</w:t>
       </w:r>
     </w:p>
     <w:p/>
@@ -9996,7 +10153,8 @@
           <w:sz w:val="22"/>
           <w:szCs w:val="22"/>
         </w:rPr>
-        <w:t xml:space="preserve">1. 打开 [open.iot.10086.cn](https://open.iot.10086.cn) → 注册(免费) → 登录</w:t>
+        <w:t xml:space="preserve">1. 打开 [open.iot.10086.cn](https://open.iot.10086.cn) → 注册(免费) → 登录
+</w:t>
       </w:r>
     </w:p>
     <w:p>
@@ -10010,7 +10168,8 @@
           <w:sz w:val="22"/>
           <w:szCs w:val="22"/>
         </w:rPr>
-        <w:t xml:space="preserve">2. 开发者中心 → 创建产品</w:t>
+        <w:t xml:space="preserve">2. 开发者中心 → 创建产品
+</w:t>
       </w:r>
     </w:p>
     <w:p>
@@ -10024,7 +10183,8 @@
           <w:sz w:val="22"/>
           <w:szCs w:val="22"/>
         </w:rPr>
-        <w:t xml:space="preserve">3. 参数填写:</w:t>
+        <w:t xml:space="preserve">3. 参数填写:
+</w:t>
       </w:r>
     </w:p>
     <w:p/>
@@ -10535,7 +10695,8 @@
           <w:sz w:val="22"/>
           <w:szCs w:val="22"/>
         </w:rPr>
-        <w:t xml:space="preserve">4. 创建后 → 设备管理 → 添加设备 → 设备名称填 `20260001`</w:t>
+        <w:t xml:space="preserve">4. 创建后 → 设备管理 → 添加设备 → 设备名称填 `20260001`
+</w:t>
       </w:r>
     </w:p>
     <w:p>
@@ -10569,7 +10730,8 @@
           <w:sz w:val="22"/>
           <w:szCs w:val="22"/>
         </w:rPr>
-        <w:t xml:space="preserve">, 后面全要用:</w:t>
+        <w:t xml:space="preserve">, 后面全要用:
+</w:t>
       </w:r>
     </w:p>
     <w:p/>
@@ -10985,7 +11147,8 @@
           <w:sz w:val="22"/>
           <w:szCs w:val="22"/>
         </w:rPr>
-        <w:t xml:space="preserve">[📍此处需配图：OneNET控制台截图，红框标出产品ID、设备名称、Token三个关键字段]</w:t>
+        <w:t xml:space="preserve">[📍此处需配图：OneNET控制台截图，红框标出产品ID、设备名称、Token三个关键字段]
+</w:t>
       </w:r>
     </w:p>
     <w:p/>
@@ -11038,7 +11201,8 @@
           <w:sz w:val="22"/>
           <w:szCs w:val="22"/>
         </w:rPr>
-        <w:t xml:space="preserve">。</w:t>
+        <w:t xml:space="preserve">。
+</w:t>
       </w:r>
     </w:p>
     <w:p/>
@@ -11053,7 +11217,8 @@
           <w:sz w:val="22"/>
           <w:szCs w:val="22"/>
         </w:rPr>
-        <w:t xml:space="preserve">在 OneNET Studio → 物模型 → 添加属性:</w:t>
+        <w:t xml:space="preserve">在 OneNET Studio → 物模型 → 添加属性:
+</w:t>
       </w:r>
     </w:p>
     <w:p/>
@@ -12655,7 +12820,8 @@
           <w:sz w:val="22"/>
           <w:szCs w:val="22"/>
         </w:rPr>
-        <w:t xml:space="preserve">&gt;</w:t>
+        <w:t xml:space="preserve">&gt;
+</w:t>
       </w:r>
     </w:p>
     <w:p>
@@ -12689,7 +12855,8 @@
           <w:sz w:val="22"/>
           <w:szCs w:val="22"/>
         </w:rPr>
-        <w:t xml:space="preserve">&gt;</w:t>
+        <w:t xml:space="preserve">&gt;
+</w:t>
       </w:r>
     </w:p>
     <w:p>
@@ -12723,7 +12890,8 @@
           <w:sz w:val="22"/>
           <w:szCs w:val="22"/>
         </w:rPr>
-        <w:t xml:space="preserve">&gt;</w:t>
+        <w:t xml:space="preserve">&gt;
+</w:t>
       </w:r>
     </w:p>
     <w:p>
@@ -12757,7 +12925,8 @@
           <w:sz w:val="22"/>
           <w:szCs w:val="22"/>
         </w:rPr>
-        <w:t xml:space="preserve">&gt;</w:t>
+        <w:t xml:space="preserve">&gt;
+</w:t>
       </w:r>
     </w:p>
     <w:p>
@@ -12791,7 +12960,8 @@
           <w:sz w:val="22"/>
           <w:szCs w:val="22"/>
         </w:rPr>
-        <w:t xml:space="preserve">&gt;</w:t>
+        <w:t xml:space="preserve">&gt;
+</w:t>
       </w:r>
     </w:p>
     <w:p>
@@ -12890,7 +13060,8 @@
           <w:sz w:val="22"/>
           <w:szCs w:val="22"/>
         </w:rPr>
-        <w:t xml:space="preserve">- Keil MDK-ARM V5 (uVision)</w:t>
+        <w:t xml:space="preserve">- Keil MDK-ARM V5 (uVision)
+</w:t>
       </w:r>
     </w:p>
     <w:p>
@@ -12904,7 +13075,8 @@
           <w:sz w:val="22"/>
           <w:szCs w:val="22"/>
         </w:rPr>
-        <w:t xml:space="preserve">- 器件包: Keil.STM32F1xx_DFP.2.2.0</w:t>
+        <w:t xml:space="preserve">- 器件包: Keil.STM32F1xx_DFP.2.2.0
+</w:t>
       </w:r>
     </w:p>
     <w:p>
@@ -12938,7 +13110,8 @@
           <w:sz w:val="22"/>
           <w:szCs w:val="22"/>
         </w:rPr>
-        <w:t xml:space="preserve"/>
+        <w:t xml:space="preserve">
+</w:t>
       </w:r>
     </w:p>
     <w:p>
@@ -12952,7 +13125,8 @@
           <w:sz w:val="22"/>
           <w:szCs w:val="22"/>
         </w:rPr>
-        <w:t xml:space="preserve">- 编译器: ARMCC V5.06 update 5</w:t>
+        <w:t xml:space="preserve">- 编译器: ARMCC V5.06 update 5
+</w:t>
       </w:r>
     </w:p>
     <w:p>
@@ -12966,7 +13140,8 @@
           <w:sz w:val="22"/>
           <w:szCs w:val="22"/>
         </w:rPr>
-        <w:t xml:space="preserve">- 工程文件: `Keil_Project/Project.uvprojx`</w:t>
+        <w:t xml:space="preserve">- 工程文件: `Keil_Project/Project.uvprojx`
+</w:t>
       </w:r>
     </w:p>
     <w:p/>
@@ -12981,7 +13156,8 @@
           <w:sz w:val="22"/>
           <w:szCs w:val="22"/>
         </w:rPr>
-        <w:t xml:space="preserve">打开工程 → F7 编译 → 确认 `0 Error(s)` → F8 烧录。</w:t>
+        <w:t xml:space="preserve">打开工程 → F7 编译 → 确认 `0 Error(s)` → F8 烧录。
+</w:t>
       </w:r>
     </w:p>
     <w:p/>
@@ -13037,7 +13213,8 @@
           <w:sz w:val="19"/>
           <w:szCs w:val="19"/>
         </w:rPr>
-        <w:t xml:space="preserve">Keil_Project/</w:t>
+        <w:t xml:space="preserve">Keil_Project/
+</w:t>
       </w:r>
     </w:p>
     <w:p>
@@ -13053,7 +13230,8 @@
           <w:sz w:val="19"/>
           <w:szCs w:val="19"/>
         </w:rPr>
-        <w:t xml:space="preserve">├── Hardware/               ← 硬件驱动 (不可跨模块访问私有变量)</w:t>
+        <w:t xml:space="preserve">├── Hardware/               ← 硬件驱动 (不可跨模块访问私有变量)
+</w:t>
       </w:r>
     </w:p>
     <w:p>
@@ -13069,7 +13247,8 @@
           <w:sz w:val="19"/>
           <w:szCs w:val="19"/>
         </w:rPr>
-        <w:t xml:space="preserve">│   ├── Ui_Controller.c/h   ← 9页面 UI 状态机 + 圆弧能量条仪表盘 (1703行)</w:t>
+        <w:t xml:space="preserve">│   ├── Ui_Controller.c/h   ← 9页面 UI 状态机 + 圆弧能量条仪表盘 (1703行)
+</w:t>
       </w:r>
     </w:p>
     <w:p>
@@ -13085,7 +13264,8 @@
           <w:sz w:val="19"/>
           <w:szCs w:val="19"/>
         </w:rPr>
-        <w:t xml:space="preserve">│   ├── Tft_Driver.c/h      ← ST7735 SPI+DMA 彩屏 + 中文查找 (606行)</w:t>
+        <w:t xml:space="preserve">│   ├── Tft_Driver.c/h      ← ST7735 SPI+DMA 彩屏 + 中文查找 (606行)
+</w:t>
       </w:r>
     </w:p>
     <w:p>
@@ -13101,7 +13281,8 @@
           <w:sz w:val="19"/>
           <w:szCs w:val="19"/>
         </w:rPr>
-        <w:t xml:space="preserve">│   ├── TFT_Font_Data.h     ← ASCII 95字 + 中文 76字 + WIFI/MQTT图标 (356行)</w:t>
+        <w:t xml:space="preserve">│   ├── TFT_Font_Data.h     ← ASCII 95字 + 中文 76字 + WIFI/MQTT图标 (356行)
+</w:t>
       </w:r>
     </w:p>
     <w:p>
@@ -13117,7 +13298,8 @@
           <w:sz w:val="19"/>
           <w:szCs w:val="19"/>
         </w:rPr>
-        <w:t xml:space="preserve">│   ├── Esp8266_Driver.c/h  ← USART2 + Try_Copy_Rx_Frame 原子接收 (247行)</w:t>
+        <w:t xml:space="preserve">│   ├── Esp8266_Driver.c/h  ← USART2 + Try_Copy_Rx_Frame 原子接收 (247行)
+</w:t>
       </w:r>
     </w:p>
     <w:p>
@@ -13133,7 +13315,8 @@
           <w:sz w:val="19"/>
           <w:szCs w:val="19"/>
         </w:rPr>
-        <w:t xml:space="preserve">│   ├── App_Network.c/h     ← WiFi+心跳+帧快照+遥测门控 (以前在Hardware, 现移至User)</w:t>
+        <w:t xml:space="preserve">│   ├── App_Network.c/h     ← WiFi+心跳+帧快照+遥测门控 (以前在Hardware, 现移至User)
+</w:t>
       </w:r>
     </w:p>
     <w:p>
@@ -13149,7 +13332,8 @@
           <w:sz w:val="19"/>
           <w:szCs w:val="19"/>
         </w:rPr>
-        <w:t xml:space="preserve">│   ├── Adc_Driver.c/h      ← ADC1 双通道 + 64样本滑动窗口 (162行)</w:t>
+        <w:t xml:space="preserve">│   ├── Adc_Driver.c/h      ← ADC1 双通道 + 64样本滑动窗口 (162行)
+</w:t>
       </w:r>
     </w:p>
     <w:p>
@@ -13165,7 +13349,8 @@
           <w:sz w:val="19"/>
           <w:szCs w:val="19"/>
         </w:rPr>
-        <w:t xml:space="preserve">│   ├── Inverter_Control.c/h← 软启动 + 频率斜坡 (146行)</w:t>
+        <w:t xml:space="preserve">│   ├── Inverter_Control.c/h← 软启动 + 频率斜坡 (146行)
+</w:t>
       </w:r>
     </w:p>
     <w:p>
@@ -13181,7 +13366,8 @@
           <w:sz w:val="19"/>
           <w:szCs w:val="19"/>
         </w:rPr>
-        <w:t xml:space="preserve">│   ├── Key_Driver.c/h      ← 4键 FSM (137行)</w:t>
+        <w:t xml:space="preserve">│   ├── Key_Driver.c/h      ← 4键 FSM (137行)
+</w:t>
       </w:r>
     </w:p>
     <w:p>
@@ -13197,7 +13383,8 @@
           <w:sz w:val="19"/>
           <w:szCs w:val="19"/>
         </w:rPr>
-        <w:t xml:space="preserve">│   ├── Led_Driver.c/h      ← 6 LED 闪烁 (135行)</w:t>
+        <w:t xml:space="preserve">│   ├── Led_Driver.c/h      ← 6 LED 闪烁 (135行)
+</w:t>
       </w:r>
     </w:p>
     <w:p>
@@ -13213,7 +13400,8 @@
           <w:sz w:val="19"/>
           <w:szCs w:val="19"/>
         </w:rPr>
-        <w:t xml:space="preserve">│   ├── Pwm_Driver.c/h      ← TIM1 全桥 PWM 95-150kHz (113行)</w:t>
+        <w:t xml:space="preserve">│   ├── Pwm_Driver.c/h      ← TIM1 全桥 PWM 95-150kHz (113行)
+</w:t>
       </w:r>
     </w:p>
     <w:p>
@@ -13229,7 +13417,8 @@
           <w:sz w:val="19"/>
           <w:szCs w:val="19"/>
         </w:rPr>
-        <w:t xml:space="preserve">│   └── Buzzer_Driver.c/h   ← 蜂鸣器 (68行)</w:t>
+        <w:t xml:space="preserve">│   └── Buzzer_Driver.c/h   ← 蜂鸣器 (68行)
+</w:t>
       </w:r>
     </w:p>
     <w:p>
@@ -13245,7 +13434,8 @@
           <w:sz w:val="19"/>
           <w:szCs w:val="19"/>
         </w:rPr>
-        <w:t xml:space="preserve">├── User/</w:t>
+        <w:t xml:space="preserve">├── User/
+</w:t>
       </w:r>
     </w:p>
     <w:p>
@@ -13261,7 +13451,8 @@
           <w:sz w:val="19"/>
           <w:szCs w:val="19"/>
         </w:rPr>
-        <w:t xml:space="preserve">│   ├── Sys_Core.c/h        ← 5状态枚举 + 初始化 + Sys_Safety + 调度 (203行)</w:t>
+        <w:t xml:space="preserve">│   ├── Sys_Core.c/h        ← 5状态枚举 + 初始化 + Sys_Safety + 调度 (203行)
+</w:t>
       </w:r>
     </w:p>
     <w:p>
@@ -13277,7 +13468,8 @@
           <w:sz w:val="19"/>
           <w:szCs w:val="19"/>
         </w:rPr>
-        <w:t xml:space="preserve">│   ├── App_Network.c/h     ← 网络应用层 (251行)</w:t>
+        <w:t xml:space="preserve">│   ├── App_Network.c/h     ← 网络应用层 (251行)
+</w:t>
       </w:r>
     </w:p>
     <w:p>
@@ -13293,7 +13485,8 @@
           <w:sz w:val="19"/>
           <w:szCs w:val="19"/>
         </w:rPr>
-        <w:t xml:space="preserve">│   ├── main.c              ← 程序入口 (50行)</w:t>
+        <w:t xml:space="preserve">│   ├── main.c              ← 程序入口 (50行)
+</w:t>
       </w:r>
     </w:p>
     <w:p>
@@ -13309,7 +13502,8 @@
           <w:sz w:val="19"/>
           <w:szCs w:val="19"/>
         </w:rPr>
-        <w:t xml:space="preserve">│   └── stm32f10x_it.c/h    ← ISR: SysTick + USART2 ORE防锁死 (68行)</w:t>
+        <w:t xml:space="preserve">│   └── stm32f10x_it.c/h    ← ISR: SysTick + USART2 ORE防锁死 (68行)
+</w:t>
       </w:r>
     </w:p>
     <w:p>
@@ -13325,7 +13519,8 @@
           <w:sz w:val="19"/>
           <w:szCs w:val="19"/>
         </w:rPr>
-        <w:t xml:space="preserve">├── System/</w:t>
+        <w:t xml:space="preserve">├── System/
+</w:t>
       </w:r>
     </w:p>
     <w:p>
@@ -13341,7 +13536,8 @@
           <w:sz w:val="19"/>
           <w:szCs w:val="19"/>
         </w:rPr>
-        <w:t xml:space="preserve">│   └── Sys_Timer.c/h       ← SysTick 1ms + DWT (48行)</w:t>
+        <w:t xml:space="preserve">│   └── Sys_Timer.c/h       ← SysTick 1ms + DWT (48行)
+</w:t>
       </w:r>
     </w:p>
     <w:p>
@@ -13357,7 +13553,8 @@
           <w:sz w:val="19"/>
           <w:szCs w:val="19"/>
         </w:rPr>
-        <w:t xml:space="preserve">├── Library/                ← SPL V3.5.0 (只读, 不可修改)</w:t>
+        <w:t xml:space="preserve">├── Library/                ← SPL V3.5.0 (只读, 不可修改)
+</w:t>
       </w:r>
     </w:p>
     <w:p>
@@ -13373,7 +13570,8 @@
           <w:sz w:val="19"/>
           <w:szCs w:val="19"/>
         </w:rPr>
-        <w:t xml:space="preserve">└── Start/                  ← CMSIS + system_stm32f10x</w:t>
+        <w:t xml:space="preserve">└── Start/                  ← CMSIS + system_stm32f10x
+</w:t>
       </w:r>
     </w:p>
     <w:p/>
@@ -13406,7 +13604,8 @@
           <w:sz w:val="22"/>
           <w:szCs w:val="22"/>
         </w:rPr>
-        <w:t xml:space="preserve">#### 4.3.1 Sys_Timer — 程序的脉搏</w:t>
+        <w:t xml:space="preserve">#### 4.3.1 Sys_Timer — 程序的脉搏
+</w:t>
       </w:r>
     </w:p>
     <w:p/>
@@ -13461,7 +13660,8 @@
           <w:sz w:val="22"/>
           <w:szCs w:val="22"/>
         </w:rPr>
-        <w:t xml:space="preserve"> `Sys_Timer_IncTick()`, 不能放任何业务代码。</w:t>
+        <w:t xml:space="preserve"> `Sys_Timer_IncTick()`, 不能放任何业务代码。
+</w:t>
       </w:r>
     </w:p>
     <w:p/>
@@ -13476,7 +13676,8 @@
           <w:sz w:val="22"/>
           <w:szCs w:val="22"/>
         </w:rPr>
-        <w:t xml:space="preserve">所有周期任务都用一个模式:</w:t>
+        <w:t xml:space="preserve">所有周期任务都用一个模式:
+</w:t>
       </w:r>
     </w:p>
     <w:p/>
@@ -13493,7 +13694,8 @@
           <w:sz w:val="19"/>
           <w:szCs w:val="19"/>
         </w:rPr>
-        <w:t xml:space="preserve">void Some_Task(void) {</w:t>
+        <w:t xml:space="preserve">void Some_Task(void) {
+</w:t>
       </w:r>
     </w:p>
     <w:p>
@@ -13509,7 +13711,8 @@
           <w:sz w:val="19"/>
           <w:szCs w:val="19"/>
         </w:rPr>
-        <w:t xml:space="preserve">    static uint32_t last = 0;</w:t>
+        <w:t xml:space="preserve">    static uint32_t last = 0;
+</w:t>
       </w:r>
     </w:p>
     <w:p>
@@ -13525,7 +13728,8 @@
           <w:sz w:val="19"/>
           <w:szCs w:val="19"/>
         </w:rPr>
-        <w:t xml:space="preserve">    if (Sys_Timer_Get_Tick() - last &gt;= PERIOD_MS) {</w:t>
+        <w:t xml:space="preserve">    if (Sys_Timer_Get_Tick() - last &gt;= PERIOD_MS) {
+</w:t>
       </w:r>
     </w:p>
     <w:p>
@@ -13541,7 +13745,8 @@
           <w:sz w:val="19"/>
           <w:szCs w:val="19"/>
         </w:rPr>
-        <w:t xml:space="preserve">        last = Sys_Timer_GetTick();</w:t>
+        <w:t xml:space="preserve">        last = Sys_Timer_GetTick();
+</w:t>
       </w:r>
     </w:p>
     <w:p>
@@ -13557,7 +13762,8 @@
           <w:sz w:val="19"/>
           <w:szCs w:val="19"/>
         </w:rPr>
-        <w:t xml:space="preserve">        // 你的业务逻辑</w:t>
+        <w:t xml:space="preserve">        // 你的业务逻辑
+</w:t>
       </w:r>
     </w:p>
     <w:p>
@@ -13573,7 +13779,8 @@
           <w:sz w:val="19"/>
           <w:szCs w:val="19"/>
         </w:rPr>
-        <w:t xml:space="preserve">    }</w:t>
+        <w:t xml:space="preserve">    }
+</w:t>
       </w:r>
     </w:p>
     <w:p>
@@ -13589,7 +13796,8 @@
           <w:sz w:val="19"/>
           <w:szCs w:val="19"/>
         </w:rPr>
-        <w:t xml:space="preserve">}</w:t>
+        <w:t xml:space="preserve">}
+</w:t>
       </w:r>
     </w:p>
     <w:p/>
@@ -13604,7 +13812,8 @@
           <w:sz w:val="22"/>
           <w:szCs w:val="22"/>
         </w:rPr>
-        <w:t xml:space="preserve">利用 uint32_t 减法溢出自动回绕, 不需要特殊处理。即使程序连续跑 49.7 天也不会出问题。</w:t>
+        <w:t xml:space="preserve">利用 uint32_t 减法溢出自动回绕, 不需要特殊处理。即使程序连续跑 49.7 天也不会出问题。
+</w:t>
       </w:r>
     </w:p>
     <w:p/>
@@ -13619,7 +13828,8 @@
           <w:sz w:val="22"/>
           <w:szCs w:val="22"/>
         </w:rPr>
-        <w:t xml:space="preserve">#### 4.3.2 PWM — 全桥的心脏</w:t>
+        <w:t xml:space="preserve">#### 4.3.2 PWM — 全桥的心脏
+</w:t>
       </w:r>
     </w:p>
     <w:p/>
@@ -13654,7 +13864,8 @@
           <w:sz w:val="22"/>
           <w:szCs w:val="22"/>
         </w:rPr>
-        <w:t xml:space="preserve">: `ticks = 72000000 / freq_Hz`, 如果 ticks 是奇数就 +1（强制偶数 = 正负半周对称 = 不偏磁）。</w:t>
+        <w:t xml:space="preserve">: `ticks = 72000000 / freq_Hz`, 如果 ticks 是奇数就 +1（强制偶数 = 正负半周对称 = 不偏磁）。
+</w:t>
       </w:r>
     </w:p>
     <w:p/>
@@ -13709,7 +13920,8 @@
           <w:sz w:val="22"/>
           <w:szCs w:val="22"/>
         </w:rPr>
-        <w:t xml:space="preserve">。</w:t>
+        <w:t xml:space="preserve">。
+</w:t>
       </w:r>
     </w:p>
     <w:p/>
@@ -13724,7 +13936,8 @@
           <w:sz w:val="22"/>
           <w:szCs w:val="22"/>
         </w:rPr>
-        <w:t xml:space="preserve">不是 bug, 是定时器只能用整数分频的物理限制。网页端和小程序都做了预计算修正, 你选的数字就是实际会显示的。</w:t>
+        <w:t xml:space="preserve">不是 bug, 是定时器只能用整数分频的物理限制。网页端和小程序都做了预计算修正, 你选的数字就是实际会显示的。
+</w:t>
       </w:r>
     </w:p>
     <w:p/>
@@ -13759,7 +13972,8 @@
           <w:sz w:val="22"/>
           <w:szCs w:val="22"/>
         </w:rPr>
-        <w:t xml:space="preserve"> `DEADTIME_NS = 1000ns`, 编译期自动换算寄存器值。BDTR 寄存器线性段 0~127 断言确保不过界。</w:t>
+        <w:t xml:space="preserve"> `DEADTIME_NS = 1000ns`, 编译期自动换算寄存器值。BDTR 寄存器线性段 0~127 断言确保不过界。
+</w:t>
       </w:r>
     </w:p>
     <w:p/>
@@ -13794,7 +14008,8 @@
           <w:sz w:val="22"/>
           <w:szCs w:val="22"/>
         </w:rPr>
-        <w:t xml:space="preserve">:</w:t>
+        <w:t xml:space="preserve">:
+</w:t>
       </w:r>
     </w:p>
     <w:p/>
@@ -13811,7 +14026,8 @@
           <w:sz w:val="19"/>
           <w:szCs w:val="19"/>
         </w:rPr>
-        <w:t xml:space="preserve">TIM1-&gt;CR1 |= TIM_CR1_UDIS;     // 暂停影子寄存器</w:t>
+        <w:t xml:space="preserve">TIM1-&gt;CR1 |= TIM_CR1_UDIS;     // 暂停影子寄存器
+</w:t>
       </w:r>
     </w:p>
     <w:p>
@@ -13827,7 +14043,8 @@
           <w:sz w:val="19"/>
           <w:szCs w:val="19"/>
         </w:rPr>
-        <w:t xml:space="preserve">TIM_SetAutoreload(TIM1, arr);</w:t>
+        <w:t xml:space="preserve">TIM_SetAutoreload(TIM1, arr);
+</w:t>
       </w:r>
     </w:p>
     <w:p>
@@ -13843,7 +14060,8 @@
           <w:sz w:val="19"/>
           <w:szCs w:val="19"/>
         </w:rPr>
-        <w:t xml:space="preserve">TIM_SetCompare1(TIM1, ccr);</w:t>
+        <w:t xml:space="preserve">TIM_SetCompare1(TIM1, ccr);
+</w:t>
       </w:r>
     </w:p>
     <w:p>
@@ -13859,7 +14077,8 @@
           <w:sz w:val="19"/>
           <w:szCs w:val="19"/>
         </w:rPr>
-        <w:t xml:space="preserve">TIM_SetCompare2(TIM1, ccr);</w:t>
+        <w:t xml:space="preserve">TIM_SetCompare2(TIM1, ccr);
+</w:t>
       </w:r>
     </w:p>
     <w:p>
@@ -13875,7 +14094,8 @@
           <w:sz w:val="19"/>
           <w:szCs w:val="19"/>
         </w:rPr>
-        <w:t xml:space="preserve">TIM1-&gt;EGR  |= TIM_EGR_UG;      // 软件触发, 一次性全部更新</w:t>
+        <w:t xml:space="preserve">TIM1-&gt;EGR  |= TIM_EGR_UG;      // 软件触发, 一次性全部更新
+</w:t>
       </w:r>
     </w:p>
     <w:p>
@@ -13891,7 +14111,8 @@
           <w:sz w:val="19"/>
           <w:szCs w:val="19"/>
         </w:rPr>
-        <w:t xml:space="preserve">TIM1-&gt;CR1  &amp;= ~TIM_CR1_UDIS;   // 恢复</w:t>
+        <w:t xml:space="preserve">TIM1-&gt;CR1  &amp;= ~TIM_CR1_UDIS;   // 恢复
+</w:t>
       </w:r>
     </w:p>
     <w:p/>
@@ -13906,7 +14127,8 @@
           <w:sz w:val="22"/>
           <w:szCs w:val="22"/>
         </w:rPr>
-        <w:t xml:space="preserve">不这么做的话, 在 ARR 和 CCR 写入之间可能触发 Update Event, 新周期配上旧占空比 → 偏磁 → 炸管。</w:t>
+        <w:t xml:space="preserve">不这么做的话, 在 ARR 和 CCR 写入之间可能触发 Update Event, 新周期配上旧占空比 → 偏磁 → 炸管。
+</w:t>
       </w:r>
     </w:p>
     <w:p/>
@@ -13921,7 +14143,8 @@
           <w:sz w:val="22"/>
           <w:szCs w:val="22"/>
         </w:rPr>
-        <w:t xml:space="preserve">[📍此处需配图：示波器抓取的100kHz PWM波形图，标注死区、50%占空比、互补输出]</w:t>
+        <w:t xml:space="preserve">[📍此处需配图：示波器抓取的100kHz PWM波形图，标注死区、50%占空比、互补输出]
+</w:t>
       </w:r>
     </w:p>
     <w:p/>
@@ -13936,7 +14159,8 @@
           <w:sz w:val="22"/>
           <w:szCs w:val="22"/>
         </w:rPr>
-        <w:t xml:space="preserve">#### 4.3.3 软启动扫频 — 非阻塞状态机</w:t>
+        <w:t xml:space="preserve">#### 4.3.3 软启动扫频 — 非阻塞状态机
+</w:t>
       </w:r>
     </w:p>
     <w:p/>
@@ -13953,7 +14177,8 @@
           <w:sz w:val="19"/>
           <w:szCs w:val="19"/>
         </w:rPr>
-        <w:t xml:space="preserve">SS_IDLE ──Trigger──→ SS_SWEEP(150kHz) ──250步──→ SS_DONE(100kHz)</w:t>
+        <w:t xml:space="preserve">SS_IDLE ──Trigger──→ SS_SWEEP(150kHz) ──250步──→ SS_DONE(100kHz)
+</w:t>
       </w:r>
     </w:p>
     <w:p>
@@ -13969,7 +14194,8 @@
           <w:sz w:val="19"/>
           <w:szCs w:val="19"/>
         </w:rPr>
-        <w:t xml:space="preserve">   ↑                    │                           │</w:t>
+        <w:t xml:space="preserve">   ↑                    │                           │
+</w:t>
       </w:r>
     </w:p>
     <w:p>
@@ -13985,7 +14211,8 @@
           <w:sz w:val="19"/>
           <w:szCs w:val="19"/>
         </w:rPr>
-        <w:t xml:space="preserve">   └──Stop──────────────┘                           │</w:t>
+        <w:t xml:space="preserve">   └──Stop──────────────┘                           │
+</w:t>
       </w:r>
     </w:p>
     <w:p>
@@ -14001,7 +14228,8 @@
           <w:sz w:val="19"/>
           <w:szCs w:val="19"/>
         </w:rPr>
-        <w:t xml:space="preserve">   │                                                 │</w:t>
+        <w:t xml:space="preserve">   │                                                 │
+</w:t>
       </w:r>
     </w:p>
     <w:p>
@@ -14017,7 +14245,8 @@
           <w:sz w:val="19"/>
           <w:szCs w:val="19"/>
         </w:rPr>
-        <w:t xml:space="preserve">   └───── Fault(过流) → SS_FAULT (锁存, 按键复位) ────┘</w:t>
+        <w:t xml:space="preserve">   └───── Fault(过流) → SS_FAULT (锁存, 按键复位) ────┘
+</w:t>
       </w:r>
     </w:p>
     <w:p/>
@@ -14052,7 +14281,8 @@
           <w:sz w:val="22"/>
           <w:szCs w:val="22"/>
         </w:rPr>
-        <w:t xml:space="preserve">——扫频时 TFT 照刷、按键照样响应、过流保护照样生效。</w:t>
+        <w:t xml:space="preserve">——扫频时 TFT 照刷、按键照样响应、过流保护照样生效。
+</w:t>
       </w:r>
     </w:p>
     <w:p/>
@@ -14087,7 +14317,8 @@
           <w:sz w:val="22"/>
           <w:szCs w:val="22"/>
         </w:rPr>
-        <w:t xml:space="preserve"> 是容性区红线。低于这个频率谐振腔进入容性区, MOSFET 承受极大开关应力。</w:t>
+        <w:t xml:space="preserve"> 是容性区红线。低于这个频率谐振腔进入容性区, MOSFET 承受极大开关应力。
+</w:t>
       </w:r>
     </w:p>
     <w:p/>
@@ -14102,7 +14333,8 @@
           <w:sz w:val="22"/>
           <w:szCs w:val="22"/>
         </w:rPr>
-        <w:t xml:space="preserve">#### 4.3.4 频率渐变斜坡</w:t>
+        <w:t xml:space="preserve">#### 4.3.4 频率渐变斜坡
+</w:t>
       </w:r>
     </w:p>
     <w:p/>
@@ -14157,7 +14389,8 @@
           <w:sz w:val="22"/>
           <w:szCs w:val="22"/>
         </w:rPr>
-        <w:t xml:space="preserve">。50kHz 的跨度大约 1 秒到达。</w:t>
+        <w:t xml:space="preserve">。50kHz 的跨度大约 1 秒到达。
+</w:t>
       </w:r>
     </w:p>
     <w:p/>
@@ -14192,7 +14425,8 @@
           <w:sz w:val="22"/>
           <w:szCs w:val="22"/>
         </w:rPr>
-        <w:t xml:space="preserve">——谐振腔需要时间适应新的工作点, 瞬间大跨度跳频可能引起过流或失谐。</w:t>
+        <w:t xml:space="preserve">——谐振腔需要时间适应新的工作点, 瞬间大跨度跳频可能引起过流或失谐。
+</w:t>
       </w:r>
     </w:p>
     <w:p/>
@@ -14207,7 +14441,8 @@
           <w:sz w:val="22"/>
           <w:szCs w:val="22"/>
         </w:rPr>
-        <w:t xml:space="preserve">#### 4.3.5 ADC — 64样本 O(1) 滑动平均</w:t>
+        <w:t xml:space="preserve">#### 4.3.5 ADC — 64样本 O(1) 滑动平均
+</w:t>
       </w:r>
     </w:p>
     <w:p/>
@@ -14222,7 +14457,8 @@
           <w:sz w:val="22"/>
           <w:szCs w:val="22"/>
         </w:rPr>
-        <w:t xml:space="preserve">100kHz 强磁场下 DMA 瞬时值噪声严重。64 样本滑动平均, 每次只做一次加法+一次减法, 不随窗口增大而增加计算量:</w:t>
+        <w:t xml:space="preserve">100kHz 强磁场下 DMA 瞬时值噪声严重。64 样本滑动平均, 每次只做一次加法+一次减法, 不随窗口增大而增加计算量:
+</w:t>
       </w:r>
     </w:p>
     <w:p/>
@@ -14239,7 +14475,8 @@
           <w:sz w:val="19"/>
           <w:szCs w:val="19"/>
         </w:rPr>
-        <w:t xml:space="preserve">old = buf[idx];           // 保存最旧</w:t>
+        <w:t xml:space="preserve">old = buf[idx];           // 保存最旧
+</w:t>
       </w:r>
     </w:p>
     <w:p>
@@ -14255,7 +14492,8 @@
           <w:sz w:val="19"/>
           <w:szCs w:val="19"/>
         </w:rPr>
-        <w:t xml:space="preserve">buf[idx] = new_sample;    // 覆盖新值</w:t>
+        <w:t xml:space="preserve">buf[idx] = new_sample;    // 覆盖新值
+</w:t>
       </w:r>
     </w:p>
     <w:p>
@@ -14271,7 +14509,8 @@
           <w:sz w:val="19"/>
           <w:szCs w:val="19"/>
         </w:rPr>
-        <w:t xml:space="preserve">accum += buf[idx];        // 加入新值</w:t>
+        <w:t xml:space="preserve">accum += buf[idx];        // 加入新值
+</w:t>
       </w:r>
     </w:p>
     <w:p>
@@ -14287,7 +14526,8 @@
           <w:sz w:val="19"/>
           <w:szCs w:val="19"/>
         </w:rPr>
-        <w:t xml:space="preserve">if (filled &gt;= 64) accum -= old;  // 去掉最旧</w:t>
+        <w:t xml:space="preserve">if (filled &gt;= 64) accum -= old;  // 去掉最旧
+</w:t>
       </w:r>
     </w:p>
     <w:p/>
@@ -14302,7 +14542,8 @@
           <w:sz w:val="22"/>
           <w:szCs w:val="22"/>
         </w:rPr>
-        <w:t xml:space="preserve">`ADC_Filter_Task` 以 2ms 独立节拍运行, 不跟 UI/网络的节奏走。</w:t>
+        <w:t xml:space="preserve">`ADC_Filter_Task` 以 2ms 独立节拍运行, 不跟 UI/网络的节奏走。
+</w:t>
       </w:r>
     </w:p>
     <w:p/>
@@ -14317,7 +14558,8 @@
           <w:sz w:val="22"/>
           <w:szCs w:val="22"/>
         </w:rPr>
-        <w:t xml:space="preserve">#### 4.3.6 EMA 双级滤波链</w:t>
+        <w:t xml:space="preserve">#### 4.3.6 EMA 双级滤波链
+</w:t>
       </w:r>
     </w:p>
     <w:p/>
@@ -14983,7 +15225,8 @@
           <w:sz w:val="22"/>
           <w:szCs w:val="22"/>
         </w:rPr>
-        <w:t xml:space="preserve">两级 EMA 解耦的关键原因: 安全级必须独立——不能因为 UI 页面切换/暂停而影响保护响应速度。</w:t>
+        <w:t xml:space="preserve">两级 EMA 解耦的关键原因: 安全级必须独立——不能因为 UI 页面切换/暂停而影响保护响应速度。
+</w:t>
       </w:r>
     </w:p>
     <w:p/>
@@ -14998,7 +15241,8 @@
           <w:sz w:val="22"/>
           <w:szCs w:val="22"/>
         </w:rPr>
-        <w:t xml:space="preserve">#### 4.3.7 Sys_Safety — 独立安全监测</w:t>
+        <w:t xml:space="preserve">#### 4.3.7 Sys_Safety — 独立安全监测
+</w:t>
       </w:r>
     </w:p>
     <w:p/>
@@ -15013,7 +15257,8 @@
           <w:sz w:val="22"/>
           <w:szCs w:val="22"/>
         </w:rPr>
-        <w:t xml:space="preserve">Sys_Safety 每圈主循环运行, 与 UI 完全解耦:</w:t>
+        <w:t xml:space="preserve">Sys_Safety 每圈主循环运行, 与 UI 完全解耦:
+</w:t>
       </w:r>
     </w:p>
     <w:p/>
@@ -15048,7 +15293,8 @@
           <w:sz w:val="22"/>
           <w:szCs w:val="22"/>
         </w:rPr>
-        <w:t xml:space="preserve">: 每圈更新 V/I EMA (α=0.25, τ≈800ms)</w:t>
+        <w:t xml:space="preserve">: 每圈更新 V/I EMA (α=0.25, τ≈800ms)
+</w:t>
       </w:r>
     </w:p>
     <w:p>
@@ -15082,7 +15328,8 @@
           <w:sz w:val="22"/>
           <w:szCs w:val="22"/>
         </w:rPr>
-        <w:t xml:space="preserve">: 电压 &gt;12V → 拉高使能, ≤12V → 拉低关断</w:t>
+        <w:t xml:space="preserve">: 电压 &gt;12V → 拉高使能, ≤12V → 拉低关断
+</w:t>
       </w:r>
     </w:p>
     <w:p>
@@ -15116,7 +15363,8 @@
           <w:sz w:val="22"/>
           <w:szCs w:val="22"/>
         </w:rPr>
-        <w:t xml:space="preserve">: `s_safety_ema_i &gt; 5.0A` → `Soft_Start_Fault()` + Buzzer BEEP + `g_sys_state = SYS_FAULT`</w:t>
+        <w:t xml:space="preserve">: `s_safety_ema_i &gt; 5.0A` → `Soft_Start_Fault()` + Buzzer BEEP + `g_sys_state = SYS_FAULT`
+</w:t>
       </w:r>
     </w:p>
     <w:p>
@@ -15150,7 +15398,8 @@
           <w:sz w:val="22"/>
           <w:szCs w:val="22"/>
         </w:rPr>
-        <w:t xml:space="preserve">: `Sys_Safety_Reset_EMA()` 清零 EMA 电流 + 重新初始化, 防止复位后 EMA 残留值立即再触发</w:t>
+        <w:t xml:space="preserve">: `Sys_Safety_Reset_EMA()` 清零 EMA 电流 + 重新初始化, 防止复位后 EMA 残留值立即再触发
+</w:t>
       </w:r>
     </w:p>
     <w:p/>
@@ -15165,7 +15414,8 @@
           <w:sz w:val="22"/>
           <w:szCs w:val="22"/>
         </w:rPr>
-        <w:t xml:space="preserve">#### 4.3.8 TFT 显示 (ST7735 Green Tab)</w:t>
+        <w:t xml:space="preserve">#### 4.3.8 TFT 显示 (ST7735 Green Tab)
+</w:t>
       </w:r>
     </w:p>
     <w:p/>
@@ -15712,7 +15962,8 @@
           <w:sz w:val="22"/>
           <w:szCs w:val="22"/>
         </w:rPr>
-        <w:t xml:space="preserve">#### 4.3.9 UI — 9页面两级菜单 + 圆弧能量条仪表盘</w:t>
+        <w:t xml:space="preserve">#### 4.3.9 UI — 9页面两级菜单 + 圆弧能量条仪表盘
+</w:t>
       </w:r>
     </w:p>
     <w:p/>
@@ -15747,7 +15998,8 @@
           <w:sz w:val="22"/>
           <w:szCs w:val="22"/>
         </w:rPr>
-        <w:t xml:space="preserve">:</w:t>
+        <w:t xml:space="preserve">:
+</w:t>
       </w:r>
     </w:p>
     <w:p/>
@@ -16753,7 +17005,8 @@
           <w:sz w:val="22"/>
           <w:szCs w:val="22"/>
         </w:rPr>
-        <w:t xml:space="preserve">: 所有页面统一 `ON:确定` + `PAGE:返回`。SUB_MENU 和 FAULT 仅显示 `PAGE:返回`。</w:t>
+        <w:t xml:space="preserve">: 所有页面统一 `ON:确定` + `PAGE:返回`。SUB_MENU 和 FAULT 仅显示 `PAGE:返回`。
+</w:t>
       </w:r>
     </w:p>
     <w:p/>
@@ -16788,7 +17041,8 @@
           <w:sz w:val="22"/>
           <w:szCs w:val="22"/>
         </w:rPr>
-        <w:t xml:space="preserve">: 7 个 Phase 依次执行 — Global Icons(0) → Fault detection(1) → Sweep→Summary(2) → Key dispatch(3) → Page tracking(4) → 200ms incremental(5) → Cursor clamp(6) → Draw(7)。</w:t>
+        <w:t xml:space="preserve">: 7 个 Phase 依次执行 — Global Icons(0) → Fault detection(1) → Sweep→Summary(2) → Key dispatch(3) → Page tracking(4) → 200ms incremental(5) → Cursor clamp(6) → Draw(7)。
+</w:t>
       </w:r>
     </w:p>
     <w:p/>
@@ -16823,7 +17077,8 @@
           <w:sz w:val="22"/>
           <w:szCs w:val="22"/>
         </w:rPr>
-        <w:t xml:space="preserve">:</w:t>
+        <w:t xml:space="preserve">:
+</w:t>
       </w:r>
     </w:p>
     <w:p/>
@@ -17616,7 +17871,8 @@
           <w:sz w:val="22"/>
           <w:szCs w:val="22"/>
         </w:rPr>
-        <w:t xml:space="preserve">信息舱: Row4=状态 → Row5=数值(黄) → Row6=标签(青), 1px Bres_Line 绘制。</w:t>
+        <w:t xml:space="preserve">信息舱: Row4=状态 → Row5=数值(黄) → Row6=标签(青), 1px Bres_Line 绘制。
+</w:t>
       </w:r>
     </w:p>
     <w:p/>
@@ -17631,7 +17887,8 @@
           <w:sz w:val="22"/>
           <w:szCs w:val="22"/>
         </w:rPr>
-        <w:t xml:space="preserve">#### 4.3.10 KEY — 4键 FSM</w:t>
+        <w:t xml:space="preserve">#### 4.3.10 KEY — 4键 FSM
+</w:t>
       </w:r>
     </w:p>
     <w:p/>
@@ -18142,7 +18399,8 @@
           <w:sz w:val="22"/>
           <w:szCs w:val="22"/>
         </w:rPr>
-        <w:t xml:space="preserve">#### 4.3.11 LED — 6灯状态指示</w:t>
+        <w:t xml:space="preserve">#### 4.3.11 LED — 6灯状态指示
+</w:t>
       </w:r>
     </w:p>
     <w:p/>
@@ -18843,7 +19101,8 @@
           <w:sz w:val="22"/>
           <w:szCs w:val="22"/>
         </w:rPr>
-        <w:t xml:space="preserve">#### 4.3.12 App_Network — 网络层</w:t>
+        <w:t xml:space="preserve">#### 4.3.12 App_Network — 网络层
+</w:t>
       </w:r>
     </w:p>
     <w:p/>
@@ -18878,7 +19137,8 @@
           <w:sz w:val="22"/>
           <w:szCs w:val="22"/>
         </w:rPr>
-        <w:t xml:space="preserve">: `main.c` → `Sys_Post_Init()` → `App_Network_Start_Connect()` → 非阻塞硬件初始化。</w:t>
+        <w:t xml:space="preserve">: `main.c` → `Sys_Post_Init()` → `App_Network_Start_Connect()` → 非阻塞硬件初始化。
+</w:t>
       </w:r>
     </w:p>
     <w:p/>
@@ -18913,7 +19173,8 @@
           <w:sz w:val="22"/>
           <w:szCs w:val="22"/>
         </w:rPr>
-        <w:t xml:space="preserve">:</w:t>
+        <w:t xml:space="preserve">:
+</w:t>
       </w:r>
     </w:p>
     <w:p>
@@ -18929,7 +19190,8 @@
           <w:sz w:val="19"/>
           <w:szCs w:val="19"/>
         </w:rPr>
-        <w:t xml:space="preserve">重试 0-2:   5s     (必须 &gt;4s ESP启动时间)</w:t>
+        <w:t xml:space="preserve">重试 0-2:   5s     (必须 &gt;4s ESP启动时间)
+</w:t>
       </w:r>
     </w:p>
     <w:p>
@@ -18945,7 +19207,8 @@
           <w:sz w:val="19"/>
           <w:szCs w:val="19"/>
         </w:rPr>
-        <w:t xml:space="preserve">重试 3-7:   15s</w:t>
+        <w:t xml:space="preserve">重试 3-7:   15s
+</w:t>
       </w:r>
     </w:p>
     <w:p>
@@ -18961,7 +19224,8 @@
           <w:sz w:val="19"/>
           <w:szCs w:val="19"/>
         </w:rPr>
-        <w:t xml:space="preserve">重试 8-13:  30s</w:t>
+        <w:t xml:space="preserve">重试 8-13:  30s
+</w:t>
       </w:r>
     </w:p>
     <w:p>
@@ -18977,7 +19241,8 @@
           <w:sz w:val="19"/>
           <w:szCs w:val="19"/>
         </w:rPr>
-        <w:t xml:space="preserve">重试 14-21: 60s</w:t>
+        <w:t xml:space="preserve">重试 14-21: 60s
+</w:t>
       </w:r>
     </w:p>
     <w:p>
@@ -18993,7 +19258,8 @@
           <w:sz w:val="19"/>
           <w:szCs w:val="19"/>
         </w:rPr>
-        <w:t xml:space="preserve">重试 22-31: 2min</w:t>
+        <w:t xml:space="preserve">重试 22-31: 2min
+</w:t>
       </w:r>
     </w:p>
     <w:p>
@@ -19009,7 +19275,8 @@
           <w:sz w:val="19"/>
           <w:szCs w:val="19"/>
         </w:rPr>
-        <w:t xml:space="preserve">重试 32-46: 5min</w:t>
+        <w:t xml:space="preserve">重试 32-46: 5min
+</w:t>
       </w:r>
     </w:p>
     <w:p>
@@ -19025,7 +19292,8 @@
           <w:sz w:val="19"/>
           <w:szCs w:val="19"/>
         </w:rPr>
-        <w:t xml:space="preserve">重试 47+:   30min</w:t>
+        <w:t xml:space="preserve">重试 47+:   30min
+</w:t>
       </w:r>
     </w:p>
     <w:p>
@@ -19041,7 +19309,8 @@
           <w:sz w:val="19"/>
           <w:szCs w:val="19"/>
         </w:rPr>
-        <w:t xml:space="preserve">永不 FAILED — 自动恢复</w:t>
+        <w:t xml:space="preserve">永不 FAILED — 自动恢复
+</w:t>
       </w:r>
     </w:p>
     <w:p/>
@@ -19076,7 +19345,8 @@
           <w:sz w:val="22"/>
           <w:szCs w:val="22"/>
         </w:rPr>
-        <w:t xml:space="preserve">: RSSI ≥ -35 (极近) → 直接重置为 3s 级快速直连。</w:t>
+        <w:t xml:space="preserve">: RSSI ≥ -35 (极近) → 直接重置为 3s 级快速直连。
+</w:t>
       </w:r>
     </w:p>
     <w:p/>
@@ -19111,7 +19381,8 @@
           <w:sz w:val="22"/>
           <w:szCs w:val="22"/>
         </w:rPr>
-        <w:t xml:space="preserve">: 8s 无 ESP 帧 → 判定离线 → 自动重连。</w:t>
+        <w:t xml:space="preserve">: 8s 无 ESP 帧 → 判定离线 → 自动重连。
+</w:t>
       </w:r>
     </w:p>
     <w:p/>
@@ -19146,7 +19417,8 @@
           <w:sz w:val="22"/>
           <w:szCs w:val="22"/>
         </w:rPr>
-        <w:t xml:space="preserve">:</w:t>
+        <w:t xml:space="preserve">:
+</w:t>
       </w:r>
     </w:p>
     <w:p>
@@ -19160,7 +19432,8 @@
           <w:sz w:val="22"/>
           <w:szCs w:val="22"/>
         </w:rPr>
-        <w:t xml:space="preserve">- `Try_Copy_Rx_Frame`: 原子拷贝消除 TOCTOU 竞态</w:t>
+        <w:t xml:space="preserve">- `Try_Copy_Rx_Frame`: 原子拷贝消除 TOCTOU 竞态
+</w:t>
       </w:r>
     </w:p>
     <w:p>
@@ -19174,7 +19447,8 @@
           <w:sz w:val="22"/>
           <w:szCs w:val="22"/>
         </w:rPr>
-        <w:t xml:space="preserve">- `ss_cmd` / `conn_cs` 帧内快照: 防 ELSE-IF 链间状态变化</w:t>
+        <w:t xml:space="preserve">- `ss_cmd` / `conn_cs` 帧内快照: 防 ELSE-IF 链间状态变化
+</w:t>
       </w:r>
     </w:p>
     <w:p/>
@@ -19209,7 +19483,8 @@
           <w:sz w:val="22"/>
           <w:szCs w:val="22"/>
         </w:rPr>
-        <w:t xml:space="preserve">: 仅在 SUMMARY/FREQ/VOLT/CURR 页面 + SS_DONE 状态 + 网络在线时发送。</w:t>
+        <w:t xml:space="preserve">: 仅在 SUMMARY/FREQ/VOLT/CURR 页面 + SS_DONE 状态 + 网络在线时发送。
+</w:t>
       </w:r>
     </w:p>
     <w:p/>
@@ -19244,7 +19519,8 @@
           <w:sz w:val="22"/>
           <w:szCs w:val="22"/>
         </w:rPr>
-        <w:t xml:space="preserve">: CMD:ON/OFF → `Ui_Controller_Force_Page_And_Reset()` 同时复位页面+光标。</w:t>
+        <w:t xml:space="preserve">: CMD:ON/OFF → `Ui_Controller_Force_Page_And_Reset()` 同时复位页面+光标。
+</w:t>
       </w:r>
     </w:p>
     <w:p/>
@@ -19279,7 +19555,8 @@
           <w:sz w:val="19"/>
           <w:szCs w:val="19"/>
         </w:rPr>
-        <w:t xml:space="preserve">SYS_INIT → SYS_IDLE → SYS_SWEEP → SYS_RUNNING</w:t>
+        <w:t xml:space="preserve">SYS_INIT → SYS_IDLE → SYS_SWEEP → SYS_RUNNING
+</w:t>
       </w:r>
     </w:p>
     <w:p>
@@ -19295,7 +19572,8 @@
           <w:sz w:val="19"/>
           <w:szCs w:val="19"/>
         </w:rPr>
-        <w:t xml:space="preserve">               ↑           │            │</w:t>
+        <w:t xml:space="preserve">               ↑           │            │
+</w:t>
       </w:r>
     </w:p>
     <w:p>
@@ -19311,7 +19589,8 @@
           <w:sz w:val="19"/>
           <w:szCs w:val="19"/>
         </w:rPr>
-        <w:t xml:space="preserve">               └───── SYS_FAULT ←─────────┘</w:t>
+        <w:t xml:space="preserve">               └───── SYS_FAULT ←─────────┘
+</w:t>
       </w:r>
     </w:p>
     <w:p/>
@@ -19937,7 +20216,8 @@
           <w:sz w:val="19"/>
           <w:szCs w:val="19"/>
         </w:rPr>
-        <w:t xml:space="preserve">int main(void) {</w:t>
+        <w:t xml:space="preserve">int main(void) {
+</w:t>
       </w:r>
     </w:p>
     <w:p>
@@ -19953,7 +20233,8 @@
           <w:sz w:val="19"/>
           <w:szCs w:val="19"/>
         </w:rPr>
-        <w:t xml:space="preserve">    Sys_Clamp_ESP(); Sys_Hardware_Init(); Sys_Startup_Screen(); Sys_Post_Init();</w:t>
+        <w:t xml:space="preserve">    Sys_Clamp_ESP(); Sys_Hardware_Init(); Sys_Startup_Screen(); Sys_Post_Init();
+</w:t>
       </w:r>
     </w:p>
     <w:p>
@@ -19969,7 +20250,8 @@
           <w:sz w:val="19"/>
           <w:szCs w:val="19"/>
         </w:rPr>
-        <w:t xml:space="preserve">    g_sys_state = SYS_STATE_IDLE;</w:t>
+        <w:t xml:space="preserve">    g_sys_state = SYS_STATE_IDLE;
+</w:t>
       </w:r>
     </w:p>
     <w:p>
@@ -19985,7 +20267,8 @@
           <w:sz w:val="19"/>
           <w:szCs w:val="19"/>
         </w:rPr>
-        <w:t xml:space="preserve">    while (1) {</w:t>
+        <w:t xml:space="preserve">    while (1) {
+</w:t>
       </w:r>
     </w:p>
     <w:p>
@@ -20001,7 +20284,8 @@
           <w:sz w:val="19"/>
           <w:szCs w:val="19"/>
         </w:rPr>
-        <w:t xml:space="preserve">        Key_Driver_Task(); Adc_Driver_Filter_Task(); App_Network_Task(); Sys_Safety_Task();</w:t>
+        <w:t xml:space="preserve">        Key_Driver_Task(); Adc_Driver_Filter_Task(); App_Network_Task(); Sys_Safety_Task();
+</w:t>
       </w:r>
     </w:p>
     <w:p>
@@ -20017,7 +20301,8 @@
           <w:sz w:val="19"/>
           <w:szCs w:val="19"/>
         </w:rPr>
-        <w:t xml:space="preserve">        switch (g_sys_state) {</w:t>
+        <w:t xml:space="preserve">        switch (g_sys_state) {
+</w:t>
       </w:r>
     </w:p>
     <w:p>
@@ -20033,7 +20318,8 @@
           <w:sz w:val="19"/>
           <w:szCs w:val="19"/>
         </w:rPr>
-        <w:t xml:space="preserve">            case SYS_STATE_IDLE:    Sys_Run_Idle();    break;</w:t>
+        <w:t xml:space="preserve">            case SYS_STATE_IDLE:    Sys_Run_Idle();    break;
+</w:t>
       </w:r>
     </w:p>
     <w:p>
@@ -20049,7 +20335,8 @@
           <w:sz w:val="19"/>
           <w:szCs w:val="19"/>
         </w:rPr>
-        <w:t xml:space="preserve">            case SYS_STATE_SWEEP:   Sys_Run_Sweep();   break;</w:t>
+        <w:t xml:space="preserve">            case SYS_STATE_SWEEP:   Sys_Run_Sweep();   break;
+</w:t>
       </w:r>
     </w:p>
     <w:p>
@@ -20065,7 +20352,8 @@
           <w:sz w:val="19"/>
           <w:szCs w:val="19"/>
         </w:rPr>
-        <w:t xml:space="preserve">            case SYS_STATE_RUNNING: Sys_Run_Running(); break;</w:t>
+        <w:t xml:space="preserve">            case SYS_STATE_RUNNING: Sys_Run_Running(); break;
+</w:t>
       </w:r>
     </w:p>
     <w:p>
@@ -20081,7 +20369,8 @@
           <w:sz w:val="19"/>
           <w:szCs w:val="19"/>
         </w:rPr>
-        <w:t xml:space="preserve">            case SYS_STATE_FAULT:   Sys_Run_Fault();   break;</w:t>
+        <w:t xml:space="preserve">            case SYS_STATE_FAULT:   Sys_Run_Fault();   break;
+</w:t>
       </w:r>
     </w:p>
     <w:p>
@@ -20097,7 +20386,8 @@
           <w:sz w:val="19"/>
           <w:szCs w:val="19"/>
         </w:rPr>
-        <w:t xml:space="preserve">        }</w:t>
+        <w:t xml:space="preserve">        }
+</w:t>
       </w:r>
     </w:p>
     <w:p>
@@ -20113,7 +20403,8 @@
           <w:sz w:val="19"/>
           <w:szCs w:val="19"/>
         </w:rPr>
-        <w:t xml:space="preserve">        IWDG_ReloadCounter(); __WFI();</w:t>
+        <w:t xml:space="preserve">        IWDG_ReloadCounter(); __WFI();
+</w:t>
       </w:r>
     </w:p>
     <w:p>
@@ -20129,7 +20420,8 @@
           <w:sz w:val="19"/>
           <w:szCs w:val="19"/>
         </w:rPr>
-        <w:t xml:space="preserve">    }</w:t>
+        <w:t xml:space="preserve">    }
+</w:t>
       </w:r>
     </w:p>
     <w:p>
@@ -20145,7 +20437,8 @@
           <w:sz w:val="19"/>
           <w:szCs w:val="19"/>
         </w:rPr>
-        <w:t xml:space="preserve">}</w:t>
+        <w:t xml:space="preserve">}
+</w:t>
       </w:r>
     </w:p>
     <w:p/>
@@ -20200,7 +20493,8 @@
           <w:sz w:val="22"/>
           <w:szCs w:val="22"/>
         </w:rPr>
-        <w:t xml:space="preserve">&gt;</w:t>
+        <w:t xml:space="preserve">&gt;
+</w:t>
       </w:r>
     </w:p>
     <w:p>
@@ -20234,7 +20528,8 @@
           <w:sz w:val="22"/>
           <w:szCs w:val="22"/>
         </w:rPr>
-        <w:t xml:space="preserve">&gt;</w:t>
+        <w:t xml:space="preserve">&gt;
+</w:t>
       </w:r>
     </w:p>
     <w:p>
@@ -20348,7 +20643,8 @@
           <w:sz w:val="22"/>
           <w:szCs w:val="22"/>
         </w:rPr>
-        <w:t xml:space="preserve">&gt;</w:t>
+        <w:t xml:space="preserve">&gt;
+</w:t>
       </w:r>
     </w:p>
     <w:p>
@@ -21325,7 +21621,8 @@
           <w:sz w:val="22"/>
           <w:szCs w:val="22"/>
         </w:rPr>
-        <w:t xml:space="preserve">- 公开函数必须带 `@brief` + `@param`/`@retval` 注释</w:t>
+        <w:t xml:space="preserve">- 公开函数必须带 `@brief` + `@param`/`@retval` 注释
+</w:t>
       </w:r>
     </w:p>
     <w:p>
@@ -21339,7 +21636,8 @@
           <w:sz w:val="22"/>
           <w:szCs w:val="22"/>
         </w:rPr>
-        <w:t xml:space="preserve">- 禁止 `//` 双斜杠 (ARMCC V5), 统一用 `/** */`</w:t>
+        <w:t xml:space="preserve">- 禁止 `//` 双斜杠 (ARMCC V5), 统一用 `/** */`
+</w:t>
       </w:r>
     </w:p>
     <w:p>
@@ -21353,7 +21651,8 @@
           <w:sz w:val="22"/>
           <w:szCs w:val="22"/>
         </w:rPr>
-        <w:t xml:space="preserve">- 周期任务用 `Sys_Timer_Get_Tick() - last &gt;= PERIOD`, 禁止运行时阻塞</w:t>
+        <w:t xml:space="preserve">- 周期任务用 `Sys_Timer_Get_Tick() - last &gt;= PERIOD`, 禁止运行时阻塞
+</w:t>
       </w:r>
     </w:p>
     <w:p>
@@ -21367,7 +21666,8 @@
           <w:sz w:val="22"/>
           <w:szCs w:val="22"/>
         </w:rPr>
-        <w:t xml:space="preserve">- `.h` 只公开接口, `.c` 全 static 内部实现, 禁止 `extern` 私有变量</w:t>
+        <w:t xml:space="preserve">- `.h` 只公开接口, `.c` 全 static 内部实现, 禁止 `extern` 私有变量
+</w:t>
       </w:r>
     </w:p>
     <w:p>
@@ -21381,7 +21681,8 @@
           <w:sz w:val="22"/>
           <w:szCs w:val="22"/>
         </w:rPr>
-        <w:t xml:space="preserve">- 分层单向: Hardware → System → Application</w:t>
+        <w:t xml:space="preserve">- 分层单向: Hardware → System → Application
+</w:t>
       </w:r>
     </w:p>
     <w:p/>
@@ -21440,7 +21741,8 @@
           <w:sz w:val="22"/>
           <w:szCs w:val="22"/>
         </w:rPr>
-        <w:t xml:space="preserve">1. 下载 [Arduino IDE](https://www.arduino.cc/en/software)</w:t>
+        <w:t xml:space="preserve">1. 下载 [Arduino IDE](https://www.arduino.cc/en/software)
+</w:t>
       </w:r>
     </w:p>
     <w:p>
@@ -21454,7 +21756,8 @@
           <w:sz w:val="22"/>
           <w:szCs w:val="22"/>
         </w:rPr>
-        <w:t xml:space="preserve">2. 文件→首选项→附加开发板管理器→填入 `http://arduino.esp8266.com/stable/package_esp8266com_index.json`</w:t>
+        <w:t xml:space="preserve">2. 文件→首选项→附加开发板管理器→填入 `http://arduino.esp8266.com/stable/package_esp8266com_index.json`
+</w:t>
       </w:r>
     </w:p>
     <w:p>
@@ -21468,7 +21771,8 @@
           <w:sz w:val="22"/>
           <w:szCs w:val="22"/>
         </w:rPr>
-        <w:t xml:space="preserve">3. 工具→开发板管理器→搜 `ESP8266`→安装 3.x</w:t>
+        <w:t xml:space="preserve">3. 工具→开发板管理器→搜 `ESP8266`→安装 3.x
+</w:t>
       </w:r>
     </w:p>
     <w:p>
@@ -21482,7 +21786,8 @@
           <w:sz w:val="22"/>
           <w:szCs w:val="22"/>
         </w:rPr>
-        <w:t xml:space="preserve">4. 库管理安装: `ArduinoJson` v7, `PubSubClient`, `WiFiManager` v2.x</w:t>
+        <w:t xml:space="preserve">4. 库管理安装: `ArduinoJson` v7, `PubSubClient`, `WiFiManager` v2.x
+</w:t>
       </w:r>
     </w:p>
     <w:p>
@@ -21516,7 +21821,8 @@
           <w:sz w:val="22"/>
           <w:szCs w:val="22"/>
         </w:rPr>
-        <w:t xml:space="preserve">, Flash 1M, CPU 80MHz</w:t>
+        <w:t xml:space="preserve">, Flash 1M, CPU 80MHz
+</w:t>
       </w:r>
     </w:p>
     <w:p/>
@@ -21549,7 +21855,8 @@
           <w:sz w:val="22"/>
           <w:szCs w:val="22"/>
         </w:rPr>
-        <w:t xml:space="preserve">[📍此处需配图：ESP8266固件流程图，从setup→loop→ensureConnected→串口收发的完整流程]</w:t>
+        <w:t xml:space="preserve">[📍此处需配图：ESP8266固件流程图，从setup→loop→ensureConnected→串口收发的完整流程]
+</w:t>
       </w:r>
     </w:p>
     <w:p/>
@@ -21564,7 +21871,8 @@
           <w:sz w:val="22"/>
           <w:szCs w:val="22"/>
         </w:rPr>
-        <w:t xml:space="preserve">#### 5.2.1 WiFiManager 配网</w:t>
+        <w:t xml:space="preserve">#### 5.2.1 WiFiManager 配网
+</w:t>
       </w:r>
     </w:p>
     <w:p/>
@@ -21581,7 +21889,8 @@
           <w:sz w:val="19"/>
           <w:szCs w:val="19"/>
         </w:rPr>
-        <w:t xml:space="preserve">WiFiManager wifiManager;</w:t>
+        <w:t xml:space="preserve">WiFiManager wifiManager;
+</w:t>
       </w:r>
     </w:p>
     <w:p>
@@ -21597,7 +21906,8 @@
           <w:sz w:val="19"/>
           <w:szCs w:val="19"/>
         </w:rPr>
-        <w:t xml:space="preserve">wifiManager.setConfigPortalTimeout(180);</w:t>
+        <w:t xml:space="preserve">wifiManager.setConfigPortalTimeout(180);
+</w:t>
       </w:r>
     </w:p>
     <w:p>
@@ -21613,7 +21923,8 @@
           <w:sz w:val="19"/>
           <w:szCs w:val="19"/>
         </w:rPr>
-        <w:t xml:space="preserve">if (!wifiManager.autoConnect("STM32_WPT_Config")) {</w:t>
+        <w:t xml:space="preserve">if (!wifiManager.autoConnect("STM32_WPT_Config")) {
+</w:t>
       </w:r>
     </w:p>
     <w:p>
@@ -21629,7 +21940,8 @@
           <w:sz w:val="19"/>
           <w:szCs w:val="19"/>
         </w:rPr>
-        <w:t xml:space="preserve">    wifiManager.startConfigPortal("STM32_WPT_Config");</w:t>
+        <w:t xml:space="preserve">    wifiManager.startConfigPortal("STM32_WPT_Config");
+</w:t>
       </w:r>
     </w:p>
     <w:p>
@@ -21645,7 +21957,8 @@
           <w:sz w:val="19"/>
           <w:szCs w:val="19"/>
         </w:rPr>
-        <w:t xml:space="preserve">}</w:t>
+        <w:t xml:space="preserve">}
+</w:t>
       </w:r>
     </w:p>
     <w:p/>
@@ -21660,7 +21973,8 @@
           <w:sz w:val="22"/>
           <w:szCs w:val="22"/>
         </w:rPr>
-        <w:t xml:space="preserve">首次上电→开热点 `STM32_WPT_Config` (无密码)→手机连上→浏览器弹配网页→选WiFi输密码→存闪存→重启。以后自动连。</w:t>
+        <w:t xml:space="preserve">首次上电→开热点 `STM32_WPT_Config` (无密码)→手机连上→浏览器弹配网页→选WiFi输密码→存闪存→重启。以后自动连。
+</w:t>
       </w:r>
     </w:p>
     <w:p/>
@@ -21695,7 +22009,8 @@
           <w:sz w:val="22"/>
           <w:szCs w:val="22"/>
         </w:rPr>
-        <w:t xml:space="preserve">: 长按 STM32 的 ON/OFF 键 &gt; 3秒 → STM32 发 `CMD:CLEAR\n` → ESP8266 `WiFiManager.resetSettings()` + `ESP.restart()` → 重新进入配网模式。</w:t>
+        <w:t xml:space="preserve">: 长按 STM32 的 ON/OFF 键 &gt; 3秒 → STM32 发 `CMD:CLEAR\n` → ESP8266 `WiFiManager.resetSettings()` + `ESP.restart()` → 重新进入配网模式。
+</w:t>
       </w:r>
     </w:p>
     <w:p/>
@@ -21710,7 +22025,8 @@
           <w:sz w:val="22"/>
           <w:szCs w:val="22"/>
         </w:rPr>
-        <w:t xml:space="preserve">#### 5.2.2 双 MQTT 连接 + 指令去抖</w:t>
+        <w:t xml:space="preserve">#### 5.2.2 双 MQTT 连接 + 指令去抖
+</w:t>
       </w:r>
     </w:p>
     <w:p/>
@@ -22051,7 +22367,8 @@
           <w:sz w:val="22"/>
           <w:szCs w:val="22"/>
         </w:rPr>
-        <w:t xml:space="preserve">: 每 5 秒检查一次, 断开自动重连, 不阻塞 loop。</w:t>
+        <w:t xml:space="preserve">: 每 5 秒检查一次, 断开自动重连, 不阻塞 loop。
+</w:t>
       </w:r>
     </w:p>
     <w:p/>
@@ -22086,7 +22403,8 @@
           <w:sz w:val="22"/>
           <w:szCs w:val="22"/>
         </w:rPr>
-        <w:t xml:space="preserve">: `Mqtt_Task_Parse_Command` 2s 窗口内相同 payload 直接丢弃, 防止 MQTT 重复投递导致误触发。</w:t>
+        <w:t xml:space="preserve">: `Mqtt_Task_Parse_Command` 2s 窗口内相同 payload 直接丢弃, 防止 MQTT 重复投递导致误触发。
+</w:t>
       </w:r>
     </w:p>
     <w:p/>
@@ -22121,7 +22439,8 @@
           <w:sz w:val="22"/>
           <w:szCs w:val="22"/>
         </w:rPr>
-        <w:t xml:space="preserve">: 仅 `s==2` (SS_DONE) 上报 true, `s==1` (SWEEP) 为过渡态不上报运行。</w:t>
+        <w:t xml:space="preserve">: 仅 `s==2` (SS_DONE) 上报 true, `s==1` (SWEEP) 为过渡态不上报运行。
+</w:t>
       </w:r>
     </w:p>
     <w:p/>
@@ -22156,7 +22475,8 @@
           <w:sz w:val="22"/>
           <w:szCs w:val="22"/>
         </w:rPr>
-        <w:t xml:space="preserve">: `(val/1000)*1000`, 与 STM32 PWM 1kHz 步进一致。</w:t>
+        <w:t xml:space="preserve">: `(val/1000)*1000`, 与 STM32 PWM 1kHz 步进一致。
+</w:t>
       </w:r>
     </w:p>
     <w:p/>
@@ -22191,7 +22511,8 @@
           <w:sz w:val="22"/>
           <w:szCs w:val="22"/>
         </w:rPr>
-        <w:t xml:space="preserve">: 仅在 running 时上报真实 F 值, 否则上报 0。完全透传 STM32 决策。</w:t>
+        <w:t xml:space="preserve">: 仅在 running 时上报真实 F 值, 否则上报 0。完全透传 STM32 决策。
+</w:t>
       </w:r>
     </w:p>
     <w:p/>
@@ -22206,7 +22527,8 @@
           <w:sz w:val="22"/>
           <w:szCs w:val="22"/>
         </w:rPr>
-        <w:t xml:space="preserve">#### 5.2.3 JSON 转换 + 全链路数据一致性</w:t>
+        <w:t xml:space="preserve">#### 5.2.3 JSON 转换 + 全链路数据一致性
+</w:t>
       </w:r>
     </w:p>
     <w:p/>
@@ -22221,7 +22543,8 @@
           <w:sz w:val="22"/>
           <w:szCs w:val="22"/>
         </w:rPr>
-        <w:t xml:space="preserve">STM32 发来 `{"V":12.50, "I":1.23, "F":100000, "S":2}` → ESP8266 转为 OneNET 格式上报。</w:t>
+        <w:t xml:space="preserve">STM32 发来 `{"V":12.50, "I":1.23, "F":100000, "S":2}` → ESP8266 转为 OneNET 格式上报。
+</w:t>
       </w:r>
     </w:p>
     <w:p/>
@@ -22908,7 +23231,8 @@
           <w:sz w:val="22"/>
           <w:szCs w:val="22"/>
         </w:rPr>
-        <w:t xml:space="preserve">: V/I 始终上报真实物理量 (任何状态下 ADC 均可采集), 仅 F 在 PWM 未运行时强制为 0。</w:t>
+        <w:t xml:space="preserve">: V/I 始终上报真实物理量 (任何状态下 ADC 均可采集), 仅 F 在 PWM 未运行时强制为 0。
+</w:t>
       </w:r>
     </w:p>
     <w:p/>
@@ -22963,7 +23287,8 @@
           <w:sz w:val="22"/>
           <w:szCs w:val="22"/>
         </w:rPr>
-        <w:t xml:space="preserve">&gt;</w:t>
+        <w:t xml:space="preserve">&gt;
+</w:t>
       </w:r>
     </w:p>
     <w:p>
@@ -23057,7 +23382,8 @@
           <w:sz w:val="22"/>
           <w:szCs w:val="22"/>
         </w:rPr>
-        <w:t xml:space="preserve">&gt;</w:t>
+        <w:t xml:space="preserve">&gt;
+</w:t>
       </w:r>
     </w:p>
     <w:p>
@@ -23250,7 +23576,8 @@
           <w:sz w:val="22"/>
           <w:szCs w:val="22"/>
         </w:rPr>
-        <w:t xml:space="preserve">)</w:t>
+        <w:t xml:space="preserve">)
+</w:t>
       </w:r>
     </w:p>
     <w:p>
@@ -23264,7 +23591,8 @@
           <w:sz w:val="22"/>
           <w:szCs w:val="22"/>
         </w:rPr>
-        <w:t xml:space="preserve">2. Arduino IDE → 上传(→), 等待 ~30 秒</w:t>
+        <w:t xml:space="preserve">2. Arduino IDE → 上传(→), 等待 ~30 秒
+</w:t>
       </w:r>
     </w:p>
     <w:p>
@@ -23298,7 +23626,8 @@
           <w:sz w:val="22"/>
           <w:szCs w:val="22"/>
         </w:rPr>
-        <w:t xml:space="preserve"> → 重新上电</w:t>
+        <w:t xml:space="preserve"> → 重新上电
+</w:t>
       </w:r>
     </w:p>
     <w:p>
@@ -23312,7 +23641,8 @@
           <w:sz w:val="22"/>
           <w:szCs w:val="22"/>
         </w:rPr>
-        <w:t xml:space="preserve">4. 串口监视器 115200 看日志</w:t>
+        <w:t xml:space="preserve">4. 串口监视器 115200 看日志
+</w:t>
       </w:r>
     </w:p>
     <w:p/>
@@ -23371,7 +23701,8 @@
           <w:sz w:val="22"/>
           <w:szCs w:val="22"/>
         </w:rPr>
-        <w:t xml:space="preserve">1. 确保代码在 GitHub: `https://github.com/Ran-sh/WPT_Onenet_IoT`</w:t>
+        <w:t xml:space="preserve">1. 确保代码在 GitHub: `https://github.com/Ran-sh/WPT_Onenet_IoT`
+</w:t>
       </w:r>
     </w:p>
     <w:p>
@@ -23385,7 +23716,8 @@
           <w:sz w:val="22"/>
           <w:szCs w:val="22"/>
         </w:rPr>
-        <w:t xml:space="preserve">2. [pages.cloudflare.com](https://pages.cloudflare.com) → GitHub 登录</w:t>
+        <w:t xml:space="preserve">2. [pages.cloudflare.com](https://pages.cloudflare.com) → GitHub 登录
+</w:t>
       </w:r>
     </w:p>
     <w:p>
@@ -23399,7 +23731,8 @@
           <w:sz w:val="22"/>
           <w:szCs w:val="22"/>
         </w:rPr>
-        <w:t xml:space="preserve">3. Create project → 选仓库 → 不设构建命令(静态站点) → Deploy</w:t>
+        <w:t xml:space="preserve">3. Create project → 选仓库 → 不设构建命令(静态站点) → Deploy
+</w:t>
       </w:r>
     </w:p>
     <w:p>
@@ -23413,7 +23746,8 @@
           <w:sz w:val="22"/>
           <w:szCs w:val="22"/>
         </w:rPr>
-        <w:t xml:space="preserve">4. 得到 `wptonenet.483763727.workers.dev` 公网地址</w:t>
+        <w:t xml:space="preserve">4. 得到 `wptonenet.483763727.workers.dev` 公网地址
+</w:t>
       </w:r>
     </w:p>
     <w:p/>
@@ -23466,7 +23800,8 @@
           <w:sz w:val="22"/>
           <w:szCs w:val="22"/>
         </w:rPr>
-        <w:t xml:space="preserve">: `setProperty` 成功后立即写 localStorage + 3s 乐观锁, 轮询同步时忽略云端旧值</w:t>
+        <w:t xml:space="preserve">: `setProperty` 成功后立即写 localStorage + 3s 乐观锁, 轮询同步时忽略云端旧值
+</w:t>
       </w:r>
     </w:p>
     <w:p>
@@ -23500,7 +23835,8 @@
           <w:sz w:val="22"/>
           <w:szCs w:val="22"/>
         </w:rPr>
-        <w:t xml:space="preserve">: `setProperty` 网络/业务错误各重试 3 次 (500ms/800ms 间隔)</w:t>
+        <w:t xml:space="preserve">: `setProperty` 网络/业务错误各重试 3 次 (500ms/800ms 间隔)
+</w:t>
       </w:r>
     </w:p>
     <w:p>
@@ -23534,7 +23870,8 @@
           <w:sz w:val="22"/>
           <w:szCs w:val="22"/>
         </w:rPr>
-        <w:t xml:space="preserve">: 同步成功(绿) / 设备离线(黄) / 失败(红)</w:t>
+        <w:t xml:space="preserve">: 同步成功(绿) / 设备离线(黄) / 失败(红)
+</w:t>
       </w:r>
     </w:p>
     <w:p>
@@ -23568,7 +23905,8 @@
           <w:sz w:val="22"/>
           <w:szCs w:val="22"/>
         </w:rPr>
-        <w:t xml:space="preserve">: `config.js` DEFAULT_DATA_MODEL → sensors(V/I/F) + controls(Switch/SetFreq)</w:t>
+        <w:t xml:space="preserve">: `config.js` DEFAULT_DATA_MODEL → sensors(V/I/F) + controls(Switch/SetFreq)
+</w:t>
       </w:r>
     </w:p>
     <w:p>
@@ -23602,7 +23940,8 @@
           <w:sz w:val="22"/>
           <w:szCs w:val="22"/>
         </w:rPr>
-        <w:t xml:space="preserve">: `fromCloud: v =&gt; Math.floor(v/1000)` / `toCloud: v =&gt; v*1000`, Web 显示 kHz</w:t>
+        <w:t xml:space="preserve">: `fromCloud: v =&gt; Math.floor(v/1000)` / `toCloud: v =&gt; v*1000`, Web 显示 kHz
+</w:t>
       </w:r>
     </w:p>
     <w:p/>
@@ -24385,7 +24724,8 @@
           <w:sz w:val="22"/>
           <w:szCs w:val="22"/>
         </w:rPr>
-        <w:t xml:space="preserve">, 与网页端完全相同的后端逻辑:</w:t>
+        <w:t xml:space="preserve">, 与网页端完全相同的后端逻辑:
+</w:t>
       </w:r>
     </w:p>
     <w:p/>
@@ -24402,7 +24742,8 @@
           <w:sz w:val="19"/>
           <w:szCs w:val="19"/>
         </w:rPr>
-        <w:t xml:space="preserve">小程序 ──HTTPS── OneNET API ──MQTT── ESP8266 ── STM32</w:t>
+        <w:t xml:space="preserve">小程序 ──HTTPS── OneNET API ──MQTT── ESP8266 ── STM32
+</w:t>
       </w:r>
     </w:p>
     <w:p/>
@@ -24437,7 +24778,8 @@
           <w:sz w:val="22"/>
           <w:szCs w:val="22"/>
         </w:rPr>
-        <w:t xml:space="preserve">: index / monitoring / control / history / alerts / settings</w:t>
+        <w:t xml:space="preserve">: index / monitoring / control / history / alerts / settings
+</w:t>
       </w:r>
     </w:p>
     <w:p>
@@ -24471,7 +24813,8 @@
           <w:sz w:val="22"/>
           <w:szCs w:val="22"/>
         </w:rPr>
-        <w:t xml:space="preserve"> Component: 5 tab (⌂ ◉ ⊛ 🗂 ⚙), 无高亮 (selected=-1), 纯导航</w:t>
+        <w:t xml:space="preserve"> Component: 5 tab (⌂ ◉ ⊛ 🗂 ⚙), 无高亮 (selected=-1), 纯导航
+</w:t>
       </w:r>
     </w:p>
     <w:p>
@@ -24505,7 +24848,8 @@
           <w:sz w:val="22"/>
           <w:szCs w:val="22"/>
         </w:rPr>
-        <w:t xml:space="preserve">: `utils/config.js` 单一来源 (DEFAULT_DATA_MODEL)</w:t>
+        <w:t xml:space="preserve">: `utils/config.js` 单一来源 (DEFAULT_DATA_MODEL)
+</w:t>
       </w:r>
     </w:p>
     <w:p>
@@ -24539,7 +24883,8 @@
           <w:sz w:val="22"/>
           <w:szCs w:val="22"/>
         </w:rPr>
-        <w:t xml:space="preserve">: `utils/onenet.js` — `getLatestData()` 双请求并行, HTTP 细化错误 (401/403/404/429/503), Mock fallback</w:t>
+        <w:t xml:space="preserve">: `utils/onenet.js` — `getLatestData()` 双请求并行, HTTP 细化错误 (401/403/404/429/503), Mock fallback
+</w:t>
       </w:r>
     </w:p>
     <w:p>
@@ -24573,7 +24918,8 @@
           <w:sz w:val="22"/>
           <w:szCs w:val="22"/>
         </w:rPr>
-        <w:t xml:space="preserve">: 动态渲染传感器卡片 + 控制卡片 (`buildCards()` → WXML 遍历)</w:t>
+        <w:t xml:space="preserve">: 动态渲染传感器卡片 + 控制卡片 (`buildCards()` → WXML 遍历)
+</w:t>
       </w:r>
     </w:p>
     <w:p>
@@ -24607,7 +24953,8 @@
           <w:sz w:val="22"/>
           <w:szCs w:val="22"/>
         </w:rPr>
-        <w:t xml:space="preserve">: Switch 防抖 (`_switchPending` 立即重置) + 频率 Swiper + 操作日志</w:t>
+        <w:t xml:space="preserve">: Switch 防抖 (`_switchPending` 立即重置) + 频率 Swiper + 操作日志
+</w:t>
       </w:r>
     </w:p>
     <w:p>
@@ -24641,7 +24988,8 @@
           <w:sz w:val="22"/>
           <w:szCs w:val="22"/>
         </w:rPr>
-        <w:t xml:space="preserve">: Canvas 2D 曲线 + 数据表(圆圈状态 ✓/✕) + CSV 导出</w:t>
+        <w:t xml:space="preserve">: Canvas 2D 曲线 + 数据表(圆圈状态 ✓/✕) + CSV 导出
+</w:t>
       </w:r>
     </w:p>
     <w:p/>
@@ -24674,7 +25022,8 @@
           <w:sz w:val="22"/>
           <w:szCs w:val="22"/>
         </w:rPr>
-        <w:t xml:space="preserve">- Component 方法名不能叫 `switchTab` (与 `wx.switchTab` API 冲突), 用 `onSwitchTab`</w:t>
+        <w:t xml:space="preserve">- Component 方法名不能叫 `switchTab` (与 `wx.switchTab` API 冲突), 用 `onSwitchTab`
+</w:t>
       </w:r>
     </w:p>
     <w:p>
@@ -24688,7 +25037,8 @@
           <w:sz w:val="22"/>
           <w:szCs w:val="22"/>
         </w:rPr>
-        <w:t xml:space="preserve">- `templates/` 目录已删除, 不可引用</w:t>
+        <w:t xml:space="preserve">- `templates/` 目录已删除, 不可引用
+</w:t>
       </w:r>
     </w:p>
     <w:p>
@@ -24702,7 +25052,8 @@
           <w:sz w:val="22"/>
           <w:szCs w:val="22"/>
         </w:rPr>
-        <w:t xml:space="preserve">- 存储键: `wpt_latest`, `wpt_history`(1440max), `wpt_alerts`(50max) 等</w:t>
+        <w:t xml:space="preserve">- 存储键: `wpt_latest`, `wpt_history`(1440max), `wpt_alerts`(50max) 等
+</w:t>
       </w:r>
     </w:p>
     <w:p/>
@@ -24782,7 +25133,8 @@
           <w:sz w:val="22"/>
           <w:szCs w:val="22"/>
         </w:rPr>
-        <w:t xml:space="preserve">1. ESP8266 独立 3.3V 上电 → 等 ~5s WiFi+MQTT 连好</w:t>
+        <w:t xml:space="preserve">1. ESP8266 独立 3.3V 上电 → 等 ~5s WiFi+MQTT 连好
+</w:t>
       </w:r>
     </w:p>
     <w:p>
@@ -24796,7 +25148,8 @@
           <w:sz w:val="22"/>
           <w:szCs w:val="22"/>
         </w:rPr>
-        <w:t xml:space="preserve">2. STM32 上电 → TFT 显示启动画面 → `Sys_Post_Init()` 启动联网</w:t>
+        <w:t xml:space="preserve">2. STM32 上电 → TFT 显示启动画面 → `Sys_Post_Init()` 启动联网
+</w:t>
       </w:r>
     </w:p>
     <w:p>
@@ -24810,7 +25163,8 @@
           <w:sz w:val="22"/>
           <w:szCs w:val="22"/>
         </w:rPr>
-        <w:t xml:space="preserve">3. ESP8266 发 `STATUS:ONLINE` → TFT 显示主菜单</w:t>
+        <w:t xml:space="preserve">3. ESP8266 发 `STATUS:ONLINE` → TFT 显示主菜单
+</w:t>
       </w:r>
     </w:p>
     <w:p>
@@ -24824,7 +25178,8 @@
           <w:sz w:val="22"/>
           <w:szCs w:val="22"/>
         </w:rPr>
-        <w:t xml:space="preserve">4. 网页/小程序应该能看到数据</w:t>
+        <w:t xml:space="preserve">4. 网页/小程序应该能看到数据
+</w:t>
       </w:r>
     </w:p>
     <w:p/>
@@ -26498,7 +26853,8 @@
           <w:sz w:val="19"/>
           <w:szCs w:val="19"/>
         </w:rPr>
-        <w:t xml:space="preserve"># 直接测试 OneNET API 是否正常</w:t>
+        <w:t xml:space="preserve"># 直接测试 OneNET API 是否正常
+</w:t>
       </w:r>
     </w:p>
     <w:p>
@@ -26514,7 +26870,8 @@
           <w:sz w:val="19"/>
           <w:szCs w:val="19"/>
         </w:rPr>
-        <w:t xml:space="preserve">curl "https://iot-api.heclouds.com/thingmodel/query-device-property?product_id=你的产品ID&amp;device_name=你的设备名" \</w:t>
+        <w:t xml:space="preserve">curl "https://iot-api.heclouds.com/thingmodel/query-device-property?product_id=你的产品ID&amp;device_name=你的设备名" \
+</w:t>
       </w:r>
     </w:p>
     <w:p>
@@ -26530,7 +26887,8 @@
           <w:sz w:val="19"/>
           <w:szCs w:val="19"/>
         </w:rPr>
-        <w:t xml:space="preserve">  -H "Authorization: 你的Token"</w:t>
+        <w:t xml:space="preserve">  -H "Authorization: 你的Token"
+</w:t>
       </w:r>
     </w:p>
     <w:p/>
@@ -28709,7 +29067,8 @@
           <w:sz w:val="22"/>
           <w:szCs w:val="22"/>
         </w:rPr>
-        <w:t xml:space="preserve">Token 里是 `devices` (复数), 不是 `device`。写成单数会让 OneNET 返回 `authentication failed: invalid res`, 让你怀疑人生半小时。</w:t>
+        <w:t xml:space="preserve">Token 里是 `devices` (复数), 不是 `device`。写成单数会让 OneNET 返回 `authentication failed: invalid res`, 让你怀疑人生半小时。
+</w:t>
       </w:r>
     </w:p>
     <w:p/>
@@ -28762,7 +29121,8 @@
           <w:sz w:val="22"/>
           <w:szCs w:val="22"/>
         </w:rPr>
-        <w:t xml:space="preserve">: TFT 上"综合监测"菜单项显示为"失败监测"(实际是"回失监测")。</w:t>
+        <w:t xml:space="preserve">: TFT 上"综合监测"菜单项显示为"失败监测"(实际是"回失监测")。
+</w:t>
       </w:r>
     </w:p>
     <w:p/>
@@ -28797,7 +29157,8 @@
           <w:sz w:val="22"/>
           <w:szCs w:val="22"/>
         </w:rPr>
-        <w:t xml:space="preserve">: CN_INDEX[73..74]="综合", 但 CN_FONT_16X16[73..74]="失败"。CNLookup 按索引查字模, 找到"综"返回索引73, 但 CN_FONT[73] 的字模是"败"的前一个重复字。</w:t>
+        <w:t xml:space="preserve">: CN_INDEX[73..74]="综合", 但 CN_FONT_16X16[73..74]="失败"。CNLookup 按索引查字模, 找到"综"返回索引73, 但 CN_FONT[73] 的字模是"败"的前一个重复字。
+</w:t>
       </w:r>
     </w:p>
     <w:p/>
@@ -28832,7 +29193,8 @@
           <w:sz w:val="22"/>
           <w:szCs w:val="22"/>
         </w:rPr>
-        <w:t xml:space="preserve">: 用户提供标准宋体 16×16 字模, 替换 CN_FONT[74]→"综", CN_FONT[75]→"合"。现在 76 字完全对齐。</w:t>
+        <w:t xml:space="preserve">: 用户提供标准宋体 16×16 字模, 替换 CN_FONT[74]→"综", CN_FONT[75]→"合"。现在 76 字完全对齐。
+</w:t>
       </w:r>
     </w:p>
     <w:p/>
@@ -28865,7 +29227,8 @@
           <w:sz w:val="22"/>
           <w:szCs w:val="22"/>
         </w:rPr>
-        <w:t xml:space="preserve">加 `startConfigPortal()` 兜底, 否则没凭据就不开热点, ESP8266 反复重启。</w:t>
+        <w:t xml:space="preserve">加 `startConfigPortal()` 兜底, 否则没凭据就不开热点, ESP8266 反复重启。
+</w:t>
       </w:r>
     </w:p>
     <w:p/>
@@ -28898,7 +29261,8 @@
           <w:sz w:val="22"/>
           <w:szCs w:val="22"/>
         </w:rPr>
-        <w:t xml:space="preserve">一直以为是跨域问题, F12 查了半天 CORS 头。最后发现 OneNET API 本来就返回 `Access-Control-Allow-Origin: *`, 真正的问题是 Token 里 `device` 少了一个 `s`。</w:t>
+        <w:t xml:space="preserve">一直以为是跨域问题, F12 查了半天 CORS 头。最后发现 OneNET API 本来就返回 `Access-Control-Allow-Origin: *`, 真正的问题是 Token 里 `device` 少了一个 `s`。
+</w:t>
       </w:r>
     </w:p>
     <w:p/>

--- a/Claude_Files/docs/WPT无线充电系统-从零搭建全指南.docx
+++ b/Claude_Files/docs/WPT无线充电系统-从零搭建全指南.docx
@@ -288,7 +288,7 @@
                 <w:sz w:val="20"/>
                 <w:szCs w:val="20"/>
               </w:rPr>
-              <w:t xml:space="preserve">V4.2.1</w:t>
+              <w:t xml:space="preserve">V4.2.2</w:t>
             </w:r>
           </w:p>
         </w:tc>
@@ -416,7 +416,7 @@
                 <w:sz w:val="20"/>
                 <w:szCs w:val="20"/>
               </w:rPr>
-              <w:t xml:space="preserve">V4.2.1 (分支 `4.0TFT`)</w:t>
+              <w:t xml:space="preserve">V4.2.2 (分支 `4.0TFT`)</w:t>
             </w:r>
           </w:p>
         </w:tc>
@@ -902,6 +902,101 @@
                 <w:szCs w:val="20"/>
               </w:rPr>
               <w:t xml:space="preserve">全篇重构: 调试避坑模块、配图标注、双主题小程序、频率渐变斜坡、Cloudflare部署</w:t>
+            </w:r>
+          </w:p>
+        </w:tc>
+      </w:tr>
+      <w:tr>
+        <w:tc>
+          <w:tcPr>
+            <w:tcW w:type="dxa" w:w="3024"/>
+            <w:tcBorders>
+              <w:top w:val="single" w:color="CCCCCC" w:sz="1"/>
+              <w:left w:val="single" w:color="CCCCCC" w:sz="1"/>
+              <w:bottom w:val="single" w:color="CCCCCC" w:sz="1"/>
+              <w:right w:val="single" w:color="CCCCCC" w:sz="1"/>
+            </w:tcBorders>
+            <w:tcMar>
+              <w:top w:type="dxa" w:w="60"/>
+              <w:left w:type="dxa" w:w="100"/>
+              <w:bottom w:type="dxa" w:w="60"/>
+              <w:right w:type="dxa" w:w="100"/>
+            </w:tcMar>
+          </w:tcPr>
+          <w:p>
+            <w:pPr>
+              <w:spacing w:line="288"/>
+            </w:pPr>
+            <w:r>
+              <w:rPr>
+                <w:rFonts w:ascii="SimSun" w:cs="SimSun" w:eastAsia="SimSun" w:hAnsi="SimSun"/>
+                <w:color w:val="333333"/>
+                <w:sz w:val="20"/>
+                <w:szCs w:val="20"/>
+              </w:rPr>
+              <w:t xml:space="preserve">V4.2.2</w:t>
+            </w:r>
+          </w:p>
+        </w:tc>
+        <w:tc>
+          <w:tcPr>
+            <w:tcW w:type="dxa" w:w="3024"/>
+            <w:tcBorders>
+              <w:top w:val="single" w:color="CCCCCC" w:sz="1"/>
+              <w:left w:val="single" w:color="CCCCCC" w:sz="1"/>
+              <w:bottom w:val="single" w:color="CCCCCC" w:sz="1"/>
+              <w:right w:val="single" w:color="CCCCCC" w:sz="1"/>
+            </w:tcBorders>
+            <w:tcMar>
+              <w:top w:type="dxa" w:w="60"/>
+              <w:left w:type="dxa" w:w="100"/>
+              <w:bottom w:type="dxa" w:w="60"/>
+              <w:right w:type="dxa" w:w="100"/>
+            </w:tcMar>
+          </w:tcPr>
+          <w:p>
+            <w:pPr>
+              <w:spacing w:line="288"/>
+            </w:pPr>
+            <w:r>
+              <w:rPr>
+                <w:rFonts w:ascii="SimSun" w:cs="SimSun" w:eastAsia="SimSun" w:hAnsi="SimSun"/>
+                <w:color w:val="333333"/>
+                <w:sz w:val="20"/>
+                <w:szCs w:val="20"/>
+              </w:rPr>
+              <w:t xml:space="preserve">2026-06-17</w:t>
+            </w:r>
+          </w:p>
+        </w:tc>
+        <w:tc>
+          <w:tcPr>
+            <w:tcW w:type="dxa" w:w="3024"/>
+            <w:tcBorders>
+              <w:top w:val="single" w:color="CCCCCC" w:sz="1"/>
+              <w:left w:val="single" w:color="CCCCCC" w:sz="1"/>
+              <w:bottom w:val="single" w:color="CCCCCC" w:sz="1"/>
+              <w:right w:val="single" w:color="CCCCCC" w:sz="1"/>
+            </w:tcBorders>
+            <w:tcMar>
+              <w:top w:type="dxa" w:w="60"/>
+              <w:left w:type="dxa" w:w="100"/>
+              <w:bottom w:type="dxa" w:w="60"/>
+              <w:right w:type="dxa" w:w="100"/>
+            </w:tcMar>
+          </w:tcPr>
+          <w:p>
+            <w:pPr>
+              <w:spacing w:line="288"/>
+            </w:pPr>
+            <w:r>
+              <w:rPr>
+                <w:rFonts w:ascii="SimSun" w:cs="SimSun" w:eastAsia="SimSun" w:hAnsi="SimSun"/>
+                <w:color w:val="333333"/>
+                <w:sz w:val="20"/>
+                <w:szCs w:val="20"/>
+              </w:rPr>
+              <w:t xml:space="preserve">WiFi OFFLINE 双模式(被动自动嗅探/主动手动恢复) + 5次有限重试 + BOOT_WAIT提前加速 + MQTT超时保护 + 8项bug修复 + App_Network状态枚举扩展</w:t>
             </w:r>
           </w:p>
         </w:tc>

--- a/Claude_Files/docs/WPT无线充电系统-从零搭建全指南.docx
+++ b/Claude_Files/docs/WPT无线充电系统-从零搭建全指南.docx
@@ -288,7 +288,7 @@
                 <w:sz w:val="20"/>
                 <w:szCs w:val="20"/>
               </w:rPr>
-              <w:t xml:space="preserve">V4.2.2</w:t>
+              <w:t xml:space="preserve">V4.2.4</w:t>
             </w:r>
           </w:p>
         </w:tc>
@@ -352,7 +352,7 @@
                 <w:sz w:val="20"/>
                 <w:szCs w:val="20"/>
               </w:rPr>
-              <w:t xml:space="preserve">2026-06-17</w:t>
+              <w:t xml:space="preserve">2026-06-18</w:t>
             </w:r>
           </w:p>
         </w:tc>
@@ -416,7 +416,7 @@
                 <w:sz w:val="20"/>
                 <w:szCs w:val="20"/>
               </w:rPr>
-              <w:t xml:space="preserve">V4.2.2 (分支 `4.0TFT`)</w:t>
+              <w:t xml:space="preserve">V4.2.4 (分支 `4.0TFT`)</w:t>
             </w:r>
           </w:p>
         </w:tc>
@@ -934,7 +934,7 @@
                 <w:sz w:val="20"/>
                 <w:szCs w:val="20"/>
               </w:rPr>
-              <w:t xml:space="preserve">V4.2.2</w:t>
+              <w:t xml:space="preserve">V4.2.4</w:t>
             </w:r>
           </w:p>
         </w:tc>
@@ -965,7 +965,7 @@
                 <w:sz w:val="20"/>
                 <w:szCs w:val="20"/>
               </w:rPr>
-              <w:t xml:space="preserve">2026-06-17</w:t>
+              <w:t xml:space="preserve">2026-06-18</w:t>
             </w:r>
           </w:p>
         </w:tc>
@@ -996,7 +996,7 @@
                 <w:sz w:val="20"/>
                 <w:szCs w:val="20"/>
               </w:rPr>
-              <w:t xml:space="preserve">WiFi OFFLINE 双模式(被动自动嗅探/主动手动恢复) + 5次有限重试 + BOOT_WAIT提前加速 + MQTT超时保护 + 8项bug修复 + App_Network状态枚举扩展</w:t>
+              <w:t xml:space="preserve">离线守卫全平台修复: _isOnline 三层判定(兜底data非空→/device/detail覆写→cache延写) + Web throw误触发 + 重复代码块 + 生命周期onHide/pagehide清理 + 全平台代码审查</w:t>
             </w:r>
           </w:p>
         </w:tc>

--- a/Claude_Files/docs/WPT无线充电系统-从零搭建全指南.docx
+++ b/Claude_Files/docs/WPT无线充电系统-从零搭建全指南.docx
@@ -288,7 +288,7 @@
                 <w:sz w:val="20"/>
                 <w:szCs w:val="20"/>
               </w:rPr>
-              <w:t xml:space="preserve">V4.2.4</w:t>
+              <w:t xml:space="preserve">V4.3.0</w:t>
             </w:r>
           </w:p>
         </w:tc>
@@ -352,7 +352,7 @@
                 <w:sz w:val="20"/>
                 <w:szCs w:val="20"/>
               </w:rPr>
-              <w:t xml:space="preserve">2026-06-18</w:t>
+              <w:t xml:space="preserve">2026-06-22</w:t>
             </w:r>
           </w:p>
         </w:tc>
@@ -416,7 +416,7 @@
                 <w:sz w:val="20"/>
                 <w:szCs w:val="20"/>
               </w:rPr>
-              <w:t xml:space="preserve">V4.2.4 (分支 `4.0TFT`)</w:t>
+              <w:t xml:space="preserve">V4.3.0 (分支 `4.0TFT`)</w:t>
             </w:r>
           </w:p>
         </w:tc>
@@ -902,6 +902,101 @@
                 <w:szCs w:val="20"/>
               </w:rPr>
               <w:t xml:space="preserve">全篇重构: 调试避坑模块、配图标注、双主题小程序、频率渐变斜坡、Cloudflare部署</w:t>
+            </w:r>
+          </w:p>
+        </w:tc>
+      </w:tr>
+      <w:tr>
+        <w:tc>
+          <w:tcPr>
+            <w:tcW w:type="dxa" w:w="3024"/>
+            <w:tcBorders>
+              <w:top w:val="single" w:color="CCCCCC" w:sz="1"/>
+              <w:left w:val="single" w:color="CCCCCC" w:sz="1"/>
+              <w:bottom w:val="single" w:color="CCCCCC" w:sz="1"/>
+              <w:right w:val="single" w:color="CCCCCC" w:sz="1"/>
+            </w:tcBorders>
+            <w:tcMar>
+              <w:top w:type="dxa" w:w="60"/>
+              <w:left w:type="dxa" w:w="100"/>
+              <w:bottom w:type="dxa" w:w="60"/>
+              <w:right w:type="dxa" w:w="100"/>
+            </w:tcMar>
+          </w:tcPr>
+          <w:p>
+            <w:pPr>
+              <w:spacing w:line="288"/>
+            </w:pPr>
+            <w:r>
+              <w:rPr>
+                <w:rFonts w:ascii="SimSun" w:cs="SimSun" w:eastAsia="SimSun" w:hAnsi="SimSun"/>
+                <w:color w:val="333333"/>
+                <w:sz w:val="20"/>
+                <w:szCs w:val="20"/>
+              </w:rPr>
+              <w:t xml:space="preserve">V4.3.0</w:t>
+            </w:r>
+          </w:p>
+        </w:tc>
+        <w:tc>
+          <w:tcPr>
+            <w:tcW w:type="dxa" w:w="3024"/>
+            <w:tcBorders>
+              <w:top w:val="single" w:color="CCCCCC" w:sz="1"/>
+              <w:left w:val="single" w:color="CCCCCC" w:sz="1"/>
+              <w:bottom w:val="single" w:color="CCCCCC" w:sz="1"/>
+              <w:right w:val="single" w:color="CCCCCC" w:sz="1"/>
+            </w:tcBorders>
+            <w:tcMar>
+              <w:top w:type="dxa" w:w="60"/>
+              <w:left w:type="dxa" w:w="100"/>
+              <w:bottom w:type="dxa" w:w="60"/>
+              <w:right w:type="dxa" w:w="100"/>
+            </w:tcMar>
+          </w:tcPr>
+          <w:p>
+            <w:pPr>
+              <w:spacing w:line="288"/>
+            </w:pPr>
+            <w:r>
+              <w:rPr>
+                <w:rFonts w:ascii="SimSun" w:cs="SimSun" w:eastAsia="SimSun" w:hAnsi="SimSun"/>
+                <w:color w:val="333333"/>
+                <w:sz w:val="20"/>
+                <w:szCs w:val="20"/>
+              </w:rPr>
+              <w:t xml:space="preserve">2026-06-22</w:t>
+            </w:r>
+          </w:p>
+        </w:tc>
+        <w:tc>
+          <w:tcPr>
+            <w:tcW w:type="dxa" w:w="3024"/>
+            <w:tcBorders>
+              <w:top w:val="single" w:color="CCCCCC" w:sz="1"/>
+              <w:left w:val="single" w:color="CCCCCC" w:sz="1"/>
+              <w:bottom w:val="single" w:color="CCCCCC" w:sz="1"/>
+              <w:right w:val="single" w:color="CCCCCC" w:sz="1"/>
+            </w:tcBorders>
+            <w:tcMar>
+              <w:top w:type="dxa" w:w="60"/>
+              <w:left w:type="dxa" w:w="100"/>
+              <w:bottom w:type="dxa" w:w="60"/>
+              <w:right w:type="dxa" w:w="100"/>
+            </w:tcMar>
+          </w:tcPr>
+          <w:p>
+            <w:pPr>
+              <w:spacing w:line="288"/>
+            </w:pPr>
+            <w:r>
+              <w:rPr>
+                <w:rFonts w:ascii="SimSun" w:cs="SimSun" w:eastAsia="SimSun" w:hAnsi="SimSun"/>
+                <w:color w:val="333333"/>
+                <w:sz w:val="20"/>
+                <w:szCs w:val="20"/>
+              </w:rPr>
+              <w:t xml:space="preserve">W25Q128 16MB SPI Flash 集成: SPI1 分时复用(PA6 DC/MISO动态切) + GB2312 全字库 668KB + 开机画面区 1MB + 配置参数双副本 CRC32 + 黑匣子循环日志 4MB(14B紧凑条目+跨页保护+CRC8行内校验) + 故障锁存前后5s + 四大硬件防线(L1写使能级联/L2 Busy死等/L3 DFF原子闪切/L4 发波禁擦) + ADC校准 Flash固化+自测算 B方案 + 字库上电 200ms CRC32自检 + 5帧开机动画</w:t>
             </w:r>
           </w:p>
         </w:tc>
@@ -8181,6 +8276,163 @@
                 <w:szCs w:val="20"/>
               </w:rPr>
               <w:t xml:space="preserve">¥10~20</w:t>
+            </w:r>
+          </w:p>
+        </w:tc>
+      </w:tr>
+      <w:tr>
+        <w:tc>
+          <w:tcPr>
+            <w:tcW w:type="dxa" w:w="1814"/>
+            <w:tcBorders>
+              <w:top w:val="single" w:color="CCCCCC" w:sz="1"/>
+              <w:left w:val="single" w:color="CCCCCC" w:sz="1"/>
+              <w:bottom w:val="single" w:color="CCCCCC" w:sz="1"/>
+              <w:right w:val="single" w:color="CCCCCC" w:sz="1"/>
+            </w:tcBorders>
+            <w:tcMar>
+              <w:top w:type="dxa" w:w="60"/>
+              <w:left w:type="dxa" w:w="100"/>
+              <w:bottom w:type="dxa" w:w="60"/>
+              <w:right w:type="dxa" w:w="100"/>
+            </w:tcMar>
+          </w:tcPr>
+          <w:p>
+            <w:pPr>
+              <w:spacing w:line="288"/>
+            </w:pPr>
+            <w:r>
+              <w:rPr>
+                <w:rFonts w:ascii="SimSun" w:cs="SimSun" w:eastAsia="SimSun" w:hAnsi="SimSun"/>
+                <w:color w:val="333333"/>
+                <w:sz w:val="20"/>
+                <w:szCs w:val="20"/>
+              </w:rPr>
+              <w:t xml:space="preserve">**SPI Flash**</w:t>
+            </w:r>
+          </w:p>
+        </w:tc>
+        <w:tc>
+          <w:tcPr>
+            <w:tcW w:type="dxa" w:w="1814"/>
+            <w:tcBorders>
+              <w:top w:val="single" w:color="CCCCCC" w:sz="1"/>
+              <w:left w:val="single" w:color="CCCCCC" w:sz="1"/>
+              <w:bottom w:val="single" w:color="CCCCCC" w:sz="1"/>
+              <w:right w:val="single" w:color="CCCCCC" w:sz="1"/>
+            </w:tcBorders>
+            <w:tcMar>
+              <w:top w:type="dxa" w:w="60"/>
+              <w:left w:type="dxa" w:w="100"/>
+              <w:bottom w:type="dxa" w:w="60"/>
+              <w:right w:type="dxa" w:w="100"/>
+            </w:tcMar>
+          </w:tcPr>
+          <w:p>
+            <w:pPr>
+              <w:spacing w:line="288"/>
+            </w:pPr>
+            <w:r>
+              <w:rPr>
+                <w:rFonts w:ascii="SimSun" w:cs="SimSun" w:eastAsia="SimSun" w:hAnsi="SimSun"/>
+                <w:color w:val="333333"/>
+                <w:sz w:val="20"/>
+                <w:szCs w:val="20"/>
+              </w:rPr>
+              <w:t xml:space="preserve">**W25Q128 16MB SOIC-8**</w:t>
+            </w:r>
+          </w:p>
+        </w:tc>
+        <w:tc>
+          <w:tcPr>
+            <w:tcW w:type="dxa" w:w="1814"/>
+            <w:tcBorders>
+              <w:top w:val="single" w:color="CCCCCC" w:sz="1"/>
+              <w:left w:val="single" w:color="CCCCCC" w:sz="1"/>
+              <w:bottom w:val="single" w:color="CCCCCC" w:sz="1"/>
+              <w:right w:val="single" w:color="CCCCCC" w:sz="1"/>
+            </w:tcBorders>
+            <w:tcMar>
+              <w:top w:type="dxa" w:w="60"/>
+              <w:left w:type="dxa" w:w="100"/>
+              <w:bottom w:type="dxa" w:w="60"/>
+              <w:right w:type="dxa" w:w="100"/>
+            </w:tcMar>
+          </w:tcPr>
+          <w:p>
+            <w:pPr>
+              <w:spacing w:line="288"/>
+            </w:pPr>
+            <w:r>
+              <w:rPr>
+                <w:rFonts w:ascii="SimSun" w:cs="SimSun" w:eastAsia="SimSun" w:hAnsi="SimSun"/>
+                <w:color w:val="333333"/>
+                <w:sz w:val="20"/>
+                <w:szCs w:val="20"/>
+              </w:rPr>
+              <w:t xml:space="preserve">1</w:t>
+            </w:r>
+          </w:p>
+        </w:tc>
+        <w:tc>
+          <w:tcPr>
+            <w:tcW w:type="dxa" w:w="1814"/>
+            <w:tcBorders>
+              <w:top w:val="single" w:color="CCCCCC" w:sz="1"/>
+              <w:left w:val="single" w:color="CCCCCC" w:sz="1"/>
+              <w:bottom w:val="single" w:color="CCCCCC" w:sz="1"/>
+              <w:right w:val="single" w:color="CCCCCC" w:sz="1"/>
+            </w:tcBorders>
+            <w:tcMar>
+              <w:top w:type="dxa" w:w="60"/>
+              <w:left w:type="dxa" w:w="100"/>
+              <w:bottom w:type="dxa" w:w="60"/>
+              <w:right w:type="dxa" w:w="100"/>
+            </w:tcMar>
+          </w:tcPr>
+          <w:p>
+            <w:pPr>
+              <w:spacing w:line="288"/>
+            </w:pPr>
+            <w:r>
+              <w:rPr>
+                <w:rFonts w:ascii="SimSun" w:cs="SimSun" w:eastAsia="SimSun" w:hAnsi="SimSun"/>
+                <w:color w:val="333333"/>
+                <w:sz w:val="20"/>
+                <w:szCs w:val="20"/>
+              </w:rPr>
+              <w:t xml:space="preserve">**[V4.3.0]** 外挂字库+黑匣子+参数存储</w:t>
+            </w:r>
+          </w:p>
+        </w:tc>
+        <w:tc>
+          <w:tcPr>
+            <w:tcW w:type="dxa" w:w="1814"/>
+            <w:tcBorders>
+              <w:top w:val="single" w:color="CCCCCC" w:sz="1"/>
+              <w:left w:val="single" w:color="CCCCCC" w:sz="1"/>
+              <w:bottom w:val="single" w:color="CCCCCC" w:sz="1"/>
+              <w:right w:val="single" w:color="CCCCCC" w:sz="1"/>
+            </w:tcBorders>
+            <w:tcMar>
+              <w:top w:type="dxa" w:w="60"/>
+              <w:left w:type="dxa" w:w="100"/>
+              <w:bottom w:type="dxa" w:w="60"/>
+              <w:right w:type="dxa" w:w="100"/>
+            </w:tcMar>
+          </w:tcPr>
+          <w:p>
+            <w:pPr>
+              <w:spacing w:line="288"/>
+            </w:pPr>
+            <w:r>
+              <w:rPr>
+                <w:rFonts w:ascii="SimSun" w:cs="SimSun" w:eastAsia="SimSun" w:hAnsi="SimSun"/>
+                <w:color w:val="333333"/>
+                <w:sz w:val="20"/>
+                <w:szCs w:val="20"/>
+              </w:rPr>
+              <w:t xml:space="preserve">¥3~5</w:t>
             </w:r>
           </w:p>
         </w:tc>

--- a/Claude_Files/docs/WPT无线充电系统-从零搭建全指南.docx
+++ b/Claude_Files/docs/WPT无线充电系统-从零搭建全指南.docx
@@ -288,7 +288,7 @@
                 <w:sz w:val="20"/>
                 <w:szCs w:val="20"/>
               </w:rPr>
-              <w:t xml:space="preserve">V4.3.0</w:t>
+              <w:t xml:space="preserve">V4.3.2</w:t>
             </w:r>
           </w:p>
         </w:tc>
@@ -352,7 +352,7 @@
                 <w:sz w:val="20"/>
                 <w:szCs w:val="20"/>
               </w:rPr>
-              <w:t xml:space="preserve">2026-06-22</w:t>
+              <w:t xml:space="preserve">2026-06-29</w:t>
             </w:r>
           </w:p>
         </w:tc>
@@ -416,7 +416,7 @@
                 <w:sz w:val="20"/>
                 <w:szCs w:val="20"/>
               </w:rPr>
-              <w:t xml:space="preserve">V4.3.0 (分支 `4.0TFT`)</w:t>
+              <w:t xml:space="preserve">V4.3.2 (分支 `4.0TFT`)</w:t>
             </w:r>
           </w:p>
         </w:tc>
@@ -934,6 +934,101 @@
                 <w:sz w:val="20"/>
                 <w:szCs w:val="20"/>
               </w:rPr>
+              <w:t xml:space="preserve">V4.3.2</w:t>
+            </w:r>
+          </w:p>
+        </w:tc>
+        <w:tc>
+          <w:tcPr>
+            <w:tcW w:type="dxa" w:w="3024"/>
+            <w:tcBorders>
+              <w:top w:val="single" w:color="CCCCCC" w:sz="1"/>
+              <w:left w:val="single" w:color="CCCCCC" w:sz="1"/>
+              <w:bottom w:val="single" w:color="CCCCCC" w:sz="1"/>
+              <w:right w:val="single" w:color="CCCCCC" w:sz="1"/>
+            </w:tcBorders>
+            <w:tcMar>
+              <w:top w:type="dxa" w:w="60"/>
+              <w:left w:type="dxa" w:w="100"/>
+              <w:bottom w:type="dxa" w:w="60"/>
+              <w:right w:type="dxa" w:w="100"/>
+            </w:tcMar>
+          </w:tcPr>
+          <w:p>
+            <w:pPr>
+              <w:spacing w:line="288"/>
+            </w:pPr>
+            <w:r>
+              <w:rPr>
+                <w:rFonts w:ascii="SimSun" w:cs="SimSun" w:eastAsia="SimSun" w:hAnsi="SimSun"/>
+                <w:color w:val="333333"/>
+                <w:sz w:val="20"/>
+                <w:szCs w:val="20"/>
+              </w:rPr>
+              <w:t xml:space="preserve">2026-06-29</w:t>
+            </w:r>
+          </w:p>
+        </w:tc>
+        <w:tc>
+          <w:tcPr>
+            <w:tcW w:type="dxa" w:w="3024"/>
+            <w:tcBorders>
+              <w:top w:val="single" w:color="CCCCCC" w:sz="1"/>
+              <w:left w:val="single" w:color="CCCCCC" w:sz="1"/>
+              <w:bottom w:val="single" w:color="CCCCCC" w:sz="1"/>
+              <w:right w:val="single" w:color="CCCCCC" w:sz="1"/>
+            </w:tcBorders>
+            <w:tcMar>
+              <w:top w:type="dxa" w:w="60"/>
+              <w:left w:type="dxa" w:w="100"/>
+              <w:bottom w:type="dxa" w:w="60"/>
+              <w:right w:type="dxa" w:w="100"/>
+            </w:tcMar>
+          </w:tcPr>
+          <w:p>
+            <w:pPr>
+              <w:spacing w:line="288"/>
+            </w:pPr>
+            <w:r>
+              <w:rPr>
+                <w:rFonts w:ascii="SimSun" w:cs="SimSun" w:eastAsia="SimSun" w:hAnsi="SimSun"/>
+                <w:color w:val="333333"/>
+                <w:sz w:val="20"/>
+                <w:szCs w:val="20"/>
+              </w:rPr>
+              <w:t xml:space="preserve">W25Q128 全字库修复: 初始化铁序修正 (TFT→SysTick→W25Q→Font→SPLASH) + Tft_Driver_Font_Init 拆分 + SPLASH 纯代码8帧渐亮 (不依赖 W25Q 位图分区) + 二分搜索 CS 翻转 + CRC32 算法修正 (Python zlib→STM32 refin=false) + bit_reverse_byte 删除 (字模不再镜像) + ch341 工具链精简 (仅字库烧录)</w:t>
+            </w:r>
+          </w:p>
+        </w:tc>
+      </w:tr>
+      <w:tr>
+        <w:tc>
+          <w:tcPr>
+            <w:tcW w:type="dxa" w:w="3024"/>
+            <w:tcBorders>
+              <w:top w:val="single" w:color="CCCCCC" w:sz="1"/>
+              <w:left w:val="single" w:color="CCCCCC" w:sz="1"/>
+              <w:bottom w:val="single" w:color="CCCCCC" w:sz="1"/>
+              <w:right w:val="single" w:color="CCCCCC" w:sz="1"/>
+            </w:tcBorders>
+            <w:tcMar>
+              <w:top w:type="dxa" w:w="60"/>
+              <w:left w:type="dxa" w:w="100"/>
+              <w:bottom w:type="dxa" w:w="60"/>
+              <w:right w:type="dxa" w:w="100"/>
+            </w:tcMar>
+          </w:tcPr>
+          <w:p>
+            <w:pPr>
+              <w:spacing w:line="288"/>
+            </w:pPr>
+            <w:r>
+              <w:rPr>
+                <w:rFonts w:ascii="SimSun" w:cs="SimSun" w:eastAsia="SimSun" w:hAnsi="SimSun"/>
+                <w:color w:val="333333"/>
+                <w:sz w:val="20"/>
+                <w:szCs w:val="20"/>
+              </w:rPr>
               <w:t xml:space="preserve">V4.3.0</w:t>
             </w:r>
           </w:p>
@@ -996,7 +1091,7 @@
                 <w:sz w:val="20"/>
                 <w:szCs w:val="20"/>
               </w:rPr>
-              <w:t xml:space="preserve">W25Q128 16MB SPI Flash 集成: SPI1 分时复用(PA6 DC/MISO动态切) + GB2312 全字库 668KB + 开机画面区 1MB + 配置参数双副本 CRC32 + 黑匣子循环日志 4MB(14B紧凑条目+跨页保护+CRC8行内校验) + 故障锁存前后5s + 四大硬件防线(L1写使能级联/L2 Busy死等/L3 DFF原子闪切/L4 发波禁擦) + ADC校准 Flash固化+自测算 B方案 + 字库上电 200ms CRC32自检 + 5帧开机动画</w:t>
+              <w:t xml:space="preserve">W25Q128 16MB SPI Flash 集成: SPI1 分时复用 + GB2312 全字库 + 黑匣子循环日志 + 四大硬件防线</w:t>
             </w:r>
           </w:p>
         </w:tc>

--- a/Claude_Files/docs/WPT无线充电系统-从零搭建全指南.docx
+++ b/Claude_Files/docs/WPT无线充电系统-从零搭建全指南.docx
@@ -288,7 +288,7 @@
                 <w:sz w:val="20"/>
                 <w:szCs w:val="20"/>
               </w:rPr>
-              <w:t xml:space="preserve">V4.3.2</w:t>
+              <w:t xml:space="preserve">V4.5.0</w:t>
             </w:r>
           </w:p>
         </w:tc>
@@ -352,7 +352,7 @@
                 <w:sz w:val="20"/>
                 <w:szCs w:val="20"/>
               </w:rPr>
-              <w:t xml:space="preserve">2026-06-29</w:t>
+              <w:t xml:space="preserve">2026-07-02</w:t>
             </w:r>
           </w:p>
         </w:tc>
@@ -416,7 +416,7 @@
                 <w:sz w:val="20"/>
                 <w:szCs w:val="20"/>
               </w:rPr>
-              <w:t xml:space="preserve">V4.3.2 (分支 `4.0TFT`)</w:t>
+              <w:t xml:space="preserve">V4.5.0 (分支 `4.0TFT`)</w:t>
             </w:r>
           </w:p>
         </w:tc>
@@ -807,6 +807,101 @@
                 <w:szCs w:val="20"/>
               </w:rPr>
               <w:t xml:space="preserve">变更说明</w:t>
+            </w:r>
+          </w:p>
+        </w:tc>
+      </w:tr>
+      <w:tr>
+        <w:tc>
+          <w:tcPr>
+            <w:tcW w:type="dxa" w:w="3024"/>
+            <w:tcBorders>
+              <w:top w:val="single" w:color="CCCCCC" w:sz="1"/>
+              <w:left w:val="single" w:color="CCCCCC" w:sz="1"/>
+              <w:bottom w:val="single" w:color="CCCCCC" w:sz="1"/>
+              <w:right w:val="single" w:color="CCCCCC" w:sz="1"/>
+            </w:tcBorders>
+            <w:tcMar>
+              <w:top w:type="dxa" w:w="60"/>
+              <w:left w:type="dxa" w:w="100"/>
+              <w:bottom w:type="dxa" w:w="60"/>
+              <w:right w:type="dxa" w:w="100"/>
+            </w:tcMar>
+          </w:tcPr>
+          <w:p>
+            <w:pPr>
+              <w:spacing w:line="288"/>
+            </w:pPr>
+            <w:r>
+              <w:rPr>
+                <w:rFonts w:ascii="SimSun" w:cs="SimSun" w:eastAsia="SimSun" w:hAnsi="SimSun"/>
+                <w:color w:val="333333"/>
+                <w:sz w:val="20"/>
+                <w:szCs w:val="20"/>
+              </w:rPr>
+              <w:t xml:space="preserve">V4.5.0</w:t>
+            </w:r>
+          </w:p>
+        </w:tc>
+        <w:tc>
+          <w:tcPr>
+            <w:tcW w:type="dxa" w:w="3024"/>
+            <w:tcBorders>
+              <w:top w:val="single" w:color="CCCCCC" w:sz="1"/>
+              <w:left w:val="single" w:color="CCCCCC" w:sz="1"/>
+              <w:bottom w:val="single" w:color="CCCCCC" w:sz="1"/>
+              <w:right w:val="single" w:color="CCCCCC" w:sz="1"/>
+            </w:tcBorders>
+            <w:tcMar>
+              <w:top w:type="dxa" w:w="60"/>
+              <w:left w:type="dxa" w:w="100"/>
+              <w:bottom w:type="dxa" w:w="60"/>
+              <w:right w:type="dxa" w:w="100"/>
+            </w:tcMar>
+          </w:tcPr>
+          <w:p>
+            <w:pPr>
+              <w:spacing w:line="288"/>
+            </w:pPr>
+            <w:r>
+              <w:rPr>
+                <w:rFonts w:ascii="SimSun" w:cs="SimSun" w:eastAsia="SimSun" w:hAnsi="SimSun"/>
+                <w:color w:val="333333"/>
+                <w:sz w:val="20"/>
+                <w:szCs w:val="20"/>
+              </w:rPr>
+              <w:t xml:space="preserve">2026-07-02</w:t>
+            </w:r>
+          </w:p>
+        </w:tc>
+        <w:tc>
+          <w:tcPr>
+            <w:tcW w:type="dxa" w:w="3024"/>
+            <w:tcBorders>
+              <w:top w:val="single" w:color="CCCCCC" w:sz="1"/>
+              <w:left w:val="single" w:color="CCCCCC" w:sz="1"/>
+              <w:bottom w:val="single" w:color="CCCCCC" w:sz="1"/>
+              <w:right w:val="single" w:color="CCCCCC" w:sz="1"/>
+            </w:tcBorders>
+            <w:tcMar>
+              <w:top w:type="dxa" w:w="60"/>
+              <w:left w:type="dxa" w:w="100"/>
+              <w:bottom w:type="dxa" w:w="60"/>
+              <w:right w:type="dxa" w:w="100"/>
+            </w:tcMar>
+          </w:tcPr>
+          <w:p>
+            <w:pPr>
+              <w:spacing w:line="288"/>
+            </w:pPr>
+            <w:r>
+              <w:rPr>
+                <w:rFonts w:ascii="SimSun" w:cs="SimSun" w:eastAsia="SimSun" w:hAnsi="SimSun"/>
+                <w:color w:val="333333"/>
+                <w:sz w:val="20"/>
+                <w:szCs w:val="20"/>
+              </w:rPr>
+              <w:t xml:space="preserve">设置系统重构: 8页设置(语言/字间距/图标/亮度二级/颜色6预设) + PIC预览+确认模型 + 字间距纯像素间隙0-6px + 亮度1-100%滚动翻阅 + 颜色全屏重绘 + Key_Driver ID命名去歧义 + ARMCC V5 hex-escape兼容</w:t>
             </w:r>
           </w:p>
         </w:tc>

--- a/Claude_Files/docs/WPT无线充电系统-从零搭建全指南.docx
+++ b/Claude_Files/docs/WPT无线充电系统-从零搭建全指南.docx
@@ -288,7 +288,7 @@
                 <w:sz w:val="20"/>
                 <w:szCs w:val="20"/>
               </w:rPr>
-              <w:t xml:space="preserve">V4.5.0</w:t>
+              <w:t xml:space="preserve">V4.5.1</w:t>
             </w:r>
           </w:p>
         </w:tc>
@@ -416,7 +416,7 @@
                 <w:sz w:val="20"/>
                 <w:szCs w:val="20"/>
               </w:rPr>
-              <w:t xml:space="preserve">V4.5.0 (分支 `4.0TFT`)</w:t>
+              <w:t xml:space="preserve">V4.5.1 (分支 `4.0TFT`)</w:t>
             </w:r>
           </w:p>
         </w:tc>
@@ -807,6 +807,101 @@
                 <w:szCs w:val="20"/>
               </w:rPr>
               <w:t xml:space="preserve">变更说明</w:t>
+            </w:r>
+          </w:p>
+        </w:tc>
+      </w:tr>
+      <w:tr>
+        <w:tc>
+          <w:tcPr>
+            <w:tcW w:type="dxa" w:w="3024"/>
+            <w:tcBorders>
+              <w:top w:val="single" w:color="CCCCCC" w:sz="1"/>
+              <w:left w:val="single" w:color="CCCCCC" w:sz="1"/>
+              <w:bottom w:val="single" w:color="CCCCCC" w:sz="1"/>
+              <w:right w:val="single" w:color="CCCCCC" w:sz="1"/>
+            </w:tcBorders>
+            <w:tcMar>
+              <w:top w:type="dxa" w:w="60"/>
+              <w:left w:type="dxa" w:w="100"/>
+              <w:bottom w:type="dxa" w:w="60"/>
+              <w:right w:type="dxa" w:w="100"/>
+            </w:tcMar>
+          </w:tcPr>
+          <w:p>
+            <w:pPr>
+              <w:spacing w:line="288"/>
+            </w:pPr>
+            <w:r>
+              <w:rPr>
+                <w:rFonts w:ascii="SimSun" w:cs="SimSun" w:eastAsia="SimSun" w:hAnsi="SimSun"/>
+                <w:color w:val="333333"/>
+                <w:sz w:val="20"/>
+                <w:szCs w:val="20"/>
+              </w:rPr>
+              <w:t xml:space="preserve">V4.5.1</w:t>
+            </w:r>
+          </w:p>
+        </w:tc>
+        <w:tc>
+          <w:tcPr>
+            <w:tcW w:type="dxa" w:w="3024"/>
+            <w:tcBorders>
+              <w:top w:val="single" w:color="CCCCCC" w:sz="1"/>
+              <w:left w:val="single" w:color="CCCCCC" w:sz="1"/>
+              <w:bottom w:val="single" w:color="CCCCCC" w:sz="1"/>
+              <w:right w:val="single" w:color="CCCCCC" w:sz="1"/>
+            </w:tcBorders>
+            <w:tcMar>
+              <w:top w:type="dxa" w:w="60"/>
+              <w:left w:type="dxa" w:w="100"/>
+              <w:bottom w:type="dxa" w:w="60"/>
+              <w:right w:type="dxa" w:w="100"/>
+            </w:tcMar>
+          </w:tcPr>
+          <w:p>
+            <w:pPr>
+              <w:spacing w:line="288"/>
+            </w:pPr>
+            <w:r>
+              <w:rPr>
+                <w:rFonts w:ascii="SimSun" w:cs="SimSun" w:eastAsia="SimSun" w:hAnsi="SimSun"/>
+                <w:color w:val="333333"/>
+                <w:sz w:val="20"/>
+                <w:szCs w:val="20"/>
+              </w:rPr>
+              <w:t xml:space="preserve">2026-07-02</w:t>
+            </w:r>
+          </w:p>
+        </w:tc>
+        <w:tc>
+          <w:tcPr>
+            <w:tcW w:type="dxa" w:w="3024"/>
+            <w:tcBorders>
+              <w:top w:val="single" w:color="CCCCCC" w:sz="1"/>
+              <w:left w:val="single" w:color="CCCCCC" w:sz="1"/>
+              <w:bottom w:val="single" w:color="CCCCCC" w:sz="1"/>
+              <w:right w:val="single" w:color="CCCCCC" w:sz="1"/>
+            </w:tcBorders>
+            <w:tcMar>
+              <w:top w:type="dxa" w:w="60"/>
+              <w:left w:type="dxa" w:w="100"/>
+              <w:bottom w:type="dxa" w:w="60"/>
+              <w:right w:type="dxa" w:w="100"/>
+            </w:tcMar>
+          </w:tcPr>
+          <w:p>
+            <w:pPr>
+              <w:spacing w:line="288"/>
+            </w:pPr>
+            <w:r>
+              <w:rPr>
+                <w:rFonts w:ascii="SimSun" w:cs="SimSun" w:eastAsia="SimSun" w:hAnsi="SimSun"/>
+                <w:color w:val="333333"/>
+                <w:sz w:val="20"/>
+                <w:szCs w:val="20"/>
+              </w:rPr>
+              <w:t xml:space="preserve">**全平台安全审查修复 (16项)**: ESP8266 Token占位符化+配网密码+CMD:CLEAR二次确认+公共MQTT门控 + STM32 DMA超时护底+环形缓冲+黑匣子指针持久化+故障锁存跨页擦除+strtol防溢出+USART2 RXNE优先 + 扫频进度条防闪烁 + Web乐观缓存回滚+SW BASE路径修复</w:t>
             </w:r>
           </w:p>
         </w:tc>

--- a/Claude_Files/docs/WPT无线充电系统-从零搭建全指南.docx
+++ b/Claude_Files/docs/WPT无线充电系统-从零搭建全指南.docx
@@ -50,7 +50,7 @@
           <w:sz w:val="24"/>
           <w:szCs w:val="24"/>
         </w:rPr>
-        <w:t xml:space="preserve">版本 V5.1.0</w:t>
+        <w:t xml:space="preserve">版本 V5.1.2</w:t>
       </w:r>
     </w:p>
     <w:p>
@@ -305,7 +305,7 @@
                 <w:sz w:val="20"/>
                 <w:szCs w:val="20"/>
               </w:rPr>
-              <w:t xml:space="preserve">V5.1.0</w:t>
+              <w:t xml:space="preserve">V5.1.2</w:t>
             </w:r>
           </w:p>
         </w:tc>
@@ -433,7 +433,7 @@
                 <w:sz w:val="20"/>
                 <w:szCs w:val="20"/>
               </w:rPr>
-              <w:t xml:space="preserve">V5.1.0 (分支 `5.0`)</w:t>
+              <w:t xml:space="preserve">V5.1.2 (分支 `5.0`)</w:t>
             </w:r>
           </w:p>
         </w:tc>
@@ -856,6 +856,196 @@
                 <w:sz w:val="20"/>
                 <w:szCs w:val="20"/>
               </w:rPr>
+              <w:t xml:space="preserve">V5.1.2</w:t>
+            </w:r>
+          </w:p>
+        </w:tc>
+        <w:tc>
+          <w:tcPr>
+            <w:tcW w:type="dxa" w:w="3024"/>
+            <w:tcBorders>
+              <w:top w:val="single" w:color="CCCCCC" w:sz="1"/>
+              <w:left w:val="single" w:color="CCCCCC" w:sz="1"/>
+              <w:bottom w:val="single" w:color="CCCCCC" w:sz="1"/>
+              <w:right w:val="single" w:color="CCCCCC" w:sz="1"/>
+            </w:tcBorders>
+            <w:tcMar>
+              <w:top w:type="dxa" w:w="60"/>
+              <w:left w:type="dxa" w:w="100"/>
+              <w:bottom w:type="dxa" w:w="60"/>
+              <w:right w:type="dxa" w:w="100"/>
+            </w:tcMar>
+          </w:tcPr>
+          <w:p>
+            <w:pPr>
+              <w:spacing w:line="288"/>
+            </w:pPr>
+            <w:r>
+              <w:rPr>
+                <w:rFonts w:ascii="SimSun" w:cs="SimSun" w:eastAsia="SimSun" w:hAnsi="SimSun"/>
+                <w:color w:val="333333"/>
+                <w:sz w:val="20"/>
+                <w:szCs w:val="20"/>
+              </w:rPr>
+              <w:t xml:space="preserve">2026-07-26</w:t>
+            </w:r>
+          </w:p>
+        </w:tc>
+        <w:tc>
+          <w:tcPr>
+            <w:tcW w:type="dxa" w:w="3024"/>
+            <w:tcBorders>
+              <w:top w:val="single" w:color="CCCCCC" w:sz="1"/>
+              <w:left w:val="single" w:color="CCCCCC" w:sz="1"/>
+              <w:bottom w:val="single" w:color="CCCCCC" w:sz="1"/>
+              <w:right w:val="single" w:color="CCCCCC" w:sz="1"/>
+            </w:tcBorders>
+            <w:tcMar>
+              <w:top w:type="dxa" w:w="60"/>
+              <w:left w:type="dxa" w:w="100"/>
+              <w:bottom w:type="dxa" w:w="60"/>
+              <w:right w:type="dxa" w:w="100"/>
+            </w:tcMar>
+          </w:tcPr>
+          <w:p>
+            <w:pPr>
+              <w:spacing w:line="288"/>
+            </w:pPr>
+            <w:r>
+              <w:rPr>
+                <w:rFonts w:ascii="SimSun" w:cs="SimSun" w:eastAsia="SimSun" w:hAnsi="SimSun"/>
+                <w:color w:val="333333"/>
+                <w:sz w:val="20"/>
+                <w:szCs w:val="20"/>
+              </w:rPr>
+              <w:t xml:space="preserve">**全链路优化**: ESP8266双档频率量化、指令精确匹配与串口溢出保护；小程序/网页数据模型迁移、轮询恢复与跨日历史修复；桥接鉴权与输入验证；字库工具新备份、完整2MB校验和分区写入。</w:t>
+            </w:r>
+          </w:p>
+        </w:tc>
+      </w:tr>
+      <w:tr>
+        <w:tc>
+          <w:tcPr>
+            <w:tcW w:type="dxa" w:w="3024"/>
+            <w:tcBorders>
+              <w:top w:val="single" w:color="CCCCCC" w:sz="1"/>
+              <w:left w:val="single" w:color="CCCCCC" w:sz="1"/>
+              <w:bottom w:val="single" w:color="CCCCCC" w:sz="1"/>
+              <w:right w:val="single" w:color="CCCCCC" w:sz="1"/>
+            </w:tcBorders>
+            <w:tcMar>
+              <w:top w:type="dxa" w:w="60"/>
+              <w:left w:type="dxa" w:w="100"/>
+              <w:bottom w:type="dxa" w:w="60"/>
+              <w:right w:type="dxa" w:w="100"/>
+            </w:tcMar>
+          </w:tcPr>
+          <w:p>
+            <w:pPr>
+              <w:spacing w:line="288"/>
+            </w:pPr>
+            <w:r>
+              <w:rPr>
+                <w:rFonts w:ascii="SimSun" w:cs="SimSun" w:eastAsia="SimSun" w:hAnsi="SimSun"/>
+                <w:color w:val="333333"/>
+                <w:sz w:val="20"/>
+                <w:szCs w:val="20"/>
+              </w:rPr>
+              <w:t xml:space="preserve">V5.1.1</w:t>
+            </w:r>
+          </w:p>
+        </w:tc>
+        <w:tc>
+          <w:tcPr>
+            <w:tcW w:type="dxa" w:w="3024"/>
+            <w:tcBorders>
+              <w:top w:val="single" w:color="CCCCCC" w:sz="1"/>
+              <w:left w:val="single" w:color="CCCCCC" w:sz="1"/>
+              <w:bottom w:val="single" w:color="CCCCCC" w:sz="1"/>
+              <w:right w:val="single" w:color="CCCCCC" w:sz="1"/>
+            </w:tcBorders>
+            <w:tcMar>
+              <w:top w:type="dxa" w:w="60"/>
+              <w:left w:type="dxa" w:w="100"/>
+              <w:bottom w:type="dxa" w:w="60"/>
+              <w:right w:type="dxa" w:w="100"/>
+            </w:tcMar>
+          </w:tcPr>
+          <w:p>
+            <w:pPr>
+              <w:spacing w:line="288"/>
+            </w:pPr>
+            <w:r>
+              <w:rPr>
+                <w:rFonts w:ascii="SimSun" w:cs="SimSun" w:eastAsia="SimSun" w:hAnsi="SimSun"/>
+                <w:color w:val="333333"/>
+                <w:sz w:val="20"/>
+                <w:szCs w:val="20"/>
+              </w:rPr>
+              <w:t xml:space="preserve">2026-07-26</w:t>
+            </w:r>
+          </w:p>
+        </w:tc>
+        <w:tc>
+          <w:tcPr>
+            <w:tcW w:type="dxa" w:w="3024"/>
+            <w:tcBorders>
+              <w:top w:val="single" w:color="CCCCCC" w:sz="1"/>
+              <w:left w:val="single" w:color="CCCCCC" w:sz="1"/>
+              <w:bottom w:val="single" w:color="CCCCCC" w:sz="1"/>
+              <w:right w:val="single" w:color="CCCCCC" w:sz="1"/>
+            </w:tcBorders>
+            <w:tcMar>
+              <w:top w:type="dxa" w:w="60"/>
+              <w:left w:type="dxa" w:w="100"/>
+              <w:bottom w:type="dxa" w:w="60"/>
+              <w:right w:type="dxa" w:w="100"/>
+            </w:tcMar>
+          </w:tcPr>
+          <w:p>
+            <w:pPr>
+              <w:spacing w:line="288"/>
+            </w:pPr>
+            <w:r>
+              <w:rPr>
+                <w:rFonts w:ascii="SimSun" w:cs="SimSun" w:eastAsia="SimSun" w:hAnsi="SimSun"/>
+                <w:color w:val="333333"/>
+                <w:sz w:val="20"/>
+                <w:szCs w:val="20"/>
+              </w:rPr>
+              <w:t xml:space="preserve">**全面加固**: 主题擦除和配色越界修复；外置图标动态布局；字库V2全负载CRC；整帧命令解析；配置语义校验；200ms上电稳定门控；ADC模拟看门狗快速关断；异常最小化关断；实际频率跟踪与2KB栈。</w:t>
+            </w:r>
+          </w:p>
+        </w:tc>
+      </w:tr>
+      <w:tr>
+        <w:tc>
+          <w:tcPr>
+            <w:tcW w:type="dxa" w:w="3024"/>
+            <w:tcBorders>
+              <w:top w:val="single" w:color="CCCCCC" w:sz="1"/>
+              <w:left w:val="single" w:color="CCCCCC" w:sz="1"/>
+              <w:bottom w:val="single" w:color="CCCCCC" w:sz="1"/>
+              <w:right w:val="single" w:color="CCCCCC" w:sz="1"/>
+            </w:tcBorders>
+            <w:tcMar>
+              <w:top w:type="dxa" w:w="60"/>
+              <w:left w:type="dxa" w:w="100"/>
+              <w:bottom w:type="dxa" w:w="60"/>
+              <w:right w:type="dxa" w:w="100"/>
+            </w:tcMar>
+          </w:tcPr>
+          <w:p>
+            <w:pPr>
+              <w:spacing w:line="288"/>
+            </w:pPr>
+            <w:r>
+              <w:rPr>
+                <w:rFonts w:ascii="SimSun" w:cs="SimSun" w:eastAsia="SimSun" w:hAnsi="SimSun"/>
+                <w:color w:val="333333"/>
+                <w:sz w:val="20"/>
+                <w:szCs w:val="20"/>
+              </w:rPr>
               <w:t xml:space="preserve">V5.1.0</w:t>
             </w:r>
           </w:p>
@@ -2311,7 +2501,8 @@
           <w:sz w:val="22"/>
           <w:szCs w:val="22"/>
         </w:rPr>
-        <w:t xml:space="preserve">- 远程调频率 (20kHz~200kHz, 步进到实际可达值)</w:t>
+        <w:t xml:space="preserve">- 远程调频率 (20kHz~200kHz, 步进到实际可达值)
+</w:t>
       </w:r>
     </w:p>
     <w:p>
@@ -2325,7 +2516,8 @@
           <w:sz w:val="22"/>
           <w:szCs w:val="22"/>
         </w:rPr>
-        <w:t xml:space="preserve">- TFT 彩屏本地显示: 递增式分段表盘 + 15页面 UI</w:t>
+        <w:t xml:space="preserve">- TFT 彩屏本地显示: 递增式分段表盘 + 15页面 UI
+</w:t>
       </w:r>
     </w:p>
     <w:p>
@@ -2798,7 +2990,8 @@
           <w:sz w:val="19"/>
           <w:szCs w:val="19"/>
         </w:rPr>
-        <w:t xml:space="preserve">│  • TIM1全桥PWM (20k~200kHz, 50%占空比, 1000ns死区)   │</w:t>
+        <w:t xml:space="preserve">│  • TIM1全桥PWM (20k~200kHz, 50%占空比, 1000ns死区)   │
+</w:t>
       </w:r>
     </w:p>
     <w:p>
@@ -14178,7 +14371,8 @@
           <w:sz w:val="19"/>
           <w:szCs w:val="19"/>
         </w:rPr>
-        <w:t xml:space="preserve">│   ├── Ui_Controller.c/h   ← 15页面 UI 状态机 + 五项设置 + 递增式独立表盘</w:t>
+        <w:t xml:space="preserve">│   ├── Ui_Controller.c/h   ← 15页面 UI 状态机 + 五项设置 + 递增式独立表盘
+</w:t>
       </w:r>
     </w:p>
     <w:p>
@@ -14194,8 +14388,7 @@
           <w:sz w:val="19"/>
           <w:szCs w:val="19"/>
         </w:rPr>
-        <w:t xml:space="preserve">│   ├── Tft_Driver.c/h      ← ST7735 SPI+DMA + Flash/ROM 双路径字库
-</w:t>
+        <w:t xml:space="preserve">│   ├── Tft_Driver.c/h      ← ST7735 SPI+DMA + Flash/ROM 双路径字库 + V2全负载CRC</w:t>
       </w:r>
     </w:p>
     <w:p>
@@ -14296,8 +14489,7 @@
           <w:sz w:val="19"/>
           <w:szCs w:val="19"/>
         </w:rPr>
-        <w:t xml:space="preserve">│   ├── Adc_Driver.c/h      ← TIM3 500Hz触发 + 64点显示/8点安全窗口
-</w:t>
+        <w:t xml:space="preserve">│   ├── Adc_Driver.c/h      ← TIM3 500Hz触发 + 模拟看门狗 + 64点显示/8点安全窗口</w:t>
       </w:r>
     </w:p>
     <w:p>
@@ -14364,7 +14556,8 @@
           <w:sz w:val="19"/>
           <w:szCs w:val="19"/>
         </w:rPr>
-        <w:t xml:space="preserve">│   ├── Pwm_Driver.c/h      ← TIM1 全桥 PWM 20-200kHz原子更新</w:t>
+        <w:t xml:space="preserve">│   ├── Pwm_Driver.c/h      ← TIM1 全桥 PWM 20-200kHz原子更新
+</w:t>
       </w:r>
     </w:p>
     <w:p>
@@ -14482,8 +14675,7 @@
           <w:sz w:val="19"/>
           <w:szCs w:val="19"/>
         </w:rPr>
-        <w:t xml:space="preserve">│   └── stm32f10x_it.c/h    ← SysTick/ADC DMA/USART2 ISR
-</w:t>
+        <w:t xml:space="preserve">│   └── stm32f10x_it.c/h    ← SysTick/ADC看门狗/ADC DMA/USART2 ISR</w:t>
       </w:r>
     </w:p>
     <w:p>
@@ -15174,7 +15366,8 @@
           <w:sz w:val="19"/>
           <w:szCs w:val="19"/>
         </w:rPr>
-        <w:t xml:space="preserve">SS_IDLE ──Trigger──→ SS_SWEEP(按锁定档位起点) ──降频──→ SS_DONE(保存目标)</w:t>
+        <w:t xml:space="preserve">SS_IDLE ──Trigger──→ SS_SWEEP(按锁定档位起点) ──降频──→ SS_DONE(保存目标)
+</w:t>
       </w:r>
     </w:p>
     <w:p>
@@ -15277,7 +15470,8 @@
           <w:sz w:val="22"/>
           <w:szCs w:val="22"/>
         </w:rPr>
-        <w:t xml:space="preserve">——扫频时 TFT 照刷、按键照样响应、过流保护照样生效。</w:t>
+        <w:t xml:space="preserve">——扫频时 TFT 照刷、按键照样响应、过流保护照样生效。
+</w:t>
       </w:r>
     </w:p>
     <w:p/>
@@ -15292,7 +15486,8 @@
           <w:sz w:val="22"/>
           <w:szCs w:val="22"/>
         </w:rPr>
-        <w:t xml:space="preserve">PWM统一硬边界为20–200kHz；功率级允许工作范围仍须由实机谐振参数、限流条件和温升测试确认。</w:t>
+        <w:t xml:space="preserve">PWM统一硬边界为20–200kHz；功率级允许工作范围仍须由实机谐振参数、限流条件和温升测试确认。
+</w:t>
       </w:r>
     </w:p>
     <w:p/>
@@ -16302,8 +16497,7 @@
           <w:sz w:val="22"/>
           <w:szCs w:val="22"/>
         </w:rPr>
-        <w:t xml:space="preserve">: 仅IDLE、PB10已开、ADC校准READY、采样新鲜且无FAULT时允许KEY4/远程ON启动
-</w:t>
+        <w:t xml:space="preserve">: 仅IDLE、PB10已稳定接通至少200ms、ADC校准READY、采样新鲜、电流安全且无FAULT时允许KEY4/远程ON启动</w:t>
       </w:r>
     </w:p>
     <w:p>
@@ -16337,8 +16531,7 @@
           <w:sz w:val="22"/>
           <w:szCs w:val="22"/>
         </w:rPr>
-        <w:t xml:space="preserve">: SWEEP和RUNNING都使用8点安全电流，连续3个新样本 &gt;5.0A才锁存FAULT
-</w:t>
+        <w:t xml:space="preserve">: ADC模拟看门狗在约5.5A门限先关闭PWM；SWEEP和RUNNING继续使用8点安全电流，连续3个新样本 &gt;5.0A锁存FAULT，形成快速关断与抗干扰确认两层保护</w:t>
       </w:r>
     </w:p>
     <w:p>
@@ -16372,8 +16565,28 @@
           <w:sz w:val="22"/>
           <w:szCs w:val="22"/>
         </w:rPr>
-        <w:t xml:space="preserve">: 首故障原因锁存并冻结故障快照；PWM与12V强制关闭，KEY0不能绕过FAULT
-</w:t>
+        <w:t xml:space="preserve">: 首故障原因锁存并冻结故障快照；PWM与12V强制关闭，KEY0不能绕过FAULT</w:t>
+      </w:r>
+    </w:p>
+    <w:p/>
+    <w:p>
+      <w:pPr>
+        <w:pBdr>
+          <w:left w:val="single" w:color="2B579A" w:sz="12" w:space="8"/>
+        </w:pBdr>
+        <w:spacing w:line="360"/>
+        <w:ind w:left="360"/>
+      </w:pPr>
+      <w:r>
+        <w:rPr>
+          <w:rFonts w:ascii="SimSun" w:cs="SimSun" w:eastAsia="SimSun" w:hAnsi="SimSun"/>
+          <w:i/>
+          <w:iCs/>
+          <w:color w:val="555555"/>
+          <w:sz w:val="20"/>
+          <w:szCs w:val="20"/>
+        </w:rPr>
+        <w:t xml:space="preserve">ADC模拟看门狗受500Hz采样周期限制，属于毫秒级快速软件保护，不能替代功率板上的硬件比较器、驱动器关断脚和保险丝。MOSFET逐周期保护仍应由外部硬件完成。</w:t>
       </w:r>
     </w:p>
     <w:p/>
@@ -16725,7 +16938,7 @@
                 <w:sz w:val="20"/>
                 <w:szCs w:val="20"/>
               </w:rPr>
-              <w:t xml:space="preserve">W25Q128全字库20897字；ROM回退为ASCII 95字 + 必要中文4字 + 图标</w:t>
+              <w:t xml:space="preserve">W25Q128全字库20897字；V2 CRC覆盖完整有效负载并兼容V1；ROM回退为ASCII 95字 + 必要中文4字 + 图标</w:t>
             </w:r>
           </w:p>
         </w:tc>
@@ -16853,7 +17066,7 @@
                 <w:sz w:val="20"/>
                 <w:szCs w:val="20"/>
               </w:rPr>
-              <w:t xml:space="preserve">WIFI(4帧+动画6帧), MQTT(3态+动画6帧), ICON_STAR</w:t>
+              <w:t xml:space="preserve">35组78帧；数据起点按表头条目数动态计算，片内保留WIFI/MQTT/星形回退</w:t>
             </w:r>
           </w:p>
         </w:tc>
@@ -16936,7 +17149,8 @@
           <w:sz w:val="22"/>
           <w:szCs w:val="22"/>
         </w:rPr>
-        <w:t xml:space="preserve">#### 4.3.9 UI — 15页面五项设置 + 递增式独立表盘</w:t>
+        <w:t xml:space="preserve">#### 4.3.9 UI — 15页面五项设置 + 递增式独立表盘
+</w:t>
       </w:r>
     </w:p>
     <w:p/>
@@ -18620,7 +18834,7 @@
           <w:sz w:val="22"/>
           <w:szCs w:val="22"/>
         </w:rPr>
-        <w:t xml:space="preserve">: 语言、启动频率、字符间距、光标图标、配色方案。启动频率页保存低频档20.0–99.9kHz与高频档100–200kHz；确认保存副本，返回取消本次编辑，KEY1双击从任意设置子页回主菜单。PA12背光保留GPIO开关能力，不提供设置项。</w:t>
+        <w:t xml:space="preserve">: 语言、启动频率、字符间距、光标图标、配色方案。启动频率页保存低频档20.0–99.9kHz与高频档100–200kHz；确认保存副本，返回取消本次编辑，KEY1双击从任意设置子页回主菜单。配色页以每行色块显示六种预设，不再覆盖末行选项；自定义配色进入预览时使用安全下标。PA12背光保留GPIO开关能力，不提供设置项。</w:t>
       </w:r>
     </w:p>
     <w:p/>
@@ -18655,7 +18869,8 @@
           <w:sz w:val="22"/>
           <w:szCs w:val="22"/>
         </w:rPr>
-        <w:t xml:space="preserve">: 电压按0–20V/2V、20–40V/5V、40–50V/10V分段；电流按0–1A/0.1A、1–3A/0.5A、3–5A/1A分段；频率随锁定档位使用20–50/5、50–80/10、80–100/20kHz或100–140/5、140–180/10、180–200/20kHz分段。每格角度相同，跨分段连续；中央主数值由8×16字模2倍绘制，动态周期仅差分刷新圆弧、数值和状态。</w:t>
+        <w:t xml:space="preserve">: 电压按0–20V/2V、20–40V/5V、40–50V/10V分段；电流按0–1A/0.1A、1–3A/0.5A、3–5A/1A分段；频率随锁定档位使用20–50/5、50–80/10、80–100/20kHz或100–140/5、140–180/10、180–200/20kHz分段。每格角度相同，跨分段连续；中央主数值由8×16字模2倍绘制，动态周期仅差分刷新圆弧、数值和状态。
+</w:t>
       </w:r>
     </w:p>
     <w:p/>
@@ -23723,8 +23938,7 @@
           <w:sz w:val="22"/>
           <w:szCs w:val="22"/>
         </w:rPr>
-        <w:t xml:space="preserve">: `(val/1000)*1000`, 与 STM32 PWM 1kHz 步进一致。
-</w:t>
+        <w:t xml:space="preserve">: 20.0–99.9kHz按100Hz量化，100–200kHz按1kHz量化；运行期再由STM32以1kHz/10ms平滑过渡到精确目标。</w:t>
       </w:r>
     </w:p>
     <w:p/>
@@ -23759,8 +23973,7 @@
           <w:sz w:val="22"/>
           <w:szCs w:val="22"/>
         </w:rPr>
-        <w:t xml:space="preserve">: 仅在 running 时上报真实 F 值, 否则上报 0。完全透传 STM32 决策。
-</w:t>
+        <w:t xml:space="preserve">: SWEEP和RUNNING上报TIM1实际 F 值，IDLE和FAULT上报0；ESP8266完全透传STM32决策。</w:t>
       </w:r>
     </w:p>
     <w:p/>
@@ -30641,6 +30854,134 @@
                 <w:sz w:val="20"/>
                 <w:szCs w:val="20"/>
               </w:rPr>
+              <w:t xml:space="preserve">V5.1.2</w:t>
+            </w:r>
+          </w:p>
+        </w:tc>
+        <w:tc>
+          <w:tcPr>
+            <w:tcW w:type="dxa" w:w="4536"/>
+            <w:tcBorders>
+              <w:top w:val="single" w:color="CCCCCC" w:sz="1"/>
+              <w:left w:val="single" w:color="CCCCCC" w:sz="1"/>
+              <w:bottom w:val="single" w:color="CCCCCC" w:sz="1"/>
+              <w:right w:val="single" w:color="CCCCCC" w:sz="1"/>
+            </w:tcBorders>
+            <w:tcMar>
+              <w:top w:type="dxa" w:w="60"/>
+              <w:left w:type="dxa" w:w="100"/>
+              <w:bottom w:type="dxa" w:w="60"/>
+              <w:right w:type="dxa" w:w="100"/>
+            </w:tcMar>
+          </w:tcPr>
+          <w:p>
+            <w:pPr>
+              <w:spacing w:line="288"/>
+            </w:pPr>
+            <w:r>
+              <w:rPr>
+                <w:rFonts w:ascii="SimSun" w:cs="SimSun" w:eastAsia="SimSun" w:hAnsi="SimSun"/>
+                <w:color w:val="333333"/>
+                <w:sz w:val="20"/>
+                <w:szCs w:val="20"/>
+              </w:rPr>
+              <w:t xml:space="preserve">ESP8266、小程序、网页、桥接与CH341A工具的频率、安全、生命周期和数据一致性修复。</w:t>
+            </w:r>
+          </w:p>
+        </w:tc>
+      </w:tr>
+      <w:tr>
+        <w:tc>
+          <w:tcPr>
+            <w:tcW w:type="dxa" w:w="4536"/>
+            <w:tcBorders>
+              <w:top w:val="single" w:color="CCCCCC" w:sz="1"/>
+              <w:left w:val="single" w:color="CCCCCC" w:sz="1"/>
+              <w:bottom w:val="single" w:color="CCCCCC" w:sz="1"/>
+              <w:right w:val="single" w:color="CCCCCC" w:sz="1"/>
+            </w:tcBorders>
+            <w:tcMar>
+              <w:top w:type="dxa" w:w="60"/>
+              <w:left w:type="dxa" w:w="100"/>
+              <w:bottom w:type="dxa" w:w="60"/>
+              <w:right w:type="dxa" w:w="100"/>
+            </w:tcMar>
+          </w:tcPr>
+          <w:p>
+            <w:pPr>
+              <w:spacing w:line="288"/>
+            </w:pPr>
+            <w:r>
+              <w:rPr>
+                <w:rFonts w:ascii="SimSun" w:cs="SimSun" w:eastAsia="SimSun" w:hAnsi="SimSun"/>
+                <w:color w:val="333333"/>
+                <w:sz w:val="20"/>
+                <w:szCs w:val="20"/>
+              </w:rPr>
+              <w:t xml:space="preserve">V5.1.1</w:t>
+            </w:r>
+          </w:p>
+        </w:tc>
+        <w:tc>
+          <w:tcPr>
+            <w:tcW w:type="dxa" w:w="4536"/>
+            <w:tcBorders>
+              <w:top w:val="single" w:color="CCCCCC" w:sz="1"/>
+              <w:left w:val="single" w:color="CCCCCC" w:sz="1"/>
+              <w:bottom w:val="single" w:color="CCCCCC" w:sz="1"/>
+              <w:right w:val="single" w:color="CCCCCC" w:sz="1"/>
+            </w:tcBorders>
+            <w:tcMar>
+              <w:top w:type="dxa" w:w="60"/>
+              <w:left w:type="dxa" w:w="100"/>
+              <w:bottom w:type="dxa" w:w="60"/>
+              <w:right w:type="dxa" w:w="100"/>
+            </w:tcMar>
+          </w:tcPr>
+          <w:p>
+            <w:pPr>
+              <w:spacing w:line="288"/>
+            </w:pPr>
+            <w:r>
+              <w:rPr>
+                <w:rFonts w:ascii="SimSun" w:cs="SimSun" w:eastAsia="SimSun" w:hAnsi="SimSun"/>
+                <w:color w:val="333333"/>
+                <w:sz w:val="20"/>
+                <w:szCs w:val="20"/>
+              </w:rPr>
+              <w:t xml:space="preserve">显示、图标、字库、配置和命令边界修复；200ms上电门控；ADC模拟看门狗快速关断；异常安全路径与实际频率跟踪。</w:t>
+            </w:r>
+          </w:p>
+        </w:tc>
+      </w:tr>
+      <w:tr>
+        <w:tc>
+          <w:tcPr>
+            <w:tcW w:type="dxa" w:w="4536"/>
+            <w:tcBorders>
+              <w:top w:val="single" w:color="CCCCCC" w:sz="1"/>
+              <w:left w:val="single" w:color="CCCCCC" w:sz="1"/>
+              <w:bottom w:val="single" w:color="CCCCCC" w:sz="1"/>
+              <w:right w:val="single" w:color="CCCCCC" w:sz="1"/>
+            </w:tcBorders>
+            <w:tcMar>
+              <w:top w:type="dxa" w:w="60"/>
+              <w:left w:type="dxa" w:w="100"/>
+              <w:bottom w:type="dxa" w:w="60"/>
+              <w:right w:type="dxa" w:w="100"/>
+            </w:tcMar>
+          </w:tcPr>
+          <w:p>
+            <w:pPr>
+              <w:spacing w:line="288"/>
+            </w:pPr>
+            <w:r>
+              <w:rPr>
+                <w:rFonts w:ascii="SimSun" w:cs="SimSun" w:eastAsia="SimSun" w:hAnsi="SimSun"/>
+                <w:color w:val="333333"/>
+                <w:sz w:val="20"/>
+                <w:szCs w:val="20"/>
+              </w:rPr>
               <w:t xml:space="preserve">V5.1.0</w:t>
             </w:r>
           </w:p>
@@ -30961,7 +31302,7 @@
           <w:sz w:val="20"/>
           <w:szCs w:val="20"/>
         </w:rPr>
-        <w:t xml:space="preserve">**全文完**。本文已与 V5.1.0 固件同步。如果你跟着做遇到问题, 回头翻第 9 章故障速查表；涉及功率部分时务必先断开12V并确认PB10为低。祝你的全桥不发烫, ESP8266 不掉线, OneNET 不报401, TFT不显示乱码。</w:t>
+        <w:t xml:space="preserve">**全文完**。本文已与 V5.1.2 固件同步。如果你跟着做遇到问题, 回头翻第 9 章故障速查表；涉及功率部分时务必先断开12V并确认PB10为低。祝你的全桥不发烫, ESP8266 不掉线, OneNET 不报401, TFT不显示乱码。</w:t>
       </w:r>
     </w:p>
     <w:p/>
